--- a/book/module-01/Module1c6.docx
+++ b/book/module-01/Module1c6.docx
@@ -1,94 +1,137 @@
 
 <file path=word/document.xml><?xml version="1.0" encoding="utf-8"?>
-<w:document xmlns:o="urn:schemas-microsoft-com:office:office" xmlns:r="http://schemas.openxmlformats.org/officeDocument/2006/relationships" xmlns:v="urn:schemas-microsoft-com:vml" xmlns:w="http://schemas.openxmlformats.org/wordprocessingml/2006/main" xmlns:w10="urn:schemas-microsoft-com:office:word" xmlns:wp="http://schemas.openxmlformats.org/drawingml/2006/wordprocessingDrawing" xmlns:pic="http://schemas.openxmlformats.org/drawingml/2006/picture" xmlns:wps="http://schemas.microsoft.com/office/word/2010/wordprocessingShape" xmlns:wpg="http://schemas.microsoft.com/office/word/2010/wordprocessingGroup" xmlns:mc="http://schemas.openxmlformats.org/markup-compatibility/2006" xmlns:wp14="http://schemas.microsoft.com/office/word/2010/wordprocessingDrawing" xmlns:w14="http://schemas.microsoft.com/office/word/2010/wordml" xmlns:w15="http://schemas.microsoft.com/office/word/2012/wordml" mc:Ignorable="w14 wp14 w15">
+<w:document xmlns:wpc="http://schemas.microsoft.com/office/word/2010/wordprocessingCanvas" xmlns:mc="http://schemas.openxmlformats.org/markup-compatibility/2006" xmlns:o="urn:schemas-microsoft-com:office:office" xmlns:r="http://schemas.openxmlformats.org/officeDocument/2006/relationships" xmlns:m="http://schemas.openxmlformats.org/officeDocument/2006/math" xmlns:v="urn:schemas-microsoft-com:vml" xmlns:wp14="http://schemas.microsoft.com/office/word/2010/wordprocessingDrawing" xmlns:wp="http://schemas.openxmlformats.org/drawingml/2006/wordprocessingDrawing" xmlns:w10="urn:schemas-microsoft-com:office:word" xmlns:w="http://schemas.openxmlformats.org/wordprocessingml/2006/main" xmlns:w14="http://schemas.microsoft.com/office/word/2010/wordml" xmlns:w15="http://schemas.microsoft.com/office/word/2012/wordml" xmlns:w16se="http://schemas.microsoft.com/office/word/2015/wordml/symex" xmlns:w16cid="http://schemas.microsoft.com/office/word/2016/wordml/cid" xmlns:w16="http://schemas.microsoft.com/office/word/2018/wordml" xmlns:w16cex="http://schemas.microsoft.com/office/word/2018/wordml/cex" xmlns:w16sdtdh="http://schemas.microsoft.com/office/word/2020/wordml/sdtdatahash" xmlns:wne="http://schemas.microsoft.com/office/word/2006/wordml" xmlns:wpg="http://schemas.microsoft.com/office/word/2010/wordprocessingGroup" xmlns:wps="http://schemas.microsoft.com/office/word/2010/wordprocessingShape" mc:Ignorable="w14 w15 w16se w16cid w16 w16cex w16sdtdh wp14">
   <w:body>
     <w:p>
       <w:pPr>
         <w:pStyle w:val="BodyText"/>
-        <w:bidi w:val="0"/>
-        <w:spacing w:lineRule="auto" w:line="276" w:before="0" w:after="140"/>
-        <w:jc w:val="start"/>
-        <w:rPr/>
-      </w:pPr>
-      <w:r>
-        <w:rPr/>
+        <w:spacing w:before="0" w:after="140" w:line="276" w:lineRule="auto"/>
+        <w:jc w:val="start"/>
+      </w:pPr>
+      <w:r>
+        <w:rPr>
+          <w:rFonts w:ascii="Liberation Serif" w:hAnsi="Liberation Serif" w:eastAsia="Songti SC" w:cs="Arial Unicode MS"/>
+          <w:kern w:val="2"/>
+          <w:sz w:val="24"/>
+          <w:szCs w:val="24"/>
+        </w:rPr>
         <w:t xml:space="preserve">We've reached the end of </w:t>
       </w:r>
       <w:r>
         <w:rPr>
           <w:rStyle w:val="Strong"/>
+          <w:rFonts w:ascii="Liberation Serif" w:hAnsi="Liberation Serif" w:eastAsia="Songti SC" w:cs="Arial Unicode MS"/>
+          <w:b/>
+          <w:bCs/>
+          <w:kern w:val="2"/>
+          <w:sz w:val="24"/>
+          <w:szCs w:val="24"/>
         </w:rPr>
         <w:t>Module 1</w:t>
       </w:r>
       <w:r>
-        <w:rPr/>
+        <w:rPr>
+          <w:rFonts w:ascii="Liberation Serif" w:hAnsi="Liberation Serif" w:eastAsia="Songti SC" w:cs="Arial Unicode MS"/>
+          <w:kern w:val="2"/>
+          <w:sz w:val="24"/>
+          <w:szCs w:val="24"/>
+        </w:rPr>
         <w:t>.</w:t>
       </w:r>
     </w:p>
     <w:p>
       <w:pPr>
         <w:pStyle w:val="BodyText"/>
-        <w:bidi w:val="0"/>
-        <w:spacing w:lineRule="auto" w:line="276" w:before="0" w:after="140"/>
-        <w:jc w:val="start"/>
-        <w:rPr/>
-      </w:pPr>
-      <w:r>
-        <w:rPr/>
+        <w:spacing w:before="0" w:after="140" w:line="276" w:lineRule="auto"/>
+        <w:jc w:val="start"/>
+      </w:pPr>
+      <w:r>
+        <w:rPr>
+          <w:rFonts w:ascii="Liberation Serif" w:hAnsi="Liberation Serif" w:eastAsia="Songti SC" w:cs="Arial Unicode MS"/>
+          <w:kern w:val="2"/>
+          <w:sz w:val="24"/>
+          <w:szCs w:val="24"/>
+        </w:rPr>
         <w:t>Before we start writing code in Module 2, I want to do something that most AI courses skip.</w:t>
       </w:r>
     </w:p>
     <w:p>
       <w:pPr>
         <w:pStyle w:val="BodyText"/>
-        <w:bidi w:val="0"/>
-        <w:spacing w:lineRule="auto" w:line="276" w:before="0" w:after="140"/>
-        <w:jc w:val="start"/>
-        <w:rPr/>
-      </w:pPr>
-      <w:r>
-        <w:rPr/>
+        <w:spacing w:before="0" w:after="140" w:line="276" w:lineRule="auto"/>
+        <w:jc w:val="start"/>
+      </w:pPr>
+      <w:r>
+        <w:rPr>
+          <w:rFonts w:ascii="Liberation Serif" w:hAnsi="Liberation Serif" w:eastAsia="Songti SC" w:cs="Arial Unicode MS"/>
+          <w:kern w:val="2"/>
+          <w:sz w:val="24"/>
+          <w:szCs w:val="24"/>
+        </w:rPr>
         <w:t xml:space="preserve">Instead of simply reviewing what you've learned, I want to help you </w:t>
       </w:r>
       <w:r>
         <w:rPr>
           <w:rStyle w:val="Strong"/>
+          <w:rFonts w:ascii="Liberation Serif" w:hAnsi="Liberation Serif" w:eastAsia="Songti SC" w:cs="Arial Unicode MS"/>
+          <w:b/>
+          <w:bCs/>
+          <w:kern w:val="2"/>
+          <w:sz w:val="24"/>
+          <w:szCs w:val="24"/>
         </w:rPr>
         <w:t>change the way you think</w:t>
       </w:r>
       <w:r>
-        <w:rPr/>
+        <w:rPr>
+          <w:rFonts w:ascii="Liberation Serif" w:hAnsi="Liberation Serif" w:eastAsia="Songti SC" w:cs="Arial Unicode MS"/>
+          <w:kern w:val="2"/>
+          <w:sz w:val="24"/>
+          <w:szCs w:val="24"/>
+        </w:rPr>
         <w:t>.</w:t>
       </w:r>
     </w:p>
     <w:p>
       <w:pPr>
         <w:pStyle w:val="BodyText"/>
-        <w:bidi w:val="0"/>
-        <w:spacing w:lineRule="auto" w:line="276" w:before="0" w:after="140"/>
-        <w:jc w:val="start"/>
-        <w:rPr/>
-      </w:pPr>
-      <w:r>
-        <w:rPr/>
+        <w:spacing w:before="0" w:after="140" w:line="276" w:lineRule="auto"/>
+        <w:jc w:val="start"/>
+      </w:pPr>
+      <w:r>
+        <w:rPr>
+          <w:rFonts w:ascii="Liberation Serif" w:hAnsi="Liberation Serif" w:eastAsia="Songti SC" w:cs="Arial Unicode MS"/>
+          <w:kern w:val="2"/>
+          <w:sz w:val="24"/>
+          <w:szCs w:val="24"/>
+        </w:rPr>
         <w:t>The biggest difference between a beginner and a Solutions Architect isn't programming ability.</w:t>
       </w:r>
     </w:p>
     <w:p>
       <w:pPr>
         <w:pStyle w:val="BodyText"/>
-        <w:bidi w:val="0"/>
-        <w:spacing w:lineRule="auto" w:line="276" w:before="0" w:after="140"/>
-        <w:jc w:val="start"/>
-        <w:rPr/>
-      </w:pPr>
-      <w:r>
-        <w:rPr/>
+        <w:spacing w:before="0" w:after="140" w:line="276" w:lineRule="auto"/>
+        <w:jc w:val="start"/>
+      </w:pPr>
+      <w:r>
+        <w:rPr>
+          <w:rFonts w:ascii="Liberation Serif" w:hAnsi="Liberation Serif" w:eastAsia="Songti SC" w:cs="Arial Unicode MS"/>
+          <w:kern w:val="2"/>
+          <w:sz w:val="24"/>
+          <w:szCs w:val="24"/>
+        </w:rPr>
         <w:t xml:space="preserve">It's </w:t>
       </w:r>
       <w:r>
         <w:rPr>
           <w:rStyle w:val="Strong"/>
+          <w:rFonts w:ascii="Liberation Serif" w:hAnsi="Liberation Serif" w:eastAsia="Songti SC" w:cs="Arial Unicode MS"/>
+          <w:b/>
+          <w:bCs/>
+          <w:kern w:val="2"/>
+          <w:sz w:val="24"/>
+          <w:szCs w:val="24"/>
         </w:rPr>
         <w:t>how they see a problem.</w:t>
       </w:r>
@@ -96,393 +139,497 @@
     <w:p>
       <w:pPr>
         <w:pStyle w:val="BodyText"/>
-        <w:bidi w:val="0"/>
-        <w:spacing w:lineRule="auto" w:line="276" w:before="0" w:after="140"/>
-        <w:jc w:val="start"/>
-        <w:rPr/>
-      </w:pPr>
-      <w:r>
-        <w:rPr/>
+        <w:spacing w:before="0" w:after="140" w:line="276" w:lineRule="auto"/>
+        <w:jc w:val="start"/>
+      </w:pPr>
+      <w:r>
+        <w:rPr>
+          <w:rFonts w:ascii="Liberation Serif" w:hAnsi="Liberation Serif" w:eastAsia="Songti SC" w:cs="Arial Unicode MS"/>
+          <w:kern w:val="2"/>
+          <w:sz w:val="24"/>
+          <w:szCs w:val="24"/>
+        </w:rPr>
         <w:t>After this chapter, you'll begin looking at AI systems the same way AWS architects do.</w:t>
       </w:r>
     </w:p>
     <w:p>
       <w:pPr>
         <w:pStyle w:val="HorizontalLine"/>
-        <w:suppressLineNumbers/>
         <w:pBdr>
           <w:bottom w:val="double" w:sz="2" w:space="0" w:color="808080"/>
         </w:pBdr>
-        <w:bidi w:val="0"/>
+        <w:suppressLineNumbers/>
         <w:spacing w:before="0" w:after="283"/>
         <w:jc w:val="start"/>
-        <w:rPr/>
-      </w:pPr>
-      <w:r>
-        <w:rPr/>
-      </w:r>
+      </w:pPr>
+      <w:r/>
     </w:p>
     <w:p>
       <w:pPr>
         <w:pStyle w:val="Heading1"/>
-        <w:bidi w:val="0"/>
-        <w:jc w:val="start"/>
-        <w:rPr/>
-      </w:pPr>
-      <w:r>
-        <w:rPr/>
+        <w:jc w:val="start"/>
+      </w:pPr>
+      <w:r>
+        <w:rPr>
+          <w:rFonts w:ascii="Liberation Serif" w:hAnsi="Liberation Serif" w:eastAsia="Songti SC" w:cs="Arial Unicode MS"/>
+          <w:b/>
+          <w:bCs/>
+          <w:kern w:val="2"/>
+          <w:sz w:val="48"/>
+          <w:szCs w:val="48"/>
+        </w:rPr>
         <w:t>Module 1 – Understanding Agentic AI</w:t>
       </w:r>
     </w:p>
     <w:p>
       <w:pPr>
         <w:pStyle w:val="Heading1"/>
-        <w:bidi w:val="0"/>
-        <w:jc w:val="start"/>
-        <w:rPr/>
-      </w:pPr>
-      <w:r>
-        <w:rPr/>
+        <w:jc w:val="start"/>
+      </w:pPr>
+      <w:r>
+        <w:rPr>
+          <w:rFonts w:ascii="Liberation Serif" w:hAnsi="Liberation Serif" w:eastAsia="Songti SC" w:cs="Arial Unicode MS"/>
+          <w:b/>
+          <w:bCs/>
+          <w:kern w:val="2"/>
+          <w:sz w:val="48"/>
+          <w:szCs w:val="48"/>
+        </w:rPr>
         <w:t>Chapter 6 – Thinking Like an AI Solutions Architect</w:t>
       </w:r>
     </w:p>
     <w:p>
       <w:pPr>
         <w:pStyle w:val="BodyText"/>
-        <w:bidi w:val="0"/>
-        <w:jc w:val="start"/>
-        <w:rPr/>
+        <w:jc w:val="start"/>
       </w:pPr>
       <w:r>
         <w:rPr>
           <w:rStyle w:val="Strong"/>
+          <w:rFonts w:ascii="Liberation Serif" w:hAnsi="Liberation Serif" w:eastAsia="Songti SC" w:cs="Arial Unicode MS"/>
+          <w:b/>
+          <w:bCs/>
+          <w:kern w:val="2"/>
+          <w:sz w:val="24"/>
+          <w:szCs w:val="24"/>
         </w:rPr>
         <w:t>Estimated Reading Time:</w:t>
       </w:r>
       <w:r>
-        <w:rPr/>
+        <w:rPr>
+          <w:rFonts w:ascii="Liberation Serif" w:hAnsi="Liberation Serif" w:eastAsia="Songti SC" w:cs="Arial Unicode MS"/>
+          <w:kern w:val="2"/>
+          <w:sz w:val="24"/>
+          <w:szCs w:val="24"/>
+        </w:rPr>
         <w:t xml:space="preserve"> 45–60 minutes</w:t>
       </w:r>
     </w:p>
     <w:p>
       <w:pPr>
         <w:pStyle w:val="BodyText"/>
-        <w:bidi w:val="0"/>
-        <w:jc w:val="start"/>
-        <w:rPr/>
+        <w:jc w:val="start"/>
       </w:pPr>
       <w:r>
         <w:rPr>
           <w:rStyle w:val="Strong"/>
+          <w:rFonts w:ascii="Liberation Serif" w:hAnsi="Liberation Serif" w:eastAsia="Songti SC" w:cs="Arial Unicode MS"/>
+          <w:b/>
+          <w:bCs/>
+          <w:kern w:val="2"/>
+          <w:sz w:val="24"/>
+          <w:szCs w:val="24"/>
         </w:rPr>
         <w:t>Difficulty:</w:t>
       </w:r>
       <w:r>
-        <w:rPr/>
+        <w:rPr>
+          <w:rFonts w:ascii="Liberation Serif" w:hAnsi="Liberation Serif" w:eastAsia="Songti SC" w:cs="Arial Unicode MS"/>
+          <w:kern w:val="2"/>
+          <w:sz w:val="24"/>
+          <w:szCs w:val="24"/>
+        </w:rPr>
         <w:t xml:space="preserve"> ⭐⭐⭐☆☆</w:t>
       </w:r>
     </w:p>
     <w:p>
       <w:pPr>
         <w:pStyle w:val="HorizontalLine"/>
-        <w:bidi w:val="0"/>
-        <w:jc w:val="start"/>
-        <w:rPr/>
-      </w:pPr>
-      <w:r>
-        <w:rPr/>
-      </w:r>
+        <w:jc w:val="start"/>
+      </w:pPr>
+      <w:r/>
     </w:p>
     <w:p>
       <w:pPr>
         <w:pStyle w:val="Heading1"/>
-        <w:bidi w:val="0"/>
-        <w:jc w:val="start"/>
-        <w:rPr/>
-      </w:pPr>
-      <w:r>
-        <w:rPr/>
+        <w:jc w:val="start"/>
+      </w:pPr>
+      <w:r>
+        <w:rPr>
+          <w:rFonts w:ascii="Liberation Serif" w:hAnsi="Liberation Serif" w:eastAsia="Songti SC" w:cs="Arial Unicode MS"/>
+          <w:b/>
+          <w:bCs/>
+          <w:kern w:val="2"/>
+          <w:sz w:val="48"/>
+          <w:szCs w:val="48"/>
+        </w:rPr>
         <w:t>Learning Objectives</w:t>
       </w:r>
     </w:p>
     <w:p>
       <w:pPr>
         <w:pStyle w:val="BodyText"/>
-        <w:bidi w:val="0"/>
-        <w:jc w:val="start"/>
-        <w:rPr/>
-      </w:pPr>
-      <w:r>
-        <w:rPr/>
+        <w:jc w:val="start"/>
+      </w:pPr>
+      <w:r>
+        <w:rPr>
+          <w:rFonts w:ascii="Liberation Serif" w:hAnsi="Liberation Serif" w:eastAsia="Songti SC" w:cs="Arial Unicode MS"/>
+          <w:kern w:val="2"/>
+          <w:sz w:val="24"/>
+          <w:szCs w:val="24"/>
+        </w:rPr>
         <w:t>By the end of this chapter, you will be able to:</w:t>
       </w:r>
     </w:p>
     <w:p>
       <w:pPr>
         <w:pStyle w:val="BodyText"/>
-        <w:bidi w:val="0"/>
-        <w:jc w:val="start"/>
-        <w:rPr/>
-      </w:pPr>
-      <w:r>
-        <w:rPr/>
+        <w:jc w:val="start"/>
+      </w:pPr>
+      <w:r>
+        <w:rPr>
+          <w:rFonts w:ascii="Liberation Serif" w:hAnsi="Liberation Serif" w:eastAsia="Songti SC" w:cs="Arial Unicode MS"/>
+          <w:kern w:val="2"/>
+          <w:sz w:val="24"/>
+          <w:szCs w:val="24"/>
+        </w:rPr>
         <w:t xml:space="preserve">✅ </w:t>
       </w:r>
       <w:r>
-        <w:rPr/>
+        <w:rPr>
+          <w:rFonts w:ascii="Liberation Serif" w:hAnsi="Liberation Serif" w:eastAsia="Songti SC" w:cs="Arial Unicode MS"/>
+          <w:kern w:val="2"/>
+          <w:sz w:val="24"/>
+          <w:szCs w:val="24"/>
+        </w:rPr>
         <w:t>Think about AI systems as complete software systems rather than prompts.</w:t>
       </w:r>
     </w:p>
     <w:p>
       <w:pPr>
         <w:pStyle w:val="BodyText"/>
-        <w:bidi w:val="0"/>
-        <w:jc w:val="start"/>
-        <w:rPr/>
-      </w:pPr>
-      <w:r>
-        <w:rPr/>
+        <w:jc w:val="start"/>
+      </w:pPr>
+      <w:r>
+        <w:rPr>
+          <w:rFonts w:ascii="Liberation Serif" w:hAnsi="Liberation Serif" w:eastAsia="Songti SC" w:cs="Arial Unicode MS"/>
+          <w:kern w:val="2"/>
+          <w:sz w:val="24"/>
+          <w:szCs w:val="24"/>
+        </w:rPr>
         <w:t xml:space="preserve">✅ </w:t>
       </w:r>
       <w:r>
-        <w:rPr/>
+        <w:rPr>
+          <w:rFonts w:ascii="Liberation Serif" w:hAnsi="Liberation Serif" w:eastAsia="Songti SC" w:cs="Arial Unicode MS"/>
+          <w:kern w:val="2"/>
+          <w:sz w:val="24"/>
+          <w:szCs w:val="24"/>
+        </w:rPr>
         <w:t>Identify the responsibilities of every component.</w:t>
       </w:r>
     </w:p>
     <w:p>
       <w:pPr>
         <w:pStyle w:val="BodyText"/>
-        <w:bidi w:val="0"/>
-        <w:jc w:val="start"/>
-        <w:rPr/>
-      </w:pPr>
-      <w:r>
-        <w:rPr/>
+        <w:jc w:val="start"/>
+      </w:pPr>
+      <w:r>
+        <w:rPr>
+          <w:rFonts w:ascii="Liberation Serif" w:hAnsi="Liberation Serif" w:eastAsia="Songti SC" w:cs="Arial Unicode MS"/>
+          <w:kern w:val="2"/>
+          <w:sz w:val="24"/>
+          <w:szCs w:val="24"/>
+        </w:rPr>
         <w:t xml:space="preserve">✅ </w:t>
       </w:r>
       <w:r>
-        <w:rPr/>
+        <w:rPr>
+          <w:rFonts w:ascii="Liberation Serif" w:hAnsi="Liberation Serif" w:eastAsia="Songti SC" w:cs="Arial Unicode MS"/>
+          <w:kern w:val="2"/>
+          <w:sz w:val="24"/>
+          <w:szCs w:val="24"/>
+        </w:rPr>
         <w:t>Explain the entire lifecycle of our Facebook Airbnb Agent.</w:t>
       </w:r>
     </w:p>
     <w:p>
       <w:pPr>
         <w:pStyle w:val="BodyText"/>
-        <w:bidi w:val="0"/>
-        <w:jc w:val="start"/>
-        <w:rPr/>
-      </w:pPr>
-      <w:r>
-        <w:rPr/>
+        <w:jc w:val="start"/>
+      </w:pPr>
+      <w:r>
+        <w:rPr>
+          <w:rFonts w:ascii="Liberation Serif" w:hAnsi="Liberation Serif" w:eastAsia="Songti SC" w:cs="Arial Unicode MS"/>
+          <w:kern w:val="2"/>
+          <w:sz w:val="24"/>
+          <w:szCs w:val="24"/>
+        </w:rPr>
         <w:t xml:space="preserve">✅ </w:t>
       </w:r>
       <w:r>
-        <w:rPr/>
+        <w:rPr>
+          <w:rFonts w:ascii="Liberation Serif" w:hAnsi="Liberation Serif" w:eastAsia="Songti SC" w:cs="Arial Unicode MS"/>
+          <w:kern w:val="2"/>
+          <w:sz w:val="24"/>
+          <w:szCs w:val="24"/>
+        </w:rPr>
         <w:t>Recognize common beginner mistakes.</w:t>
       </w:r>
     </w:p>
     <w:p>
       <w:pPr>
         <w:pStyle w:val="BodyText"/>
-        <w:bidi w:val="0"/>
-        <w:jc w:val="start"/>
-        <w:rPr/>
-      </w:pPr>
-      <w:r>
-        <w:rPr/>
+        <w:jc w:val="start"/>
+      </w:pPr>
+      <w:r>
+        <w:rPr>
+          <w:rFonts w:ascii="Liberation Serif" w:hAnsi="Liberation Serif" w:eastAsia="Songti SC" w:cs="Arial Unicode MS"/>
+          <w:kern w:val="2"/>
+          <w:sz w:val="24"/>
+          <w:szCs w:val="24"/>
+        </w:rPr>
         <w:t xml:space="preserve">✅ </w:t>
       </w:r>
       <w:r>
-        <w:rPr/>
+        <w:rPr>
+          <w:rFonts w:ascii="Liberation Serif" w:hAnsi="Liberation Serif" w:eastAsia="Songti SC" w:cs="Arial Unicode MS"/>
+          <w:kern w:val="2"/>
+          <w:sz w:val="24"/>
+          <w:szCs w:val="24"/>
+        </w:rPr>
         <w:t>Develop the mindset used by professional AI architects.</w:t>
       </w:r>
     </w:p>
     <w:p>
       <w:pPr>
         <w:pStyle w:val="HorizontalLine"/>
-        <w:bidi w:val="0"/>
-        <w:jc w:val="start"/>
-        <w:rPr/>
-      </w:pPr>
-      <w:r>
-        <w:rPr/>
-      </w:r>
+        <w:jc w:val="start"/>
+      </w:pPr>
+      <w:r/>
     </w:p>
     <w:p>
       <w:pPr>
         <w:pStyle w:val="Heading1"/>
-        <w:bidi w:val="0"/>
-        <w:jc w:val="start"/>
-        <w:rPr/>
-      </w:pPr>
-      <w:r>
-        <w:rPr/>
+        <w:jc w:val="start"/>
+      </w:pPr>
+      <w:r>
+        <w:rPr>
+          <w:rFonts w:ascii="Liberation Serif" w:hAnsi="Liberation Serif" w:eastAsia="Songti SC" w:cs="Arial Unicode MS"/>
+          <w:b/>
+          <w:bCs/>
+          <w:kern w:val="2"/>
+          <w:sz w:val="48"/>
+          <w:szCs w:val="48"/>
+        </w:rPr>
         <w:t>6.1 Two Different Developers</w:t>
       </w:r>
     </w:p>
     <w:p>
       <w:pPr>
         <w:pStyle w:val="BodyText"/>
-        <w:bidi w:val="0"/>
-        <w:jc w:val="start"/>
-        <w:rPr/>
-      </w:pPr>
-      <w:r>
-        <w:rPr/>
+        <w:jc w:val="start"/>
+      </w:pPr>
+      <w:r>
+        <w:rPr>
+          <w:rFonts w:ascii="Liberation Serif" w:hAnsi="Liberation Serif" w:eastAsia="Songti SC" w:cs="Arial Unicode MS"/>
+          <w:kern w:val="2"/>
+          <w:sz w:val="24"/>
+          <w:szCs w:val="24"/>
+        </w:rPr>
         <w:t>Imagine two developers are given the same assignment.</w:t>
       </w:r>
     </w:p>
     <w:p>
       <w:pPr>
         <w:pStyle w:val="BlockQuotation"/>
-        <w:bidi w:val="0"/>
-        <w:jc w:val="start"/>
-        <w:rPr/>
-      </w:pPr>
-      <w:r>
-        <w:rPr/>
+        <w:jc w:val="start"/>
+      </w:pPr>
+      <w:r>
+        <w:rPr>
+          <w:rFonts w:ascii="Liberation Serif" w:hAnsi="Liberation Serif" w:eastAsia="Songti SC" w:cs="Arial Unicode MS"/>
+          <w:kern w:val="2"/>
+          <w:sz w:val="24"/>
+          <w:szCs w:val="24"/>
+        </w:rPr>
         <w:t>Build an AI that helps market my Airbnb on Facebook.</w:t>
       </w:r>
     </w:p>
     <w:p>
       <w:pPr>
         <w:pStyle w:val="BodyText"/>
-        <w:bidi w:val="0"/>
-        <w:jc w:val="start"/>
-        <w:rPr/>
-      </w:pPr>
-      <w:r>
-        <w:rPr/>
+        <w:jc w:val="start"/>
+      </w:pPr>
+      <w:r>
+        <w:rPr>
+          <w:rFonts w:ascii="Liberation Serif" w:hAnsi="Liberation Serif" w:eastAsia="Songti SC" w:cs="Arial Unicode MS"/>
+          <w:kern w:val="2"/>
+          <w:sz w:val="24"/>
+          <w:szCs w:val="24"/>
+        </w:rPr>
         <w:t>Let's see how each approaches the problem.</w:t>
       </w:r>
     </w:p>
     <w:p>
       <w:pPr>
         <w:pStyle w:val="HorizontalLine"/>
-        <w:bidi w:val="0"/>
-        <w:jc w:val="start"/>
-        <w:rPr/>
-      </w:pPr>
-      <w:r>
-        <w:rPr/>
-      </w:r>
+        <w:jc w:val="start"/>
+      </w:pPr>
+      <w:r/>
     </w:p>
     <w:p>
       <w:pPr>
         <w:pStyle w:val="Heading2"/>
-        <w:bidi w:val="0"/>
-        <w:jc w:val="start"/>
-        <w:rPr/>
-      </w:pPr>
-      <w:r>
-        <w:rPr/>
+        <w:jc w:val="start"/>
+      </w:pPr>
+      <w:r>
+        <w:rPr>
+          <w:rFonts w:ascii="Liberation Serif" w:hAnsi="Liberation Serif" w:eastAsia="Songti SC" w:cs="Arial Unicode MS"/>
+          <w:b/>
+          <w:bCs/>
+          <w:kern w:val="2"/>
+          <w:sz w:val="36"/>
+          <w:szCs w:val="36"/>
+        </w:rPr>
         <w:t>Developer A</w:t>
       </w:r>
     </w:p>
     <w:p>
       <w:pPr>
         <w:pStyle w:val="BodyText"/>
-        <w:bidi w:val="0"/>
-        <w:jc w:val="start"/>
-        <w:rPr/>
-      </w:pPr>
-      <w:r>
-        <w:rPr/>
+        <w:jc w:val="start"/>
+      </w:pPr>
+      <w:r>
+        <w:rPr>
+          <w:rFonts w:ascii="Liberation Serif" w:hAnsi="Liberation Serif" w:eastAsia="Songti SC" w:cs="Arial Unicode MS"/>
+          <w:kern w:val="2"/>
+          <w:sz w:val="24"/>
+          <w:szCs w:val="24"/>
+        </w:rPr>
         <w:t>Immediately opens ChatGPT.</w:t>
       </w:r>
     </w:p>
     <w:p>
       <w:pPr>
         <w:pStyle w:val="BodyText"/>
-        <w:bidi w:val="0"/>
-        <w:jc w:val="start"/>
-        <w:rPr/>
-      </w:pPr>
-      <w:r>
-        <w:rPr/>
+        <w:jc w:val="start"/>
+      </w:pPr>
+      <w:r>
+        <w:rPr>
+          <w:rFonts w:ascii="Liberation Serif" w:hAnsi="Liberation Serif" w:eastAsia="Songti SC" w:cs="Arial Unicode MS"/>
+          <w:kern w:val="2"/>
+          <w:sz w:val="24"/>
+          <w:szCs w:val="24"/>
+        </w:rPr>
         <w:t>Writes:</w:t>
       </w:r>
     </w:p>
     <w:p>
       <w:pPr>
         <w:pStyle w:val="BlockQuotation"/>
-        <w:bidi w:val="0"/>
-        <w:jc w:val="start"/>
-        <w:rPr/>
-      </w:pPr>
-      <w:r>
-        <w:rPr/>
+        <w:jc w:val="start"/>
+      </w:pPr>
+      <w:r>
+        <w:rPr>
+          <w:rFonts w:ascii="Liberation Serif" w:hAnsi="Liberation Serif" w:eastAsia="Songti SC" w:cs="Arial Unicode MS"/>
+          <w:kern w:val="2"/>
+          <w:sz w:val="24"/>
+          <w:szCs w:val="24"/>
+        </w:rPr>
         <w:t>Write me a prompt that answers accommodation inquiries.</w:t>
       </w:r>
     </w:p>
     <w:p>
       <w:pPr>
         <w:pStyle w:val="BodyText"/>
-        <w:bidi w:val="0"/>
-        <w:jc w:val="start"/>
-        <w:rPr/>
-      </w:pPr>
-      <w:r>
-        <w:rPr/>
+        <w:jc w:val="start"/>
+      </w:pPr>
+      <w:r>
+        <w:rPr>
+          <w:rFonts w:ascii="Liberation Serif" w:hAnsi="Liberation Serif" w:eastAsia="Songti SC" w:cs="Arial Unicode MS"/>
+          <w:kern w:val="2"/>
+          <w:sz w:val="24"/>
+          <w:szCs w:val="24"/>
+        </w:rPr>
         <w:t>Finished.</w:t>
       </w:r>
     </w:p>
     <w:p>
       <w:pPr>
         <w:pStyle w:val="BodyText"/>
-        <w:bidi w:val="0"/>
-        <w:jc w:val="start"/>
-        <w:rPr/>
-      </w:pPr>
-      <w:r>
-        <w:rPr/>
+        <w:jc w:val="start"/>
+      </w:pPr>
+      <w:r>
+        <w:rPr>
+          <w:rFonts w:ascii="Liberation Serif" w:hAnsi="Liberation Serif" w:eastAsia="Songti SC" w:cs="Arial Unicode MS"/>
+          <w:kern w:val="2"/>
+          <w:sz w:val="24"/>
+          <w:szCs w:val="24"/>
+        </w:rPr>
         <w:t>Problem solved?</w:t>
       </w:r>
     </w:p>
     <w:p>
       <w:pPr>
         <w:pStyle w:val="BodyText"/>
-        <w:bidi w:val="0"/>
-        <w:jc w:val="start"/>
-        <w:rPr/>
-      </w:pPr>
-      <w:r>
-        <w:rPr/>
+        <w:jc w:val="start"/>
+      </w:pPr>
+      <w:r>
+        <w:rPr>
+          <w:rFonts w:ascii="Liberation Serif" w:hAnsi="Liberation Serif" w:eastAsia="Songti SC" w:cs="Arial Unicode MS"/>
+          <w:kern w:val="2"/>
+          <w:sz w:val="24"/>
+          <w:szCs w:val="24"/>
+        </w:rPr>
         <w:t>Not even close.</w:t>
       </w:r>
     </w:p>
     <w:p>
       <w:pPr>
         <w:pStyle w:val="HorizontalLine"/>
-        <w:bidi w:val="0"/>
-        <w:jc w:val="start"/>
-        <w:rPr/>
-      </w:pPr>
-      <w:r>
-        <w:rPr/>
-      </w:r>
+        <w:jc w:val="start"/>
+      </w:pPr>
+      <w:r/>
     </w:p>
     <w:p>
       <w:pPr>
         <w:pStyle w:val="Heading2"/>
-        <w:bidi w:val="0"/>
-        <w:jc w:val="start"/>
-        <w:rPr/>
-      </w:pPr>
-      <w:r>
-        <w:rPr/>
+        <w:jc w:val="start"/>
+      </w:pPr>
+      <w:r>
+        <w:rPr>
+          <w:rFonts w:ascii="Liberation Serif" w:hAnsi="Liberation Serif" w:eastAsia="Songti SC" w:cs="Arial Unicode MS"/>
+          <w:b/>
+          <w:bCs/>
+          <w:kern w:val="2"/>
+          <w:sz w:val="36"/>
+          <w:szCs w:val="36"/>
+        </w:rPr>
         <w:t>Developer B</w:t>
       </w:r>
     </w:p>
     <w:p>
       <w:pPr>
         <w:pStyle w:val="BodyText"/>
-        <w:bidi w:val="0"/>
-        <w:jc w:val="start"/>
-        <w:rPr/>
-      </w:pPr>
-      <w:r>
-        <w:rPr/>
+        <w:jc w:val="start"/>
+      </w:pPr>
+      <w:r>
+        <w:rPr>
+          <w:rFonts w:ascii="Liberation Serif" w:hAnsi="Liberation Serif" w:eastAsia="Songti SC" w:cs="Arial Unicode MS"/>
+          <w:kern w:val="2"/>
+          <w:sz w:val="24"/>
+          <w:szCs w:val="24"/>
+        </w:rPr>
         <w:t>Starts asking questions.</w:t>
       </w:r>
     </w:p>
@@ -495,16 +642,19 @@
         </w:numPr>
         <w:tabs>
           <w:tab w:val="clear" w:pos="709"/>
-          <w:tab w:val="left" w:pos="709" w:leader="none"/>
-        </w:tabs>
-        <w:bidi w:val="0"/>
+          <w:tab w:val="left" w:pos="709"/>
+        </w:tabs>
         <w:spacing w:before="0" w:after="0"/>
-        <w:ind w:hanging="283" w:start="709"/>
-        <w:jc w:val="start"/>
-        <w:rPr/>
-      </w:pPr>
-      <w:r>
-        <w:rPr/>
+        <w:ind w:left="709" w:hanging="283"/>
+        <w:jc w:val="start"/>
+      </w:pPr>
+      <w:r>
+        <w:rPr>
+          <w:rFonts w:ascii="Liberation Serif" w:hAnsi="Liberation Serif" w:eastAsia="Songti SC" w:cs="Arial Unicode MS"/>
+          <w:kern w:val="2"/>
+          <w:sz w:val="24"/>
+          <w:szCs w:val="24"/>
+        </w:rPr>
         <w:t xml:space="preserve">Where do the posts come from? </w:t>
       </w:r>
     </w:p>
@@ -517,16 +667,19 @@
         </w:numPr>
         <w:tabs>
           <w:tab w:val="clear" w:pos="709"/>
-          <w:tab w:val="left" w:pos="709" w:leader="none"/>
-        </w:tabs>
-        <w:bidi w:val="0"/>
+          <w:tab w:val="left" w:pos="709"/>
+        </w:tabs>
         <w:spacing w:before="0" w:after="0"/>
-        <w:ind w:hanging="283" w:start="709"/>
-        <w:jc w:val="start"/>
-        <w:rPr/>
-      </w:pPr>
-      <w:r>
-        <w:rPr/>
+        <w:ind w:left="709" w:hanging="283"/>
+        <w:jc w:val="start"/>
+      </w:pPr>
+      <w:r>
+        <w:rPr>
+          <w:rFonts w:ascii="Liberation Serif" w:hAnsi="Liberation Serif" w:eastAsia="Songti SC" w:cs="Arial Unicode MS"/>
+          <w:kern w:val="2"/>
+          <w:sz w:val="24"/>
+          <w:szCs w:val="24"/>
+        </w:rPr>
         <w:t xml:space="preserve">How often should we check? </w:t>
       </w:r>
     </w:p>
@@ -539,16 +692,19 @@
         </w:numPr>
         <w:tabs>
           <w:tab w:val="clear" w:pos="709"/>
-          <w:tab w:val="left" w:pos="709" w:leader="none"/>
-        </w:tabs>
-        <w:bidi w:val="0"/>
+          <w:tab w:val="left" w:pos="709"/>
+        </w:tabs>
         <w:spacing w:before="0" w:after="0"/>
-        <w:ind w:hanging="283" w:start="709"/>
-        <w:jc w:val="start"/>
-        <w:rPr/>
-      </w:pPr>
-      <w:r>
-        <w:rPr/>
+        <w:ind w:left="709" w:hanging="283"/>
+        <w:jc w:val="start"/>
+      </w:pPr>
+      <w:r>
+        <w:rPr>
+          <w:rFonts w:ascii="Liberation Serif" w:hAnsi="Liberation Serif" w:eastAsia="Songti SC" w:cs="Arial Unicode MS"/>
+          <w:kern w:val="2"/>
+          <w:sz w:val="24"/>
+          <w:szCs w:val="24"/>
+        </w:rPr>
         <w:t xml:space="preserve">Where do we store state? </w:t>
       </w:r>
     </w:p>
@@ -561,16 +717,19 @@
         </w:numPr>
         <w:tabs>
           <w:tab w:val="clear" w:pos="709"/>
-          <w:tab w:val="left" w:pos="709" w:leader="none"/>
-        </w:tabs>
-        <w:bidi w:val="0"/>
+          <w:tab w:val="left" w:pos="709"/>
+        </w:tabs>
         <w:spacing w:before="0" w:after="0"/>
-        <w:ind w:hanging="283" w:start="709"/>
-        <w:jc w:val="start"/>
-        <w:rPr/>
-      </w:pPr>
-      <w:r>
-        <w:rPr/>
+        <w:ind w:left="709" w:hanging="283"/>
+        <w:jc w:val="start"/>
+      </w:pPr>
+      <w:r>
+        <w:rPr>
+          <w:rFonts w:ascii="Liberation Serif" w:hAnsi="Liberation Serif" w:eastAsia="Songti SC" w:cs="Arial Unicode MS"/>
+          <w:kern w:val="2"/>
+          <w:sz w:val="24"/>
+          <w:szCs w:val="24"/>
+        </w:rPr>
         <w:t xml:space="preserve">How do we avoid duplicate replies? </w:t>
       </w:r>
     </w:p>
@@ -583,16 +742,19 @@
         </w:numPr>
         <w:tabs>
           <w:tab w:val="clear" w:pos="709"/>
-          <w:tab w:val="left" w:pos="709" w:leader="none"/>
-        </w:tabs>
-        <w:bidi w:val="0"/>
+          <w:tab w:val="left" w:pos="709"/>
+        </w:tabs>
         <w:spacing w:before="0" w:after="0"/>
-        <w:ind w:hanging="283" w:start="709"/>
-        <w:jc w:val="start"/>
-        <w:rPr/>
-      </w:pPr>
-      <w:r>
-        <w:rPr/>
+        <w:ind w:left="709" w:hanging="283"/>
+        <w:jc w:val="start"/>
+      </w:pPr>
+      <w:r>
+        <w:rPr>
+          <w:rFonts w:ascii="Liberation Serif" w:hAnsi="Liberation Serif" w:eastAsia="Songti SC" w:cs="Arial Unicode MS"/>
+          <w:kern w:val="2"/>
+          <w:sz w:val="24"/>
+          <w:szCs w:val="24"/>
+        </w:rPr>
         <w:t xml:space="preserve">What happens if Facebook is unavailable? </w:t>
       </w:r>
     </w:p>
@@ -605,16 +767,19 @@
         </w:numPr>
         <w:tabs>
           <w:tab w:val="clear" w:pos="709"/>
-          <w:tab w:val="left" w:pos="709" w:leader="none"/>
-        </w:tabs>
-        <w:bidi w:val="0"/>
+          <w:tab w:val="left" w:pos="709"/>
+        </w:tabs>
         <w:spacing w:before="0" w:after="0"/>
-        <w:ind w:hanging="283" w:start="709"/>
-        <w:jc w:val="start"/>
-        <w:rPr/>
-      </w:pPr>
-      <w:r>
-        <w:rPr/>
+        <w:ind w:left="709" w:hanging="283"/>
+        <w:jc w:val="start"/>
+      </w:pPr>
+      <w:r>
+        <w:rPr>
+          <w:rFonts w:ascii="Liberation Serif" w:hAnsi="Liberation Serif" w:eastAsia="Songti SC" w:cs="Arial Unicode MS"/>
+          <w:kern w:val="2"/>
+          <w:sz w:val="24"/>
+          <w:szCs w:val="24"/>
+        </w:rPr>
         <w:t xml:space="preserve">Where does the AI get availability information? </w:t>
       </w:r>
     </w:p>
@@ -627,16 +792,19 @@
         </w:numPr>
         <w:tabs>
           <w:tab w:val="clear" w:pos="709"/>
-          <w:tab w:val="left" w:pos="709" w:leader="none"/>
-        </w:tabs>
-        <w:bidi w:val="0"/>
+          <w:tab w:val="left" w:pos="709"/>
+        </w:tabs>
         <w:spacing w:before="0" w:after="0"/>
-        <w:ind w:hanging="283" w:start="709"/>
-        <w:jc w:val="start"/>
-        <w:rPr/>
-      </w:pPr>
-      <w:r>
-        <w:rPr/>
+        <w:ind w:left="709" w:hanging="283"/>
+        <w:jc w:val="start"/>
+      </w:pPr>
+      <w:r>
+        <w:rPr>
+          <w:rFonts w:ascii="Liberation Serif" w:hAnsi="Liberation Serif" w:eastAsia="Songti SC" w:cs="Arial Unicode MS"/>
+          <w:kern w:val="2"/>
+          <w:sz w:val="24"/>
+          <w:szCs w:val="24"/>
+        </w:rPr>
         <w:t xml:space="preserve">What if the calendar lookup fails? </w:t>
       </w:r>
     </w:p>
@@ -649,16 +817,19 @@
         </w:numPr>
         <w:tabs>
           <w:tab w:val="clear" w:pos="709"/>
-          <w:tab w:val="left" w:pos="709" w:leader="none"/>
-        </w:tabs>
-        <w:bidi w:val="0"/>
+          <w:tab w:val="left" w:pos="709"/>
+        </w:tabs>
         <w:spacing w:before="0" w:after="0"/>
-        <w:ind w:hanging="283" w:start="709"/>
-        <w:jc w:val="start"/>
-        <w:rPr/>
-      </w:pPr>
-      <w:r>
-        <w:rPr/>
+        <w:ind w:left="709" w:hanging="283"/>
+        <w:jc w:val="start"/>
+      </w:pPr>
+      <w:r>
+        <w:rPr>
+          <w:rFonts w:ascii="Liberation Serif" w:hAnsi="Liberation Serif" w:eastAsia="Songti SC" w:cs="Arial Unicode MS"/>
+          <w:kern w:val="2"/>
+          <w:sz w:val="24"/>
+          <w:szCs w:val="24"/>
+        </w:rPr>
         <w:t xml:space="preserve">How do we monitor the system? </w:t>
       </w:r>
     </w:p>
@@ -671,86 +842,102 @@
         </w:numPr>
         <w:tabs>
           <w:tab w:val="clear" w:pos="709"/>
-          <w:tab w:val="left" w:pos="709" w:leader="none"/>
-        </w:tabs>
-        <w:bidi w:val="0"/>
-        <w:ind w:hanging="283" w:start="709"/>
-        <w:jc w:val="start"/>
-        <w:rPr/>
-      </w:pPr>
-      <w:r>
-        <w:rPr/>
+          <w:tab w:val="left" w:pos="709"/>
+        </w:tabs>
+        <w:ind w:left="709" w:hanging="283"/>
+        <w:jc w:val="start"/>
+      </w:pPr>
+      <w:r>
+        <w:rPr>
+          <w:rFonts w:ascii="Liberation Serif" w:hAnsi="Liberation Serif" w:eastAsia="Songti SC" w:cs="Arial Unicode MS"/>
+          <w:kern w:val="2"/>
+          <w:sz w:val="24"/>
+          <w:szCs w:val="24"/>
+        </w:rPr>
         <w:t xml:space="preserve">How do we keep API credentials secure? </w:t>
       </w:r>
     </w:p>
     <w:p>
       <w:pPr>
         <w:pStyle w:val="BodyText"/>
-        <w:bidi w:val="0"/>
-        <w:jc w:val="start"/>
-        <w:rPr/>
-      </w:pPr>
-      <w:r>
-        <w:rPr/>
+        <w:jc w:val="start"/>
+      </w:pPr>
+      <w:r>
+        <w:rPr>
+          <w:rFonts w:ascii="Liberation Serif" w:hAnsi="Liberation Serif" w:eastAsia="Songti SC" w:cs="Arial Unicode MS"/>
+          <w:kern w:val="2"/>
+          <w:sz w:val="24"/>
+          <w:szCs w:val="24"/>
+        </w:rPr>
         <w:t>Developer B is thinking like a Solutions Architect.</w:t>
       </w:r>
     </w:p>
     <w:p>
       <w:pPr>
         <w:pStyle w:val="HorizontalLine"/>
-        <w:bidi w:val="0"/>
-        <w:jc w:val="start"/>
-        <w:rPr/>
-      </w:pPr>
-      <w:r>
-        <w:rPr/>
-      </w:r>
+        <w:jc w:val="start"/>
+      </w:pPr>
+      <w:r/>
     </w:p>
     <w:p>
       <w:pPr>
         <w:pStyle w:val="Heading1"/>
-        <w:bidi w:val="0"/>
-        <w:jc w:val="start"/>
-        <w:rPr/>
-      </w:pPr>
-      <w:r>
-        <w:rPr/>
+        <w:jc w:val="start"/>
+      </w:pPr>
+      <w:r>
+        <w:rPr>
+          <w:rFonts w:ascii="Liberation Serif" w:hAnsi="Liberation Serif" w:eastAsia="Songti SC" w:cs="Arial Unicode MS"/>
+          <w:b/>
+          <w:bCs/>
+          <w:kern w:val="2"/>
+          <w:sz w:val="48"/>
+          <w:szCs w:val="48"/>
+        </w:rPr>
         <w:t>6.2 What Is a Solutions Architect?</w:t>
       </w:r>
     </w:p>
     <w:p>
       <w:pPr>
         <w:pStyle w:val="BodyText"/>
-        <w:bidi w:val="0"/>
-        <w:jc w:val="start"/>
-        <w:rPr/>
-      </w:pPr>
-      <w:r>
-        <w:rPr/>
+        <w:jc w:val="start"/>
+      </w:pPr>
+      <w:r>
+        <w:rPr>
+          <w:rFonts w:ascii="Liberation Serif" w:hAnsi="Liberation Serif" w:eastAsia="Songti SC" w:cs="Arial Unicode MS"/>
+          <w:kern w:val="2"/>
+          <w:sz w:val="24"/>
+          <w:szCs w:val="24"/>
+        </w:rPr>
         <w:t>Many people think a Solutions Architect's job is to know AWS services.</w:t>
       </w:r>
     </w:p>
     <w:p>
       <w:pPr>
         <w:pStyle w:val="BodyText"/>
-        <w:bidi w:val="0"/>
-        <w:jc w:val="start"/>
-        <w:rPr/>
-      </w:pPr>
-      <w:r>
-        <w:rPr/>
+        <w:jc w:val="start"/>
+      </w:pPr>
+      <w:r>
+        <w:rPr>
+          <w:rFonts w:ascii="Liberation Serif" w:hAnsi="Liberation Serif" w:eastAsia="Songti SC" w:cs="Arial Unicode MS"/>
+          <w:kern w:val="2"/>
+          <w:sz w:val="24"/>
+          <w:szCs w:val="24"/>
+        </w:rPr>
         <w:t>That's only a small part of the role.</w:t>
       </w:r>
     </w:p>
     <w:p>
       <w:pPr>
         <w:pStyle w:val="BodyText"/>
-        <w:bidi w:val="0"/>
-        <w:jc w:val="start"/>
-        <w:rPr/>
-      </w:pPr>
-      <w:r>
-        <w:rPr/>
+        <w:jc w:val="start"/>
+      </w:pPr>
+      <w:r>
+        <w:rPr>
+          <w:rFonts w:ascii="Liberation Serif" w:hAnsi="Liberation Serif" w:eastAsia="Songti SC" w:cs="Arial Unicode MS"/>
+          <w:kern w:val="2"/>
+          <w:sz w:val="24"/>
+          <w:szCs w:val="24"/>
+        </w:rPr>
         <w:t>A Solutions Architect is someone who designs systems that are:</w:t>
       </w:r>
     </w:p>
@@ -763,16 +950,19 @@
         </w:numPr>
         <w:tabs>
           <w:tab w:val="clear" w:pos="709"/>
-          <w:tab w:val="left" w:pos="709" w:leader="none"/>
-        </w:tabs>
-        <w:bidi w:val="0"/>
+          <w:tab w:val="left" w:pos="709"/>
+        </w:tabs>
         <w:spacing w:before="0" w:after="0"/>
-        <w:ind w:hanging="283" w:start="709"/>
-        <w:jc w:val="start"/>
-        <w:rPr/>
-      </w:pPr>
-      <w:r>
-        <w:rPr/>
+        <w:ind w:left="709" w:hanging="283"/>
+        <w:jc w:val="start"/>
+      </w:pPr>
+      <w:r>
+        <w:rPr>
+          <w:rFonts w:ascii="Liberation Serif" w:hAnsi="Liberation Serif" w:eastAsia="Songti SC" w:cs="Arial Unicode MS"/>
+          <w:kern w:val="2"/>
+          <w:sz w:val="24"/>
+          <w:szCs w:val="24"/>
+        </w:rPr>
         <w:t xml:space="preserve">Reliable </w:t>
       </w:r>
     </w:p>
@@ -785,16 +975,19 @@
         </w:numPr>
         <w:tabs>
           <w:tab w:val="clear" w:pos="709"/>
-          <w:tab w:val="left" w:pos="709" w:leader="none"/>
-        </w:tabs>
-        <w:bidi w:val="0"/>
+          <w:tab w:val="left" w:pos="709"/>
+        </w:tabs>
         <w:spacing w:before="0" w:after="0"/>
-        <w:ind w:hanging="283" w:start="709"/>
-        <w:jc w:val="start"/>
-        <w:rPr/>
-      </w:pPr>
-      <w:r>
-        <w:rPr/>
+        <w:ind w:left="709" w:hanging="283"/>
+        <w:jc w:val="start"/>
+      </w:pPr>
+      <w:r>
+        <w:rPr>
+          <w:rFonts w:ascii="Liberation Serif" w:hAnsi="Liberation Serif" w:eastAsia="Songti SC" w:cs="Arial Unicode MS"/>
+          <w:kern w:val="2"/>
+          <w:sz w:val="24"/>
+          <w:szCs w:val="24"/>
+        </w:rPr>
         <w:t xml:space="preserve">Secure </w:t>
       </w:r>
     </w:p>
@@ -807,16 +1000,19 @@
         </w:numPr>
         <w:tabs>
           <w:tab w:val="clear" w:pos="709"/>
-          <w:tab w:val="left" w:pos="709" w:leader="none"/>
-        </w:tabs>
-        <w:bidi w:val="0"/>
+          <w:tab w:val="left" w:pos="709"/>
+        </w:tabs>
         <w:spacing w:before="0" w:after="0"/>
-        <w:ind w:hanging="283" w:start="709"/>
-        <w:jc w:val="start"/>
-        <w:rPr/>
-      </w:pPr>
-      <w:r>
-        <w:rPr/>
+        <w:ind w:left="709" w:hanging="283"/>
+        <w:jc w:val="start"/>
+      </w:pPr>
+      <w:r>
+        <w:rPr>
+          <w:rFonts w:ascii="Liberation Serif" w:hAnsi="Liberation Serif" w:eastAsia="Songti SC" w:cs="Arial Unicode MS"/>
+          <w:kern w:val="2"/>
+          <w:sz w:val="24"/>
+          <w:szCs w:val="24"/>
+        </w:rPr>
         <w:t xml:space="preserve">Scalable </w:t>
       </w:r>
     </w:p>
@@ -829,16 +1025,19 @@
         </w:numPr>
         <w:tabs>
           <w:tab w:val="clear" w:pos="709"/>
-          <w:tab w:val="left" w:pos="709" w:leader="none"/>
-        </w:tabs>
-        <w:bidi w:val="0"/>
+          <w:tab w:val="left" w:pos="709"/>
+        </w:tabs>
         <w:spacing w:before="0" w:after="0"/>
-        <w:ind w:hanging="283" w:start="709"/>
-        <w:jc w:val="start"/>
-        <w:rPr/>
-      </w:pPr>
-      <w:r>
-        <w:rPr/>
+        <w:ind w:left="709" w:hanging="283"/>
+        <w:jc w:val="start"/>
+      </w:pPr>
+      <w:r>
+        <w:rPr>
+          <w:rFonts w:ascii="Liberation Serif" w:hAnsi="Liberation Serif" w:eastAsia="Songti SC" w:cs="Arial Unicode MS"/>
+          <w:kern w:val="2"/>
+          <w:sz w:val="24"/>
+          <w:szCs w:val="24"/>
+        </w:rPr>
         <w:t xml:space="preserve">Cost-efficient </w:t>
       </w:r>
     </w:p>
@@ -851,86 +1050,102 @@
         </w:numPr>
         <w:tabs>
           <w:tab w:val="clear" w:pos="709"/>
-          <w:tab w:val="left" w:pos="709" w:leader="none"/>
-        </w:tabs>
-        <w:bidi w:val="0"/>
-        <w:ind w:hanging="283" w:start="709"/>
-        <w:jc w:val="start"/>
-        <w:rPr/>
-      </w:pPr>
-      <w:r>
-        <w:rPr/>
+          <w:tab w:val="left" w:pos="709"/>
+        </w:tabs>
+        <w:ind w:left="709" w:hanging="283"/>
+        <w:jc w:val="start"/>
+      </w:pPr>
+      <w:r>
+        <w:rPr>
+          <w:rFonts w:ascii="Liberation Serif" w:hAnsi="Liberation Serif" w:eastAsia="Songti SC" w:cs="Arial Unicode MS"/>
+          <w:kern w:val="2"/>
+          <w:sz w:val="24"/>
+          <w:szCs w:val="24"/>
+        </w:rPr>
         <w:t xml:space="preserve">Maintainable </w:t>
       </w:r>
     </w:p>
     <w:p>
       <w:pPr>
         <w:pStyle w:val="BodyText"/>
-        <w:bidi w:val="0"/>
-        <w:jc w:val="start"/>
-        <w:rPr/>
-      </w:pPr>
-      <w:r>
-        <w:rPr/>
+        <w:jc w:val="start"/>
+      </w:pPr>
+      <w:r>
+        <w:rPr>
+          <w:rFonts w:ascii="Liberation Serif" w:hAnsi="Liberation Serif" w:eastAsia="Songti SC" w:cs="Arial Unicode MS"/>
+          <w:kern w:val="2"/>
+          <w:sz w:val="24"/>
+          <w:szCs w:val="24"/>
+        </w:rPr>
         <w:t>Notice something.</w:t>
       </w:r>
     </w:p>
     <w:p>
       <w:pPr>
         <w:pStyle w:val="BodyText"/>
-        <w:bidi w:val="0"/>
-        <w:jc w:val="start"/>
-        <w:rPr/>
-      </w:pPr>
-      <w:r>
-        <w:rPr/>
+        <w:jc w:val="start"/>
+      </w:pPr>
+      <w:r>
+        <w:rPr>
+          <w:rFonts w:ascii="Liberation Serif" w:hAnsi="Liberation Serif" w:eastAsia="Songti SC" w:cs="Arial Unicode MS"/>
+          <w:kern w:val="2"/>
+          <w:sz w:val="24"/>
+          <w:szCs w:val="24"/>
+        </w:rPr>
         <w:t>None of those words mention AI.</w:t>
       </w:r>
     </w:p>
     <w:p>
       <w:pPr>
         <w:pStyle w:val="BodyText"/>
-        <w:bidi w:val="0"/>
-        <w:jc w:val="start"/>
-        <w:rPr/>
-      </w:pPr>
-      <w:r>
-        <w:rPr/>
+        <w:jc w:val="start"/>
+      </w:pPr>
+      <w:r>
+        <w:rPr>
+          <w:rFonts w:ascii="Liberation Serif" w:hAnsi="Liberation Serif" w:eastAsia="Songti SC" w:cs="Arial Unicode MS"/>
+          <w:kern w:val="2"/>
+          <w:sz w:val="24"/>
+          <w:szCs w:val="24"/>
+        </w:rPr>
         <w:t>AI is just another component.</w:t>
       </w:r>
     </w:p>
     <w:p>
       <w:pPr>
         <w:pStyle w:val="HorizontalLine"/>
-        <w:bidi w:val="0"/>
-        <w:jc w:val="start"/>
-        <w:rPr/>
-      </w:pPr>
-      <w:r>
-        <w:rPr/>
-      </w:r>
+        <w:jc w:val="start"/>
+      </w:pPr>
+      <w:r/>
     </w:p>
     <w:p>
       <w:pPr>
         <w:pStyle w:val="Heading1"/>
-        <w:bidi w:val="0"/>
-        <w:jc w:val="start"/>
-        <w:rPr/>
-      </w:pPr>
-      <w:r>
-        <w:rPr/>
+        <w:jc w:val="start"/>
+      </w:pPr>
+      <w:r>
+        <w:rPr>
+          <w:rFonts w:ascii="Liberation Serif" w:hAnsi="Liberation Serif" w:eastAsia="Songti SC" w:cs="Arial Unicode MS"/>
+          <w:b/>
+          <w:bCs/>
+          <w:kern w:val="2"/>
+          <w:sz w:val="48"/>
+          <w:szCs w:val="48"/>
+        </w:rPr>
         <w:t>6.3 The Pyramid of AI Systems</w:t>
       </w:r>
     </w:p>
     <w:p>
       <w:pPr>
         <w:pStyle w:val="BodyText"/>
-        <w:bidi w:val="0"/>
-        <w:jc w:val="start"/>
-        <w:rPr/>
-      </w:pPr>
-      <w:r>
-        <w:rPr/>
+        <w:jc w:val="start"/>
+      </w:pPr>
+      <w:r>
+        <w:rPr>
+          <w:rFonts w:ascii="Liberation Serif" w:hAnsi="Liberation Serif" w:eastAsia="Songti SC" w:cs="Arial Unicode MS"/>
+          <w:kern w:val="2"/>
+          <w:sz w:val="24"/>
+          <w:szCs w:val="24"/>
+        </w:rPr>
         <w:t>I like to visualize AI applications like this:</w:t>
       </w:r>
     </w:p>
@@ -939,30 +1154,33 @@
         <w:sectPr>
           <w:type w:val="nextPage"/>
           <w:pgSz w:w="12240" w:h="15840"/>
-          <w:pgMar w:left="1134" w:right="1134" w:gutter="0" w:header="0" w:top="1134" w:footer="0" w:bottom="1134"/>
-          <w:pgNumType w:fmt="decimal"/>
-          <w:formProt w:val="false"/>
-          <w:textDirection w:val="lrTb"/>
+          <w:pgMar w:top="1134" w:right="1134" w:bottom="1134" w:left="1134" w:header="0" w:footer="0" w:gutter="0"/>
         </w:sectPr>
       </w:pPr>
     </w:p>
     <w:p>
       <w:pPr>
         <w:pStyle w:val="PreformattedText"/>
-        <w:bidi w:val="0"/>
-        <w:ind w:hanging="0" w:start="0" w:end="0"/>
-        <w:jc w:val="start"/>
-        <w:rPr/>
+        <w:ind w:left="0" w:right="0" w:hanging="0"/>
+        <w:jc w:val="start"/>
       </w:pPr>
       <w:r>
         <w:rPr>
           <w:rStyle w:val="SourceText"/>
+          <w:rFonts w:ascii="Liberation Mono" w:hAnsi="Liberation Mono" w:eastAsia="Liberation Mono" w:cs="Liberation Mono"/>
+          <w:kern w:val="2"/>
+          <w:sz w:val="20"/>
+          <w:szCs w:val="20"/>
         </w:rPr>
         <w:t xml:space="preserve">                 </w:t>
       </w:r>
       <w:r>
         <w:rPr>
           <w:rStyle w:val="SourceText"/>
+          <w:rFonts w:ascii="Liberation Mono" w:hAnsi="Liberation Mono" w:eastAsia="Liberation Mono" w:cs="Liberation Mono"/>
+          <w:kern w:val="2"/>
+          <w:sz w:val="20"/>
+          <w:szCs w:val="20"/>
         </w:rPr>
         <w:t>Business Goal</w:t>
       </w:r>
@@ -970,13 +1188,15 @@
     <w:p>
       <w:pPr>
         <w:pStyle w:val="PreformattedText"/>
-        <w:bidi w:val="0"/>
-        <w:jc w:val="start"/>
-        <w:rPr/>
+        <w:jc w:val="start"/>
       </w:pPr>
       <w:r>
         <w:rPr>
           <w:rStyle w:val="SourceText"/>
+          <w:rFonts w:ascii="Liberation Mono" w:hAnsi="Liberation Mono" w:eastAsia="Liberation Mono" w:cs="Liberation Mono"/>
+          <w:kern w:val="2"/>
+          <w:sz w:val="20"/>
+          <w:szCs w:val="20"/>
         </w:rPr>
         <w:t xml:space="preserve">                      ▲</w:t>
       </w:r>
@@ -984,19 +1204,25 @@
     <w:p>
       <w:pPr>
         <w:pStyle w:val="PreformattedText"/>
-        <w:bidi w:val="0"/>
-        <w:jc w:val="start"/>
-        <w:rPr/>
+        <w:jc w:val="start"/>
       </w:pPr>
       <w:r>
         <w:rPr>
           <w:rStyle w:val="SourceText"/>
+          <w:rFonts w:ascii="Liberation Mono" w:hAnsi="Liberation Mono" w:eastAsia="Liberation Mono" w:cs="Liberation Mono"/>
+          <w:kern w:val="2"/>
+          <w:sz w:val="20"/>
+          <w:szCs w:val="20"/>
         </w:rPr>
         <w:t xml:space="preserve">              </w:t>
       </w:r>
       <w:r>
         <w:rPr>
           <w:rStyle w:val="SourceText"/>
+          <w:rFonts w:ascii="Liberation Mono" w:hAnsi="Liberation Mono" w:eastAsia="Liberation Mono" w:cs="Liberation Mono"/>
+          <w:kern w:val="2"/>
+          <w:sz w:val="20"/>
+          <w:szCs w:val="20"/>
         </w:rPr>
         <w:t>AI Decision Making</w:t>
       </w:r>
@@ -1004,13 +1230,15 @@
     <w:p>
       <w:pPr>
         <w:pStyle w:val="PreformattedText"/>
-        <w:bidi w:val="0"/>
-        <w:jc w:val="start"/>
-        <w:rPr/>
+        <w:jc w:val="start"/>
       </w:pPr>
       <w:r>
         <w:rPr>
           <w:rStyle w:val="SourceText"/>
+          <w:rFonts w:ascii="Liberation Mono" w:hAnsi="Liberation Mono" w:eastAsia="Liberation Mono" w:cs="Liberation Mono"/>
+          <w:kern w:val="2"/>
+          <w:sz w:val="20"/>
+          <w:szCs w:val="20"/>
         </w:rPr>
         <w:t xml:space="preserve">                      ▲</w:t>
       </w:r>
@@ -1018,19 +1246,25 @@
     <w:p>
       <w:pPr>
         <w:pStyle w:val="PreformattedText"/>
-        <w:bidi w:val="0"/>
-        <w:jc w:val="start"/>
-        <w:rPr/>
+        <w:jc w:val="start"/>
       </w:pPr>
       <w:r>
         <w:rPr>
           <w:rStyle w:val="SourceText"/>
+          <w:rFonts w:ascii="Liberation Mono" w:hAnsi="Liberation Mono" w:eastAsia="Liberation Mono" w:cs="Liberation Mono"/>
+          <w:kern w:val="2"/>
+          <w:sz w:val="20"/>
+          <w:szCs w:val="20"/>
         </w:rPr>
         <w:t xml:space="preserve">           </w:t>
       </w:r>
       <w:r>
         <w:rPr>
           <w:rStyle w:val="SourceText"/>
+          <w:rFonts w:ascii="Liberation Mono" w:hAnsi="Liberation Mono" w:eastAsia="Liberation Mono" w:cs="Liberation Mono"/>
+          <w:kern w:val="2"/>
+          <w:sz w:val="20"/>
+          <w:szCs w:val="20"/>
         </w:rPr>
         <w:t>Business Rules &amp; Logic</w:t>
       </w:r>
@@ -1038,13 +1272,15 @@
     <w:p>
       <w:pPr>
         <w:pStyle w:val="PreformattedText"/>
-        <w:bidi w:val="0"/>
-        <w:jc w:val="start"/>
-        <w:rPr/>
+        <w:jc w:val="start"/>
       </w:pPr>
       <w:r>
         <w:rPr>
           <w:rStyle w:val="SourceText"/>
+          <w:rFonts w:ascii="Liberation Mono" w:hAnsi="Liberation Mono" w:eastAsia="Liberation Mono" w:cs="Liberation Mono"/>
+          <w:kern w:val="2"/>
+          <w:sz w:val="20"/>
+          <w:szCs w:val="20"/>
         </w:rPr>
         <w:t xml:space="preserve">                      ▲</w:t>
       </w:r>
@@ -1052,19 +1288,25 @@
     <w:p>
       <w:pPr>
         <w:pStyle w:val="PreformattedText"/>
-        <w:bidi w:val="0"/>
-        <w:jc w:val="start"/>
-        <w:rPr/>
+        <w:jc w:val="start"/>
       </w:pPr>
       <w:r>
         <w:rPr>
           <w:rStyle w:val="SourceText"/>
+          <w:rFonts w:ascii="Liberation Mono" w:hAnsi="Liberation Mono" w:eastAsia="Liberation Mono" w:cs="Liberation Mono"/>
+          <w:kern w:val="2"/>
+          <w:sz w:val="20"/>
+          <w:szCs w:val="20"/>
         </w:rPr>
         <w:t xml:space="preserve">          </w:t>
       </w:r>
       <w:r>
         <w:rPr>
           <w:rStyle w:val="SourceText"/>
+          <w:rFonts w:ascii="Liberation Mono" w:hAnsi="Liberation Mono" w:eastAsia="Liberation Mono" w:cs="Liberation Mono"/>
+          <w:kern w:val="2"/>
+          <w:sz w:val="20"/>
+          <w:szCs w:val="20"/>
         </w:rPr>
         <w:t>APIs / External Tools</w:t>
       </w:r>
@@ -1072,13 +1314,15 @@
     <w:p>
       <w:pPr>
         <w:pStyle w:val="PreformattedText"/>
-        <w:bidi w:val="0"/>
-        <w:jc w:val="start"/>
-        <w:rPr/>
+        <w:jc w:val="start"/>
       </w:pPr>
       <w:r>
         <w:rPr>
           <w:rStyle w:val="SourceText"/>
+          <w:rFonts w:ascii="Liberation Mono" w:hAnsi="Liberation Mono" w:eastAsia="Liberation Mono" w:cs="Liberation Mono"/>
+          <w:kern w:val="2"/>
+          <w:sz w:val="20"/>
+          <w:szCs w:val="20"/>
         </w:rPr>
         <w:t xml:space="preserve">                      ▲</w:t>
       </w:r>
@@ -1086,20 +1330,26 @@
     <w:p>
       <w:pPr>
         <w:pStyle w:val="PreformattedText"/>
-        <w:bidi w:val="0"/>
         <w:spacing w:before="0" w:after="283"/>
         <w:jc w:val="start"/>
-        <w:rPr/>
       </w:pPr>
       <w:r>
         <w:rPr>
           <w:rStyle w:val="SourceText"/>
+          <w:rFonts w:ascii="Liberation Mono" w:hAnsi="Liberation Mono" w:eastAsia="Liberation Mono" w:cs="Liberation Mono"/>
+          <w:kern w:val="2"/>
+          <w:sz w:val="20"/>
+          <w:szCs w:val="20"/>
         </w:rPr>
         <w:t xml:space="preserve">       </w:t>
       </w:r>
       <w:r>
         <w:rPr>
           <w:rStyle w:val="SourceText"/>
+          <w:rFonts w:ascii="Liberation Mono" w:hAnsi="Liberation Mono" w:eastAsia="Liberation Mono" w:cs="Liberation Mono"/>
+          <w:kern w:val="2"/>
+          <w:sz w:val="20"/>
+          <w:szCs w:val="20"/>
         </w:rPr>
         <w:t>Infrastructure &amp; Security</w:t>
       </w:r>
@@ -1109,177 +1359,213 @@
         <w:sectPr>
           <w:type w:val="continuous"/>
           <w:pgSz w:w="12240" w:h="15840"/>
-          <w:pgMar w:left="1134" w:right="1134" w:gutter="0" w:header="0" w:top="1134" w:footer="0" w:bottom="1134"/>
-          <w:formProt w:val="false"/>
-          <w:textDirection w:val="lrTb"/>
+          <w:pgMar w:top="1134" w:right="1134" w:bottom="1134" w:left="1134" w:header="0" w:footer="0" w:gutter="0"/>
         </w:sectPr>
       </w:pPr>
     </w:p>
     <w:p>
       <w:pPr>
         <w:pStyle w:val="BodyText"/>
-        <w:bidi w:val="0"/>
-        <w:jc w:val="start"/>
-        <w:rPr/>
-      </w:pPr>
-      <w:r>
-        <w:rPr/>
+        <w:jc w:val="start"/>
+      </w:pPr>
+      <w:r>
+        <w:rPr>
+          <w:rFonts w:ascii="Liberation Serif" w:hAnsi="Liberation Serif" w:eastAsia="Songti SC" w:cs="Arial Unicode MS"/>
+          <w:kern w:val="2"/>
+          <w:sz w:val="24"/>
+          <w:szCs w:val="24"/>
+        </w:rPr>
         <w:t>Beginners focus almost entirely on the AI layer.</w:t>
       </w:r>
     </w:p>
     <w:p>
       <w:pPr>
         <w:pStyle w:val="BodyText"/>
-        <w:bidi w:val="0"/>
-        <w:jc w:val="start"/>
-        <w:rPr/>
-      </w:pPr>
-      <w:r>
-        <w:rPr/>
+        <w:jc w:val="start"/>
+      </w:pPr>
+      <w:r>
+        <w:rPr>
+          <w:rFonts w:ascii="Liberation Serif" w:hAnsi="Liberation Serif" w:eastAsia="Songti SC" w:cs="Arial Unicode MS"/>
+          <w:kern w:val="2"/>
+          <w:sz w:val="24"/>
+          <w:szCs w:val="24"/>
+        </w:rPr>
         <w:t>Professionals realize the lower layers support everything above them.</w:t>
       </w:r>
     </w:p>
     <w:p>
       <w:pPr>
         <w:pStyle w:val="BodyText"/>
-        <w:bidi w:val="0"/>
-        <w:jc w:val="start"/>
-        <w:rPr/>
-      </w:pPr>
-      <w:r>
-        <w:rPr/>
+        <w:jc w:val="start"/>
+      </w:pPr>
+      <w:r>
+        <w:rPr>
+          <w:rFonts w:ascii="Liberation Serif" w:hAnsi="Liberation Serif" w:eastAsia="Songti SC" w:cs="Arial Unicode MS"/>
+          <w:kern w:val="2"/>
+          <w:sz w:val="24"/>
+          <w:szCs w:val="24"/>
+        </w:rPr>
         <w:t>Without infrastructure, the AI has nowhere to run.</w:t>
       </w:r>
     </w:p>
     <w:p>
       <w:pPr>
         <w:pStyle w:val="BodyText"/>
-        <w:bidi w:val="0"/>
-        <w:jc w:val="start"/>
-        <w:rPr/>
-      </w:pPr>
-      <w:r>
-        <w:rPr/>
+        <w:jc w:val="start"/>
+      </w:pPr>
+      <w:r>
+        <w:rPr>
+          <w:rFonts w:ascii="Liberation Serif" w:hAnsi="Liberation Serif" w:eastAsia="Songti SC" w:cs="Arial Unicode MS"/>
+          <w:kern w:val="2"/>
+          <w:sz w:val="24"/>
+          <w:szCs w:val="24"/>
+        </w:rPr>
         <w:t>Without APIs, it has nothing useful to work with.</w:t>
       </w:r>
     </w:p>
     <w:p>
       <w:pPr>
         <w:pStyle w:val="BodyText"/>
-        <w:bidi w:val="0"/>
-        <w:jc w:val="start"/>
-        <w:rPr/>
-      </w:pPr>
-      <w:r>
-        <w:rPr/>
+        <w:jc w:val="start"/>
+      </w:pPr>
+      <w:r>
+        <w:rPr>
+          <w:rFonts w:ascii="Liberation Serif" w:hAnsi="Liberation Serif" w:eastAsia="Songti SC" w:cs="Arial Unicode MS"/>
+          <w:kern w:val="2"/>
+          <w:sz w:val="24"/>
+          <w:szCs w:val="24"/>
+        </w:rPr>
         <w:t>Without business rules, it may make poor decisions.</w:t>
       </w:r>
     </w:p>
     <w:p>
       <w:pPr>
         <w:pStyle w:val="BodyText"/>
-        <w:bidi w:val="0"/>
-        <w:jc w:val="start"/>
-        <w:rPr/>
-      </w:pPr>
-      <w:r>
-        <w:rPr/>
+        <w:jc w:val="start"/>
+      </w:pPr>
+      <w:r>
+        <w:rPr>
+          <w:rFonts w:ascii="Liberation Serif" w:hAnsi="Liberation Serif" w:eastAsia="Songti SC" w:cs="Arial Unicode MS"/>
+          <w:kern w:val="2"/>
+          <w:sz w:val="24"/>
+          <w:szCs w:val="24"/>
+        </w:rPr>
         <w:t>Without a business goal, it solves the wrong problem.</w:t>
       </w:r>
     </w:p>
     <w:p>
       <w:pPr>
         <w:pStyle w:val="HorizontalLine"/>
-        <w:bidi w:val="0"/>
-        <w:jc w:val="start"/>
-        <w:rPr/>
-      </w:pPr>
-      <w:r>
-        <w:rPr/>
-      </w:r>
+        <w:jc w:val="start"/>
+      </w:pPr>
+      <w:r/>
     </w:p>
     <w:p>
       <w:pPr>
         <w:pStyle w:val="Heading1"/>
-        <w:bidi w:val="0"/>
-        <w:jc w:val="start"/>
-        <w:rPr/>
-      </w:pPr>
-      <w:r>
-        <w:rPr/>
+        <w:jc w:val="start"/>
+      </w:pPr>
+      <w:r>
+        <w:rPr>
+          <w:rFonts w:ascii="Liberation Serif" w:hAnsi="Liberation Serif" w:eastAsia="Songti SC" w:cs="Arial Unicode MS"/>
+          <w:b/>
+          <w:bCs/>
+          <w:kern w:val="2"/>
+          <w:sz w:val="48"/>
+          <w:szCs w:val="48"/>
+        </w:rPr>
         <w:t>6.4 Our Business Goal</w:t>
       </w:r>
     </w:p>
     <w:p>
       <w:pPr>
         <w:pStyle w:val="BodyText"/>
-        <w:bidi w:val="0"/>
-        <w:jc w:val="start"/>
-        <w:rPr/>
-      </w:pPr>
-      <w:r>
-        <w:rPr/>
+        <w:jc w:val="start"/>
+      </w:pPr>
+      <w:r>
+        <w:rPr>
+          <w:rFonts w:ascii="Liberation Serif" w:hAnsi="Liberation Serif" w:eastAsia="Songti SC" w:cs="Arial Unicode MS"/>
+          <w:kern w:val="2"/>
+          <w:sz w:val="24"/>
+          <w:szCs w:val="24"/>
+        </w:rPr>
         <w:t>Let's remind ourselves why this project exists.</w:t>
       </w:r>
     </w:p>
     <w:p>
       <w:pPr>
         <w:pStyle w:val="BodyText"/>
-        <w:bidi w:val="0"/>
-        <w:jc w:val="start"/>
-        <w:rPr/>
-      </w:pPr>
-      <w:r>
-        <w:rPr/>
+        <w:jc w:val="start"/>
+      </w:pPr>
+      <w:r>
+        <w:rPr>
+          <w:rFonts w:ascii="Liberation Serif" w:hAnsi="Liberation Serif" w:eastAsia="Songti SC" w:cs="Arial Unicode MS"/>
+          <w:kern w:val="2"/>
+          <w:sz w:val="24"/>
+          <w:szCs w:val="24"/>
+        </w:rPr>
         <w:t>Not to use AgentCore.</w:t>
       </w:r>
     </w:p>
     <w:p>
       <w:pPr>
         <w:pStyle w:val="BodyText"/>
-        <w:bidi w:val="0"/>
-        <w:jc w:val="start"/>
-        <w:rPr/>
-      </w:pPr>
-      <w:r>
-        <w:rPr/>
+        <w:jc w:val="start"/>
+      </w:pPr>
+      <w:r>
+        <w:rPr>
+          <w:rFonts w:ascii="Liberation Serif" w:hAnsi="Liberation Serif" w:eastAsia="Songti SC" w:cs="Arial Unicode MS"/>
+          <w:kern w:val="2"/>
+          <w:sz w:val="24"/>
+          <w:szCs w:val="24"/>
+        </w:rPr>
         <w:t>Not to call Claude.</w:t>
       </w:r>
     </w:p>
     <w:p>
       <w:pPr>
         <w:pStyle w:val="BodyText"/>
-        <w:bidi w:val="0"/>
-        <w:jc w:val="start"/>
-        <w:rPr/>
-      </w:pPr>
-      <w:r>
-        <w:rPr/>
+        <w:jc w:val="start"/>
+      </w:pPr>
+      <w:r>
+        <w:rPr>
+          <w:rFonts w:ascii="Liberation Serif" w:hAnsi="Liberation Serif" w:eastAsia="Songti SC" w:cs="Arial Unicode MS"/>
+          <w:kern w:val="2"/>
+          <w:sz w:val="24"/>
+          <w:szCs w:val="24"/>
+        </w:rPr>
         <w:t>Not to build Lambda functions.</w:t>
       </w:r>
     </w:p>
     <w:p>
       <w:pPr>
         <w:pStyle w:val="BodyText"/>
-        <w:bidi w:val="0"/>
-        <w:jc w:val="start"/>
-        <w:rPr/>
-      </w:pPr>
-      <w:r>
-        <w:rPr/>
+        <w:jc w:val="start"/>
+      </w:pPr>
+      <w:r>
+        <w:rPr>
+          <w:rFonts w:ascii="Liberation Serif" w:hAnsi="Liberation Serif" w:eastAsia="Songti SC" w:cs="Arial Unicode MS"/>
+          <w:kern w:val="2"/>
+          <w:sz w:val="24"/>
+          <w:szCs w:val="24"/>
+        </w:rPr>
         <w:t>Our goal is much simpler:</w:t>
       </w:r>
     </w:p>
     <w:p>
       <w:pPr>
         <w:pStyle w:val="BlockQuotation"/>
-        <w:bidi w:val="0"/>
-        <w:jc w:val="start"/>
-        <w:rPr/>
+        <w:jc w:val="start"/>
       </w:pPr>
       <w:r>
         <w:rPr>
           <w:rStyle w:val="Strong"/>
+          <w:rFonts w:ascii="Liberation Serif" w:hAnsi="Liberation Serif" w:eastAsia="Songti SC" w:cs="Arial Unicode MS"/>
+          <w:b/>
+          <w:bCs/>
+          <w:kern w:val="2"/>
+          <w:sz w:val="24"/>
+          <w:szCs w:val="24"/>
         </w:rPr>
         <w:t>Help convert Facebook accommodation inquiries into Airbnb bookings while reducing manual work.</w:t>
       </w:r>
@@ -1287,403 +1573,480 @@
     <w:p>
       <w:pPr>
         <w:pStyle w:val="BodyText"/>
-        <w:bidi w:val="0"/>
-        <w:jc w:val="start"/>
-        <w:rPr/>
-      </w:pPr>
-      <w:r>
-        <w:rPr/>
+        <w:jc w:val="start"/>
+      </w:pPr>
+      <w:r>
+        <w:rPr>
+          <w:rFonts w:ascii="Liberation Serif" w:hAnsi="Liberation Serif" w:eastAsia="Songti SC" w:cs="Arial Unicode MS"/>
+          <w:kern w:val="2"/>
+          <w:sz w:val="24"/>
+          <w:szCs w:val="24"/>
+        </w:rPr>
         <w:t>Everything we build should support that goal.</w:t>
       </w:r>
     </w:p>
     <w:p>
       <w:pPr>
         <w:pStyle w:val="BodyText"/>
-        <w:bidi w:val="0"/>
-        <w:jc w:val="start"/>
-        <w:rPr/>
-      </w:pPr>
-      <w:r>
-        <w:rPr/>
+        <w:jc w:val="start"/>
+      </w:pPr>
+      <w:r>
+        <w:rPr>
+          <w:rFonts w:ascii="Liberation Serif" w:hAnsi="Liberation Serif" w:eastAsia="Songti SC" w:cs="Arial Unicode MS"/>
+          <w:kern w:val="2"/>
+          <w:sz w:val="24"/>
+          <w:szCs w:val="24"/>
+        </w:rPr>
         <w:t>Whenever you're unsure about a design decision, ask:</w:t>
       </w:r>
     </w:p>
     <w:p>
       <w:pPr>
         <w:pStyle w:val="BlockQuotation"/>
-        <w:bidi w:val="0"/>
-        <w:jc w:val="start"/>
-        <w:rPr/>
-      </w:pPr>
-      <w:r>
-        <w:rPr/>
+        <w:jc w:val="start"/>
+      </w:pPr>
+      <w:r>
+        <w:rPr>
+          <w:rFonts w:ascii="Liberation Serif" w:hAnsi="Liberation Serif" w:eastAsia="Songti SC" w:cs="Arial Unicode MS"/>
+          <w:kern w:val="2"/>
+          <w:sz w:val="24"/>
+          <w:szCs w:val="24"/>
+        </w:rPr>
         <w:t>"Does this help achieve the business goal?"</w:t>
       </w:r>
     </w:p>
     <w:p>
       <w:pPr>
         <w:pStyle w:val="HorizontalLine"/>
-        <w:bidi w:val="0"/>
-        <w:jc w:val="start"/>
-        <w:rPr/>
-      </w:pPr>
-      <w:r>
-        <w:rPr/>
-      </w:r>
+        <w:jc w:val="start"/>
+      </w:pPr>
+      <w:r/>
     </w:p>
     <w:p>
       <w:pPr>
         <w:pStyle w:val="Heading1"/>
-        <w:bidi w:val="0"/>
-        <w:jc w:val="start"/>
-        <w:rPr/>
-      </w:pPr>
-      <w:r>
-        <w:rPr/>
+        <w:jc w:val="start"/>
+      </w:pPr>
+      <w:r>
+        <w:rPr>
+          <w:rFonts w:ascii="Liberation Serif" w:hAnsi="Liberation Serif" w:eastAsia="Songti SC" w:cs="Arial Unicode MS"/>
+          <w:b/>
+          <w:bCs/>
+          <w:kern w:val="2"/>
+          <w:sz w:val="48"/>
+          <w:szCs w:val="48"/>
+        </w:rPr>
         <w:t>6.5 Following One Facebook Post</w:t>
       </w:r>
     </w:p>
     <w:p>
       <w:pPr>
         <w:pStyle w:val="BodyText"/>
-        <w:bidi w:val="0"/>
-        <w:jc w:val="start"/>
-        <w:rPr/>
-      </w:pPr>
-      <w:r>
-        <w:rPr/>
+        <w:jc w:val="start"/>
+      </w:pPr>
+      <w:r>
+        <w:rPr>
+          <w:rFonts w:ascii="Liberation Serif" w:hAnsi="Liberation Serif" w:eastAsia="Songti SC" w:cs="Arial Unicode MS"/>
+          <w:kern w:val="2"/>
+          <w:sz w:val="24"/>
+          <w:szCs w:val="24"/>
+        </w:rPr>
         <w:t>Let's trace one request from beginning to end.</w:t>
       </w:r>
     </w:p>
     <w:p>
       <w:pPr>
         <w:pStyle w:val="BodyText"/>
-        <w:bidi w:val="0"/>
-        <w:jc w:val="start"/>
-        <w:rPr/>
-      </w:pPr>
-      <w:r>
-        <w:rPr/>
+        <w:jc w:val="start"/>
+      </w:pPr>
+      <w:r>
+        <w:rPr>
+          <w:rFonts w:ascii="Liberation Serif" w:hAnsi="Liberation Serif" w:eastAsia="Songti SC" w:cs="Arial Unicode MS"/>
+          <w:kern w:val="2"/>
+          <w:sz w:val="24"/>
+          <w:szCs w:val="24"/>
+        </w:rPr>
         <w:t>Imagine someone posts:</w:t>
       </w:r>
     </w:p>
     <w:p>
       <w:pPr>
         <w:pStyle w:val="BlockQuotation"/>
-        <w:bidi w:val="0"/>
-        <w:jc w:val="start"/>
-        <w:rPr/>
-      </w:pPr>
-      <w:r>
-        <w:rPr/>
+        <w:jc w:val="start"/>
+      </w:pPr>
+      <w:r>
+        <w:rPr>
+          <w:rFonts w:ascii="Liberation Serif" w:hAnsi="Liberation Serif" w:eastAsia="Songti SC" w:cs="Arial Unicode MS"/>
+          <w:kern w:val="2"/>
+          <w:sz w:val="24"/>
+          <w:szCs w:val="24"/>
+        </w:rPr>
         <w:t>Looking for accommodation for 8 adults this July 20–22.</w:t>
       </w:r>
     </w:p>
     <w:p>
       <w:pPr>
         <w:pStyle w:val="BodyText"/>
-        <w:bidi w:val="0"/>
-        <w:jc w:val="start"/>
-        <w:rPr/>
-      </w:pPr>
-      <w:r>
-        <w:rPr/>
+        <w:jc w:val="start"/>
+      </w:pPr>
+      <w:r>
+        <w:rPr>
+          <w:rFonts w:ascii="Liberation Serif" w:hAnsi="Liberation Serif" w:eastAsia="Songti SC" w:cs="Arial Unicode MS"/>
+          <w:kern w:val="2"/>
+          <w:sz w:val="24"/>
+          <w:szCs w:val="24"/>
+        </w:rPr>
         <w:t>We'll follow the request like a package moving through a delivery company.</w:t>
       </w:r>
     </w:p>
     <w:p>
       <w:pPr>
         <w:pStyle w:val="HorizontalLine"/>
-        <w:bidi w:val="0"/>
-        <w:jc w:val="start"/>
-        <w:rPr/>
-      </w:pPr>
-      <w:r>
-        <w:rPr/>
-      </w:r>
+        <w:jc w:val="start"/>
+      </w:pPr>
+      <w:r/>
     </w:p>
     <w:p>
       <w:pPr>
         <w:pStyle w:val="Heading2"/>
-        <w:bidi w:val="0"/>
-        <w:jc w:val="start"/>
-        <w:rPr/>
-      </w:pPr>
-      <w:r>
-        <w:rPr/>
+        <w:jc w:val="start"/>
+      </w:pPr>
+      <w:r>
+        <w:rPr>
+          <w:rFonts w:ascii="Liberation Serif" w:hAnsi="Liberation Serif" w:eastAsia="Songti SC" w:cs="Arial Unicode MS"/>
+          <w:b/>
+          <w:bCs/>
+          <w:kern w:val="2"/>
+          <w:sz w:val="36"/>
+          <w:szCs w:val="36"/>
+        </w:rPr>
         <w:t>Step 1 — A New Event Appears</w:t>
       </w:r>
     </w:p>
     <w:p>
       <w:pPr>
         <w:pStyle w:val="BodyText"/>
-        <w:bidi w:val="0"/>
-        <w:jc w:val="start"/>
-        <w:rPr/>
-      </w:pPr>
-      <w:r>
-        <w:rPr/>
+        <w:jc w:val="start"/>
+      </w:pPr>
+      <w:r>
+        <w:rPr>
+          <w:rFonts w:ascii="Liberation Serif" w:hAnsi="Liberation Serif" w:eastAsia="Songti SC" w:cs="Arial Unicode MS"/>
+          <w:kern w:val="2"/>
+          <w:sz w:val="24"/>
+          <w:szCs w:val="24"/>
+        </w:rPr>
         <w:t>Someone creates a Facebook post.</w:t>
       </w:r>
     </w:p>
     <w:p>
       <w:pPr>
         <w:pStyle w:val="BodyText"/>
-        <w:bidi w:val="0"/>
-        <w:jc w:val="start"/>
-        <w:rPr/>
-      </w:pPr>
-      <w:r>
-        <w:rPr/>
+        <w:jc w:val="start"/>
+      </w:pPr>
+      <w:r>
+        <w:rPr>
+          <w:rFonts w:ascii="Liberation Serif" w:hAnsi="Liberation Serif" w:eastAsia="Songti SC" w:cs="Arial Unicode MS"/>
+          <w:kern w:val="2"/>
+          <w:sz w:val="24"/>
+          <w:szCs w:val="24"/>
+        </w:rPr>
         <w:t>The system isn't awake yet.</w:t>
       </w:r>
     </w:p>
     <w:p>
       <w:pPr>
         <w:pStyle w:val="HorizontalLine"/>
-        <w:bidi w:val="0"/>
-        <w:jc w:val="start"/>
-        <w:rPr/>
-      </w:pPr>
-      <w:r>
-        <w:rPr/>
-      </w:r>
+        <w:jc w:val="start"/>
+      </w:pPr>
+      <w:r/>
     </w:p>
     <w:p>
       <w:pPr>
         <w:pStyle w:val="Heading2"/>
-        <w:bidi w:val="0"/>
-        <w:jc w:val="start"/>
-        <w:rPr/>
-      </w:pPr>
-      <w:r>
-        <w:rPr/>
+        <w:jc w:val="start"/>
+      </w:pPr>
+      <w:r>
+        <w:rPr>
+          <w:rFonts w:ascii="Liberation Serif" w:hAnsi="Liberation Serif" w:eastAsia="Songti SC" w:cs="Arial Unicode MS"/>
+          <w:b/>
+          <w:bCs/>
+          <w:kern w:val="2"/>
+          <w:sz w:val="36"/>
+          <w:szCs w:val="36"/>
+        </w:rPr>
         <w:t>Step 2 — EventBridge Wakes the System</w:t>
       </w:r>
     </w:p>
     <w:p>
       <w:pPr>
         <w:pStyle w:val="BodyText"/>
-        <w:bidi w:val="0"/>
-        <w:jc w:val="start"/>
-        <w:rPr/>
-      </w:pPr>
-      <w:r>
-        <w:rPr/>
+        <w:jc w:val="start"/>
+      </w:pPr>
+      <w:r>
+        <w:rPr>
+          <w:rFonts w:ascii="Liberation Serif" w:hAnsi="Liberation Serif" w:eastAsia="Songti SC" w:cs="Arial Unicode MS"/>
+          <w:kern w:val="2"/>
+          <w:sz w:val="24"/>
+          <w:szCs w:val="24"/>
+        </w:rPr>
         <w:t>Every three minutes:</w:t>
       </w:r>
     </w:p>
     <w:p>
       <w:pPr>
         <w:pStyle w:val="BlockQuotation"/>
-        <w:bidi w:val="0"/>
-        <w:jc w:val="start"/>
-        <w:rPr/>
-      </w:pPr>
-      <w:r>
-        <w:rPr/>
+        <w:jc w:val="start"/>
+      </w:pPr>
+      <w:r>
+        <w:rPr>
+          <w:rFonts w:ascii="Liberation Serif" w:hAnsi="Liberation Serif" w:eastAsia="Songti SC" w:cs="Arial Unicode MS"/>
+          <w:kern w:val="2"/>
+          <w:sz w:val="24"/>
+          <w:szCs w:val="24"/>
+        </w:rPr>
         <w:t>"Time to check for new posts."</w:t>
       </w:r>
     </w:p>
     <w:p>
       <w:pPr>
         <w:pStyle w:val="BodyText"/>
-        <w:bidi w:val="0"/>
-        <w:jc w:val="start"/>
-        <w:rPr/>
-      </w:pPr>
-      <w:r>
-        <w:rPr/>
+        <w:jc w:val="start"/>
+      </w:pPr>
+      <w:r>
+        <w:rPr>
+          <w:rFonts w:ascii="Liberation Serif" w:hAnsi="Liberation Serif" w:eastAsia="Songti SC" w:cs="Arial Unicode MS"/>
+          <w:kern w:val="2"/>
+          <w:sz w:val="24"/>
+          <w:szCs w:val="24"/>
+        </w:rPr>
         <w:t>EventBridge doesn't know anything about Airbnb.</w:t>
       </w:r>
     </w:p>
     <w:p>
       <w:pPr>
         <w:pStyle w:val="BodyText"/>
-        <w:bidi w:val="0"/>
-        <w:jc w:val="start"/>
-        <w:rPr/>
-      </w:pPr>
-      <w:r>
-        <w:rPr/>
+        <w:jc w:val="start"/>
+      </w:pPr>
+      <w:r>
+        <w:rPr>
+          <w:rFonts w:ascii="Liberation Serif" w:hAnsi="Liberation Serif" w:eastAsia="Songti SC" w:cs="Arial Unicode MS"/>
+          <w:kern w:val="2"/>
+          <w:sz w:val="24"/>
+          <w:szCs w:val="24"/>
+        </w:rPr>
         <w:t>It only knows time.</w:t>
       </w:r>
     </w:p>
     <w:p>
       <w:pPr>
         <w:pStyle w:val="HorizontalLine"/>
-        <w:bidi w:val="0"/>
-        <w:jc w:val="start"/>
-        <w:rPr/>
-      </w:pPr>
-      <w:r>
-        <w:rPr/>
-      </w:r>
+        <w:jc w:val="start"/>
+      </w:pPr>
+      <w:r/>
     </w:p>
     <w:p>
       <w:pPr>
         <w:pStyle w:val="Heading2"/>
-        <w:bidi w:val="0"/>
-        <w:jc w:val="start"/>
-        <w:rPr/>
-      </w:pPr>
-      <w:r>
-        <w:rPr/>
+        <w:jc w:val="start"/>
+      </w:pPr>
+      <w:r>
+        <w:rPr>
+          <w:rFonts w:ascii="Liberation Serif" w:hAnsi="Liberation Serif" w:eastAsia="Songti SC" w:cs="Arial Unicode MS"/>
+          <w:b/>
+          <w:bCs/>
+          <w:kern w:val="2"/>
+          <w:sz w:val="36"/>
+          <w:szCs w:val="36"/>
+        </w:rPr>
         <w:t>Step 3 — Lambda Polls Facebook</w:t>
       </w:r>
     </w:p>
     <w:p>
       <w:pPr>
         <w:pStyle w:val="BodyText"/>
-        <w:bidi w:val="0"/>
-        <w:jc w:val="start"/>
-        <w:rPr/>
-      </w:pPr>
-      <w:r>
-        <w:rPr/>
+        <w:jc w:val="start"/>
+      </w:pPr>
+      <w:r>
+        <w:rPr>
+          <w:rFonts w:ascii="Liberation Serif" w:hAnsi="Liberation Serif" w:eastAsia="Songti SC" w:cs="Arial Unicode MS"/>
+          <w:kern w:val="2"/>
+          <w:sz w:val="24"/>
+          <w:szCs w:val="24"/>
+        </w:rPr>
         <w:t>Lambda asks:</w:t>
       </w:r>
     </w:p>
     <w:p>
       <w:pPr>
         <w:pStyle w:val="BlockQuotation"/>
-        <w:bidi w:val="0"/>
-        <w:jc w:val="start"/>
-        <w:rPr/>
-      </w:pPr>
-      <w:r>
-        <w:rPr/>
+        <w:jc w:val="start"/>
+      </w:pPr>
+      <w:r>
+        <w:rPr>
+          <w:rFonts w:ascii="Liberation Serif" w:hAnsi="Liberation Serif" w:eastAsia="Songti SC" w:cs="Arial Unicode MS"/>
+          <w:kern w:val="2"/>
+          <w:sz w:val="24"/>
+          <w:szCs w:val="24"/>
+        </w:rPr>
         <w:t>"Have there been any new posts since my last check?"</w:t>
       </w:r>
     </w:p>
     <w:p>
       <w:pPr>
         <w:pStyle w:val="BodyText"/>
-        <w:bidi w:val="0"/>
-        <w:jc w:val="start"/>
-        <w:rPr/>
-      </w:pPr>
-      <w:r>
-        <w:rPr/>
+        <w:jc w:val="start"/>
+      </w:pPr>
+      <w:r>
+        <w:rPr>
+          <w:rFonts w:ascii="Liberation Serif" w:hAnsi="Liberation Serif" w:eastAsia="Songti SC" w:cs="Arial Unicode MS"/>
+          <w:kern w:val="2"/>
+          <w:sz w:val="24"/>
+          <w:szCs w:val="24"/>
+        </w:rPr>
         <w:t>Suppose the answer is:</w:t>
       </w:r>
     </w:p>
     <w:p>
       <w:pPr>
         <w:pStyle w:val="BodyText"/>
-        <w:bidi w:val="0"/>
-        <w:jc w:val="start"/>
-        <w:rPr/>
-      </w:pPr>
-      <w:r>
-        <w:rPr/>
+        <w:jc w:val="start"/>
+      </w:pPr>
+      <w:r>
+        <w:rPr>
+          <w:rFonts w:ascii="Liberation Serif" w:hAnsi="Liberation Serif" w:eastAsia="Songti SC" w:cs="Arial Unicode MS"/>
+          <w:kern w:val="2"/>
+          <w:sz w:val="24"/>
+          <w:szCs w:val="24"/>
+        </w:rPr>
         <w:t>Yes.</w:t>
       </w:r>
     </w:p>
     <w:p>
       <w:pPr>
         <w:pStyle w:val="BodyText"/>
-        <w:bidi w:val="0"/>
-        <w:jc w:val="start"/>
-        <w:rPr/>
-      </w:pPr>
-      <w:r>
-        <w:rPr/>
+        <w:jc w:val="start"/>
+      </w:pPr>
+      <w:r>
+        <w:rPr>
+          <w:rFonts w:ascii="Liberation Serif" w:hAnsi="Liberation Serif" w:eastAsia="Songti SC" w:cs="Arial Unicode MS"/>
+          <w:kern w:val="2"/>
+          <w:sz w:val="24"/>
+          <w:szCs w:val="24"/>
+        </w:rPr>
         <w:t>One new post.</w:t>
       </w:r>
     </w:p>
     <w:p>
       <w:pPr>
         <w:pStyle w:val="BodyText"/>
-        <w:bidi w:val="0"/>
-        <w:jc w:val="start"/>
-        <w:rPr/>
-      </w:pPr>
-      <w:r>
-        <w:rPr/>
+        <w:jc w:val="start"/>
+      </w:pPr>
+      <w:r>
+        <w:rPr>
+          <w:rFonts w:ascii="Liberation Serif" w:hAnsi="Liberation Serif" w:eastAsia="Songti SC" w:cs="Arial Unicode MS"/>
+          <w:kern w:val="2"/>
+          <w:sz w:val="24"/>
+          <w:szCs w:val="24"/>
+        </w:rPr>
         <w:t>Lambda records its identifier so we won't process it twice.</w:t>
       </w:r>
     </w:p>
     <w:p>
       <w:pPr>
         <w:pStyle w:val="HorizontalLine"/>
-        <w:bidi w:val="0"/>
-        <w:jc w:val="start"/>
-        <w:rPr/>
-      </w:pPr>
-      <w:r>
-        <w:rPr/>
-      </w:r>
+        <w:jc w:val="start"/>
+      </w:pPr>
+      <w:r/>
     </w:p>
     <w:p>
       <w:pPr>
         <w:pStyle w:val="Heading2"/>
-        <w:bidi w:val="0"/>
-        <w:jc w:val="start"/>
-        <w:rPr/>
-      </w:pPr>
-      <w:r>
-        <w:rPr/>
+        <w:jc w:val="start"/>
+      </w:pPr>
+      <w:r>
+        <w:rPr>
+          <w:rFonts w:ascii="Liberation Serif" w:hAnsi="Liberation Serif" w:eastAsia="Songti SC" w:cs="Arial Unicode MS"/>
+          <w:b/>
+          <w:bCs/>
+          <w:kern w:val="2"/>
+          <w:sz w:val="36"/>
+          <w:szCs w:val="36"/>
+        </w:rPr>
         <w:t>Step 4 — AgentCore Receives the Post</w:t>
       </w:r>
     </w:p>
     <w:p>
       <w:pPr>
         <w:pStyle w:val="BodyText"/>
-        <w:bidi w:val="0"/>
-        <w:jc w:val="start"/>
-        <w:rPr/>
-      </w:pPr>
-      <w:r>
-        <w:rPr/>
+        <w:jc w:val="start"/>
+      </w:pPr>
+      <w:r>
+        <w:rPr>
+          <w:rFonts w:ascii="Liberation Serif" w:hAnsi="Liberation Serif" w:eastAsia="Songti SC" w:cs="Arial Unicode MS"/>
+          <w:kern w:val="2"/>
+          <w:sz w:val="24"/>
+          <w:szCs w:val="24"/>
+        </w:rPr>
         <w:t>The post is passed to the agent.</w:t>
       </w:r>
     </w:p>
     <w:p>
       <w:pPr>
         <w:pStyle w:val="BodyText"/>
-        <w:bidi w:val="0"/>
-        <w:jc w:val="start"/>
-        <w:rPr/>
-      </w:pPr>
-      <w:r>
-        <w:rPr/>
+        <w:jc w:val="start"/>
+      </w:pPr>
+      <w:r>
+        <w:rPr>
+          <w:rFonts w:ascii="Liberation Serif" w:hAnsi="Liberation Serif" w:eastAsia="Songti SC" w:cs="Arial Unicode MS"/>
+          <w:kern w:val="2"/>
+          <w:sz w:val="24"/>
+          <w:szCs w:val="24"/>
+        </w:rPr>
         <w:t>The agent reads it.</w:t>
       </w:r>
     </w:p>
     <w:p>
       <w:pPr>
         <w:pStyle w:val="BodyText"/>
-        <w:bidi w:val="0"/>
-        <w:jc w:val="start"/>
-        <w:rPr/>
-      </w:pPr>
-      <w:r>
-        <w:rPr/>
+        <w:jc w:val="start"/>
+      </w:pPr>
+      <w:r>
+        <w:rPr>
+          <w:rFonts w:ascii="Liberation Serif" w:hAnsi="Liberation Serif" w:eastAsia="Songti SC" w:cs="Arial Unicode MS"/>
+          <w:kern w:val="2"/>
+          <w:sz w:val="24"/>
+          <w:szCs w:val="24"/>
+        </w:rPr>
         <w:t>Not as words...</w:t>
       </w:r>
     </w:p>
     <w:p>
       <w:pPr>
         <w:pStyle w:val="BodyText"/>
-        <w:bidi w:val="0"/>
-        <w:jc w:val="start"/>
-        <w:rPr/>
-      </w:pPr>
-      <w:r>
-        <w:rPr/>
+        <w:jc w:val="start"/>
+      </w:pPr>
+      <w:r>
+        <w:rPr>
+          <w:rFonts w:ascii="Liberation Serif" w:hAnsi="Liberation Serif" w:eastAsia="Songti SC" w:cs="Arial Unicode MS"/>
+          <w:kern w:val="2"/>
+          <w:sz w:val="24"/>
+          <w:szCs w:val="24"/>
+        </w:rPr>
         <w:t>But as intent.</w:t>
       </w:r>
     </w:p>
     <w:p>
       <w:pPr>
         <w:pStyle w:val="BodyText"/>
-        <w:bidi w:val="0"/>
-        <w:jc w:val="start"/>
-        <w:rPr/>
-      </w:pPr>
-      <w:r>
-        <w:rPr/>
+        <w:jc w:val="start"/>
+      </w:pPr>
+      <w:r>
+        <w:rPr>
+          <w:rFonts w:ascii="Liberation Serif" w:hAnsi="Liberation Serif" w:eastAsia="Songti SC" w:cs="Arial Unicode MS"/>
+          <w:kern w:val="2"/>
+          <w:sz w:val="24"/>
+          <w:szCs w:val="24"/>
+        </w:rPr>
         <w:t>It identifies:</w:t>
       </w:r>
     </w:p>
@@ -1696,16 +2059,19 @@
         </w:numPr>
         <w:tabs>
           <w:tab w:val="clear" w:pos="709"/>
-          <w:tab w:val="left" w:pos="709" w:leader="none"/>
-        </w:tabs>
-        <w:bidi w:val="0"/>
+          <w:tab w:val="left" w:pos="709"/>
+        </w:tabs>
         <w:spacing w:before="0" w:after="0"/>
-        <w:ind w:hanging="283" w:start="709"/>
-        <w:jc w:val="start"/>
-        <w:rPr/>
-      </w:pPr>
-      <w:r>
-        <w:rPr/>
+        <w:ind w:left="709" w:hanging="283"/>
+        <w:jc w:val="start"/>
+      </w:pPr>
+      <w:r>
+        <w:rPr>
+          <w:rFonts w:ascii="Liberation Serif" w:hAnsi="Liberation Serif" w:eastAsia="Songti SC" w:cs="Arial Unicode MS"/>
+          <w:kern w:val="2"/>
+          <w:sz w:val="24"/>
+          <w:szCs w:val="24"/>
+        </w:rPr>
         <w:t xml:space="preserve">Accommodation request </w:t>
       </w:r>
     </w:p>
@@ -1718,16 +2084,19 @@
         </w:numPr>
         <w:tabs>
           <w:tab w:val="clear" w:pos="709"/>
-          <w:tab w:val="left" w:pos="709" w:leader="none"/>
-        </w:tabs>
-        <w:bidi w:val="0"/>
+          <w:tab w:val="left" w:pos="709"/>
+        </w:tabs>
         <w:spacing w:before="0" w:after="0"/>
-        <w:ind w:hanging="283" w:start="709"/>
-        <w:jc w:val="start"/>
-        <w:rPr/>
-      </w:pPr>
-      <w:r>
-        <w:rPr/>
+        <w:ind w:left="709" w:hanging="283"/>
+        <w:jc w:val="start"/>
+      </w:pPr>
+      <w:r>
+        <w:rPr>
+          <w:rFonts w:ascii="Liberation Serif" w:hAnsi="Liberation Serif" w:eastAsia="Songti SC" w:cs="Arial Unicode MS"/>
+          <w:kern w:val="2"/>
+          <w:sz w:val="24"/>
+          <w:szCs w:val="24"/>
+        </w:rPr>
         <w:t xml:space="preserve">Eight guests </w:t>
       </w:r>
     </w:p>
@@ -1740,287 +2109,339 @@
         </w:numPr>
         <w:tabs>
           <w:tab w:val="clear" w:pos="709"/>
-          <w:tab w:val="left" w:pos="709" w:leader="none"/>
-        </w:tabs>
-        <w:bidi w:val="0"/>
-        <w:ind w:hanging="283" w:start="709"/>
-        <w:jc w:val="start"/>
-        <w:rPr/>
-      </w:pPr>
-      <w:r>
-        <w:rPr/>
+          <w:tab w:val="left" w:pos="709"/>
+        </w:tabs>
+        <w:ind w:left="709" w:hanging="283"/>
+        <w:jc w:val="start"/>
+      </w:pPr>
+      <w:r>
+        <w:rPr>
+          <w:rFonts w:ascii="Liberation Serif" w:hAnsi="Liberation Serif" w:eastAsia="Songti SC" w:cs="Arial Unicode MS"/>
+          <w:kern w:val="2"/>
+          <w:sz w:val="24"/>
+          <w:szCs w:val="24"/>
+        </w:rPr>
         <w:t xml:space="preserve">Dates provided </w:t>
       </w:r>
     </w:p>
     <w:p>
       <w:pPr>
         <w:pStyle w:val="BodyText"/>
-        <w:bidi w:val="0"/>
-        <w:jc w:val="start"/>
-        <w:rPr/>
-      </w:pPr>
-      <w:r>
-        <w:rPr/>
+        <w:jc w:val="start"/>
+      </w:pPr>
+      <w:r>
+        <w:rPr>
+          <w:rFonts w:ascii="Liberation Serif" w:hAnsi="Liberation Serif" w:eastAsia="Songti SC" w:cs="Arial Unicode MS"/>
+          <w:kern w:val="2"/>
+          <w:sz w:val="24"/>
+          <w:szCs w:val="24"/>
+        </w:rPr>
         <w:t>The agent now understands the business context.</w:t>
       </w:r>
     </w:p>
     <w:p>
       <w:pPr>
         <w:pStyle w:val="HorizontalLine"/>
-        <w:bidi w:val="0"/>
-        <w:jc w:val="start"/>
-        <w:rPr/>
-      </w:pPr>
-      <w:r>
-        <w:rPr/>
-      </w:r>
+        <w:jc w:val="start"/>
+      </w:pPr>
+      <w:r/>
     </w:p>
     <w:p>
       <w:pPr>
         <w:pStyle w:val="Heading2"/>
-        <w:bidi w:val="0"/>
-        <w:jc w:val="start"/>
-        <w:rPr/>
-      </w:pPr>
-      <w:r>
-        <w:rPr/>
+        <w:jc w:val="start"/>
+      </w:pPr>
+      <w:r>
+        <w:rPr>
+          <w:rFonts w:ascii="Liberation Serif" w:hAnsi="Liberation Serif" w:eastAsia="Songti SC" w:cs="Arial Unicode MS"/>
+          <w:b/>
+          <w:bCs/>
+          <w:kern w:val="2"/>
+          <w:sz w:val="36"/>
+          <w:szCs w:val="36"/>
+        </w:rPr>
         <w:t>Step 5 — The Agent Plans</w:t>
       </w:r>
     </w:p>
     <w:p>
       <w:pPr>
         <w:pStyle w:val="BodyText"/>
-        <w:bidi w:val="0"/>
-        <w:jc w:val="start"/>
-        <w:rPr/>
-      </w:pPr>
-      <w:r>
-        <w:rPr/>
+        <w:jc w:val="start"/>
+      </w:pPr>
+      <w:r>
+        <w:rPr>
+          <w:rFonts w:ascii="Liberation Serif" w:hAnsi="Liberation Serif" w:eastAsia="Songti SC" w:cs="Arial Unicode MS"/>
+          <w:kern w:val="2"/>
+          <w:sz w:val="24"/>
+          <w:szCs w:val="24"/>
+        </w:rPr>
         <w:t>The agent asks itself:</w:t>
       </w:r>
     </w:p>
     <w:p>
       <w:pPr>
         <w:pStyle w:val="BlockQuotation"/>
-        <w:bidi w:val="0"/>
-        <w:jc w:val="start"/>
-        <w:rPr/>
-      </w:pPr>
-      <w:r>
-        <w:rPr/>
+        <w:jc w:val="start"/>
+      </w:pPr>
+      <w:r>
+        <w:rPr>
+          <w:rFonts w:ascii="Liberation Serif" w:hAnsi="Liberation Serif" w:eastAsia="Songti SC" w:cs="Arial Unicode MS"/>
+          <w:kern w:val="2"/>
+          <w:sz w:val="24"/>
+          <w:szCs w:val="24"/>
+        </w:rPr>
         <w:t>"Can I answer immediately?"</w:t>
       </w:r>
     </w:p>
     <w:p>
       <w:pPr>
         <w:pStyle w:val="BodyText"/>
-        <w:bidi w:val="0"/>
-        <w:jc w:val="start"/>
-        <w:rPr/>
-      </w:pPr>
-      <w:r>
-        <w:rPr/>
+        <w:jc w:val="start"/>
+      </w:pPr>
+      <w:r>
+        <w:rPr>
+          <w:rFonts w:ascii="Liberation Serif" w:hAnsi="Liberation Serif" w:eastAsia="Songti SC" w:cs="Arial Unicode MS"/>
+          <w:kern w:val="2"/>
+          <w:sz w:val="24"/>
+          <w:szCs w:val="24"/>
+        </w:rPr>
         <w:t>No.</w:t>
       </w:r>
     </w:p>
     <w:p>
       <w:pPr>
         <w:pStyle w:val="BodyText"/>
-        <w:bidi w:val="0"/>
-        <w:jc w:val="start"/>
-        <w:rPr/>
-      </w:pPr>
-      <w:r>
-        <w:rPr/>
+        <w:jc w:val="start"/>
+      </w:pPr>
+      <w:r>
+        <w:rPr>
+          <w:rFonts w:ascii="Liberation Serif" w:hAnsi="Liberation Serif" w:eastAsia="Songti SC" w:cs="Arial Unicode MS"/>
+          <w:kern w:val="2"/>
+          <w:sz w:val="24"/>
+          <w:szCs w:val="24"/>
+        </w:rPr>
         <w:t>Availability must be checked.</w:t>
       </w:r>
     </w:p>
     <w:p>
       <w:pPr>
         <w:pStyle w:val="HorizontalLine"/>
-        <w:bidi w:val="0"/>
-        <w:jc w:val="start"/>
-        <w:rPr/>
-      </w:pPr>
-      <w:r>
-        <w:rPr/>
-      </w:r>
+        <w:jc w:val="start"/>
+      </w:pPr>
+      <w:r/>
     </w:p>
     <w:p>
       <w:pPr>
         <w:pStyle w:val="Heading2"/>
-        <w:bidi w:val="0"/>
-        <w:jc w:val="start"/>
-        <w:rPr/>
-      </w:pPr>
-      <w:r>
-        <w:rPr/>
+        <w:jc w:val="start"/>
+      </w:pPr>
+      <w:r>
+        <w:rPr>
+          <w:rFonts w:ascii="Liberation Serif" w:hAnsi="Liberation Serif" w:eastAsia="Songti SC" w:cs="Arial Unicode MS"/>
+          <w:b/>
+          <w:bCs/>
+          <w:kern w:val="2"/>
+          <w:sz w:val="36"/>
+          <w:szCs w:val="36"/>
+        </w:rPr>
         <w:t>Step 6 — Tool Invocation</w:t>
       </w:r>
     </w:p>
     <w:p>
       <w:pPr>
         <w:pStyle w:val="BodyText"/>
-        <w:bidi w:val="0"/>
-        <w:jc w:val="start"/>
-        <w:rPr/>
-      </w:pPr>
-      <w:r>
-        <w:rPr/>
+        <w:jc w:val="start"/>
+      </w:pPr>
+      <w:r>
+        <w:rPr>
+          <w:rFonts w:ascii="Liberation Serif" w:hAnsi="Liberation Serif" w:eastAsia="Songti SC" w:cs="Arial Unicode MS"/>
+          <w:kern w:val="2"/>
+          <w:sz w:val="24"/>
+          <w:szCs w:val="24"/>
+        </w:rPr>
         <w:t>The agent requests:</w:t>
       </w:r>
     </w:p>
     <w:p>
       <w:pPr>
         <w:pStyle w:val="BlockQuotation"/>
-        <w:bidi w:val="0"/>
-        <w:jc w:val="start"/>
-        <w:rPr/>
-      </w:pPr>
-      <w:r>
-        <w:rPr/>
+        <w:jc w:val="start"/>
+      </w:pPr>
+      <w:r>
+        <w:rPr>
+          <w:rFonts w:ascii="Liberation Serif" w:hAnsi="Liberation Serif" w:eastAsia="Songti SC" w:cs="Arial Unicode MS"/>
+          <w:kern w:val="2"/>
+          <w:sz w:val="24"/>
+          <w:szCs w:val="24"/>
+        </w:rPr>
         <w:t>Check the calendar for July 20–22.</w:t>
       </w:r>
     </w:p>
     <w:p>
       <w:pPr>
         <w:pStyle w:val="BodyText"/>
-        <w:bidi w:val="0"/>
-        <w:jc w:val="start"/>
-        <w:rPr/>
-      </w:pPr>
-      <w:r>
-        <w:rPr/>
+        <w:jc w:val="start"/>
+      </w:pPr>
+      <w:r>
+        <w:rPr>
+          <w:rFonts w:ascii="Liberation Serif" w:hAnsi="Liberation Serif" w:eastAsia="Songti SC" w:cs="Arial Unicode MS"/>
+          <w:kern w:val="2"/>
+          <w:sz w:val="24"/>
+          <w:szCs w:val="24"/>
+        </w:rPr>
         <w:t>The calendar tool performs the lookup.</w:t>
       </w:r>
     </w:p>
     <w:p>
       <w:pPr>
         <w:pStyle w:val="HorizontalLine"/>
-        <w:bidi w:val="0"/>
-        <w:jc w:val="start"/>
-        <w:rPr/>
-      </w:pPr>
-      <w:r>
-        <w:rPr/>
-      </w:r>
+        <w:jc w:val="start"/>
+      </w:pPr>
+      <w:r/>
     </w:p>
     <w:p>
       <w:pPr>
         <w:pStyle w:val="Heading2"/>
-        <w:bidi w:val="0"/>
-        <w:jc w:val="start"/>
-        <w:rPr/>
-      </w:pPr>
-      <w:r>
-        <w:rPr/>
+        <w:jc w:val="start"/>
+      </w:pPr>
+      <w:r>
+        <w:rPr>
+          <w:rFonts w:ascii="Liberation Serif" w:hAnsi="Liberation Serif" w:eastAsia="Songti SC" w:cs="Arial Unicode MS"/>
+          <w:b/>
+          <w:bCs/>
+          <w:kern w:val="2"/>
+          <w:sz w:val="36"/>
+          <w:szCs w:val="36"/>
+        </w:rPr>
         <w:t>Step 7 — New Information Arrives</w:t>
       </w:r>
     </w:p>
     <w:p>
       <w:pPr>
         <w:pStyle w:val="BodyText"/>
-        <w:bidi w:val="0"/>
-        <w:jc w:val="start"/>
-        <w:rPr/>
-      </w:pPr>
-      <w:r>
-        <w:rPr/>
+        <w:jc w:val="start"/>
+      </w:pPr>
+      <w:r>
+        <w:rPr>
+          <w:rFonts w:ascii="Liberation Serif" w:hAnsi="Liberation Serif" w:eastAsia="Songti SC" w:cs="Arial Unicode MS"/>
+          <w:kern w:val="2"/>
+          <w:sz w:val="24"/>
+          <w:szCs w:val="24"/>
+        </w:rPr>
         <w:t>The calendar replies:</w:t>
       </w:r>
     </w:p>
     <w:p>
       <w:pPr>
         <w:pStyle w:val="BodyText"/>
-        <w:bidi w:val="0"/>
-        <w:jc w:val="start"/>
-        <w:rPr/>
-      </w:pPr>
-      <w:r>
-        <w:rPr/>
+        <w:jc w:val="start"/>
+      </w:pPr>
+      <w:r>
+        <w:rPr>
+          <w:rFonts w:ascii="Liberation Serif" w:hAnsi="Liberation Serif" w:eastAsia="Songti SC" w:cs="Arial Unicode MS"/>
+          <w:kern w:val="2"/>
+          <w:sz w:val="24"/>
+          <w:szCs w:val="24"/>
+        </w:rPr>
         <w:t>Available.</w:t>
       </w:r>
     </w:p>
     <w:p>
       <w:pPr>
         <w:pStyle w:val="BodyText"/>
-        <w:bidi w:val="0"/>
-        <w:jc w:val="start"/>
-        <w:rPr/>
-      </w:pPr>
-      <w:r>
-        <w:rPr/>
+        <w:jc w:val="start"/>
+      </w:pPr>
+      <w:r>
+        <w:rPr>
+          <w:rFonts w:ascii="Liberation Serif" w:hAnsi="Liberation Serif" w:eastAsia="Songti SC" w:cs="Arial Unicode MS"/>
+          <w:kern w:val="2"/>
+          <w:sz w:val="24"/>
+          <w:szCs w:val="24"/>
+        </w:rPr>
         <w:t>The agent now knows something it didn't know before.</w:t>
       </w:r>
     </w:p>
     <w:p>
       <w:pPr>
         <w:pStyle w:val="BodyText"/>
-        <w:bidi w:val="0"/>
-        <w:jc w:val="start"/>
-        <w:rPr/>
-      </w:pPr>
-      <w:r>
-        <w:rPr/>
+        <w:jc w:val="start"/>
+      </w:pPr>
+      <w:r>
+        <w:rPr>
+          <w:rFonts w:ascii="Liberation Serif" w:hAnsi="Liberation Serif" w:eastAsia="Songti SC" w:cs="Arial Unicode MS"/>
+          <w:kern w:val="2"/>
+          <w:sz w:val="24"/>
+          <w:szCs w:val="24"/>
+        </w:rPr>
         <w:t>This is an important moment.</w:t>
       </w:r>
     </w:p>
     <w:p>
       <w:pPr>
         <w:pStyle w:val="BodyText"/>
-        <w:bidi w:val="0"/>
-        <w:jc w:val="start"/>
-        <w:rPr/>
-      </w:pPr>
-      <w:r>
-        <w:rPr/>
+        <w:jc w:val="start"/>
+      </w:pPr>
+      <w:r>
+        <w:rPr>
+          <w:rFonts w:ascii="Liberation Serif" w:hAnsi="Liberation Serif" w:eastAsia="Songti SC" w:cs="Arial Unicode MS"/>
+          <w:kern w:val="2"/>
+          <w:sz w:val="24"/>
+          <w:szCs w:val="24"/>
+        </w:rPr>
         <w:t>The AI has expanded its understanding by using a tool.</w:t>
       </w:r>
     </w:p>
     <w:p>
       <w:pPr>
         <w:pStyle w:val="HorizontalLine"/>
-        <w:bidi w:val="0"/>
-        <w:jc w:val="start"/>
-        <w:rPr/>
-      </w:pPr>
-      <w:r>
-        <w:rPr/>
-      </w:r>
+        <w:jc w:val="start"/>
+      </w:pPr>
+      <w:r/>
     </w:p>
     <w:p>
       <w:pPr>
         <w:pStyle w:val="Heading2"/>
-        <w:bidi w:val="0"/>
-        <w:jc w:val="start"/>
-        <w:rPr/>
-      </w:pPr>
-      <w:r>
-        <w:rPr/>
+        <w:jc w:val="start"/>
+      </w:pPr>
+      <w:r>
+        <w:rPr>
+          <w:rFonts w:ascii="Liberation Serif" w:hAnsi="Liberation Serif" w:eastAsia="Songti SC" w:cs="Arial Unicode MS"/>
+          <w:b/>
+          <w:bCs/>
+          <w:kern w:val="2"/>
+          <w:sz w:val="36"/>
+          <w:szCs w:val="36"/>
+        </w:rPr>
         <w:t>Step 8 — Business Rules</w:t>
       </w:r>
     </w:p>
     <w:p>
       <w:pPr>
         <w:pStyle w:val="BodyText"/>
-        <w:bidi w:val="0"/>
-        <w:jc w:val="start"/>
-        <w:rPr/>
-      </w:pPr>
-      <w:r>
-        <w:rPr/>
+        <w:jc w:val="start"/>
+      </w:pPr>
+      <w:r>
+        <w:rPr>
+          <w:rFonts w:ascii="Liberation Serif" w:hAnsi="Liberation Serif" w:eastAsia="Songti SC" w:cs="Arial Unicode MS"/>
+          <w:kern w:val="2"/>
+          <w:sz w:val="24"/>
+          <w:szCs w:val="24"/>
+        </w:rPr>
         <w:t>Before generating a response, the system evaluates rules.</w:t>
       </w:r>
     </w:p>
     <w:p>
       <w:pPr>
         <w:pStyle w:val="BodyText"/>
-        <w:bidi w:val="0"/>
-        <w:jc w:val="start"/>
-        <w:rPr/>
-      </w:pPr>
-      <w:r>
-        <w:rPr/>
+        <w:jc w:val="start"/>
+      </w:pPr>
+      <w:r>
+        <w:rPr>
+          <w:rFonts w:ascii="Liberation Serif" w:hAnsi="Liberation Serif" w:eastAsia="Songti SC" w:cs="Arial Unicode MS"/>
+          <w:kern w:val="2"/>
+          <w:sz w:val="24"/>
+          <w:szCs w:val="24"/>
+        </w:rPr>
         <w:t>Examples:</w:t>
       </w:r>
     </w:p>
@@ -2033,16 +2454,19 @@
         </w:numPr>
         <w:tabs>
           <w:tab w:val="clear" w:pos="709"/>
-          <w:tab w:val="left" w:pos="709" w:leader="none"/>
-        </w:tabs>
-        <w:bidi w:val="0"/>
+          <w:tab w:val="left" w:pos="709"/>
+        </w:tabs>
         <w:spacing w:before="0" w:after="0"/>
-        <w:ind w:hanging="283" w:start="709"/>
-        <w:jc w:val="start"/>
-        <w:rPr/>
-      </w:pPr>
-      <w:r>
-        <w:rPr/>
+        <w:ind w:left="709" w:hanging="283"/>
+        <w:jc w:val="start"/>
+      </w:pPr>
+      <w:r>
+        <w:rPr>
+          <w:rFonts w:ascii="Liberation Serif" w:hAnsi="Liberation Serif" w:eastAsia="Songti SC" w:cs="Arial Unicode MS"/>
+          <w:kern w:val="2"/>
+          <w:sz w:val="24"/>
+          <w:szCs w:val="24"/>
+        </w:rPr>
         <w:t xml:space="preserve">Don't advertise unavailable dates. </w:t>
       </w:r>
     </w:p>
@@ -2055,16 +2479,19 @@
         </w:numPr>
         <w:tabs>
           <w:tab w:val="clear" w:pos="709"/>
-          <w:tab w:val="left" w:pos="709" w:leader="none"/>
-        </w:tabs>
-        <w:bidi w:val="0"/>
+          <w:tab w:val="left" w:pos="709"/>
+        </w:tabs>
         <w:spacing w:before="0" w:after="0"/>
-        <w:ind w:hanging="283" w:start="709"/>
-        <w:jc w:val="start"/>
-        <w:rPr/>
-      </w:pPr>
-      <w:r>
-        <w:rPr/>
+        <w:ind w:left="709" w:hanging="283"/>
+        <w:jc w:val="start"/>
+      </w:pPr>
+      <w:r>
+        <w:rPr>
+          <w:rFonts w:ascii="Liberation Serif" w:hAnsi="Liberation Serif" w:eastAsia="Songti SC" w:cs="Arial Unicode MS"/>
+          <w:kern w:val="2"/>
+          <w:sz w:val="24"/>
+          <w:szCs w:val="24"/>
+        </w:rPr>
         <w:t xml:space="preserve">Don't mention discounts. </w:t>
       </w:r>
     </w:p>
@@ -2077,16 +2504,19 @@
         </w:numPr>
         <w:tabs>
           <w:tab w:val="clear" w:pos="709"/>
-          <w:tab w:val="left" w:pos="709" w:leader="none"/>
-        </w:tabs>
-        <w:bidi w:val="0"/>
+          <w:tab w:val="left" w:pos="709"/>
+        </w:tabs>
         <w:spacing w:before="0" w:after="0"/>
-        <w:ind w:hanging="283" w:start="709"/>
-        <w:jc w:val="start"/>
-        <w:rPr/>
-      </w:pPr>
-      <w:r>
-        <w:rPr/>
+        <w:ind w:left="709" w:hanging="283"/>
+        <w:jc w:val="start"/>
+      </w:pPr>
+      <w:r>
+        <w:rPr>
+          <w:rFonts w:ascii="Liberation Serif" w:hAnsi="Liberation Serif" w:eastAsia="Songti SC" w:cs="Arial Unicode MS"/>
+          <w:kern w:val="2"/>
+          <w:sz w:val="24"/>
+          <w:szCs w:val="24"/>
+        </w:rPr>
         <w:t xml:space="preserve">Include the Airbnb link. </w:t>
       </w:r>
     </w:p>
@@ -2099,86 +2529,102 @@
         </w:numPr>
         <w:tabs>
           <w:tab w:val="clear" w:pos="709"/>
-          <w:tab w:val="left" w:pos="709" w:leader="none"/>
-        </w:tabs>
-        <w:bidi w:val="0"/>
-        <w:ind w:hanging="283" w:start="709"/>
-        <w:jc w:val="start"/>
-        <w:rPr/>
-      </w:pPr>
-      <w:r>
-        <w:rPr/>
+          <w:tab w:val="left" w:pos="709"/>
+        </w:tabs>
+        <w:ind w:left="709" w:hanging="283"/>
+        <w:jc w:val="start"/>
+      </w:pPr>
+      <w:r>
+        <w:rPr>
+          <w:rFonts w:ascii="Liberation Serif" w:hAnsi="Liberation Serif" w:eastAsia="Songti SC" w:cs="Arial Unicode MS"/>
+          <w:kern w:val="2"/>
+          <w:sz w:val="24"/>
+          <w:szCs w:val="24"/>
+        </w:rPr>
         <w:t xml:space="preserve">Keep the response friendly. </w:t>
       </w:r>
     </w:p>
     <w:p>
       <w:pPr>
         <w:pStyle w:val="BodyText"/>
-        <w:bidi w:val="0"/>
-        <w:jc w:val="start"/>
-        <w:rPr/>
-      </w:pPr>
-      <w:r>
-        <w:rPr/>
+        <w:jc w:val="start"/>
+      </w:pPr>
+      <w:r>
+        <w:rPr>
+          <w:rFonts w:ascii="Liberation Serif" w:hAnsi="Liberation Serif" w:eastAsia="Songti SC" w:cs="Arial Unicode MS"/>
+          <w:kern w:val="2"/>
+          <w:sz w:val="24"/>
+          <w:szCs w:val="24"/>
+        </w:rPr>
         <w:t>Notice that not every decision belongs to the AI.</w:t>
       </w:r>
     </w:p>
     <w:p>
       <w:pPr>
         <w:pStyle w:val="BodyText"/>
-        <w:bidi w:val="0"/>
-        <w:jc w:val="start"/>
-        <w:rPr/>
-      </w:pPr>
-      <w:r>
-        <w:rPr/>
+        <w:jc w:val="start"/>
+      </w:pPr>
+      <w:r>
+        <w:rPr>
+          <w:rFonts w:ascii="Liberation Serif" w:hAnsi="Liberation Serif" w:eastAsia="Songti SC" w:cs="Arial Unicode MS"/>
+          <w:kern w:val="2"/>
+          <w:sz w:val="24"/>
+          <w:szCs w:val="24"/>
+        </w:rPr>
         <w:t>Some belong to the business.</w:t>
       </w:r>
     </w:p>
     <w:p>
       <w:pPr>
         <w:pStyle w:val="HorizontalLine"/>
-        <w:bidi w:val="0"/>
-        <w:jc w:val="start"/>
-        <w:rPr/>
-      </w:pPr>
-      <w:r>
-        <w:rPr/>
-      </w:r>
+        <w:jc w:val="start"/>
+      </w:pPr>
+      <w:r/>
     </w:p>
     <w:p>
       <w:pPr>
         <w:pStyle w:val="Heading2"/>
-        <w:bidi w:val="0"/>
-        <w:jc w:val="start"/>
-        <w:rPr/>
-      </w:pPr>
-      <w:r>
-        <w:rPr/>
+        <w:jc w:val="start"/>
+      </w:pPr>
+      <w:r>
+        <w:rPr>
+          <w:rFonts w:ascii="Liberation Serif" w:hAnsi="Liberation Serif" w:eastAsia="Songti SC" w:cs="Arial Unicode MS"/>
+          <w:b/>
+          <w:bCs/>
+          <w:kern w:val="2"/>
+          <w:sz w:val="36"/>
+          <w:szCs w:val="36"/>
+        </w:rPr>
         <w:t>Step 9 — Response Generation</w:t>
       </w:r>
     </w:p>
     <w:p>
       <w:pPr>
         <w:pStyle w:val="BodyText"/>
-        <w:bidi w:val="0"/>
-        <w:jc w:val="start"/>
-        <w:rPr/>
-      </w:pPr>
-      <w:r>
-        <w:rPr/>
+        <w:jc w:val="start"/>
+      </w:pPr>
+      <w:r>
+        <w:rPr>
+          <w:rFonts w:ascii="Liberation Serif" w:hAnsi="Liberation Serif" w:eastAsia="Songti SC" w:cs="Arial Unicode MS"/>
+          <w:kern w:val="2"/>
+          <w:sz w:val="24"/>
+          <w:szCs w:val="24"/>
+        </w:rPr>
         <w:t>Now the model writes a personalized reply.</w:t>
       </w:r>
     </w:p>
     <w:p>
       <w:pPr>
         <w:pStyle w:val="BodyText"/>
-        <w:bidi w:val="0"/>
-        <w:jc w:val="start"/>
-        <w:rPr/>
-      </w:pPr>
-      <w:r>
-        <w:rPr/>
+        <w:jc w:val="start"/>
+      </w:pPr>
+      <w:r>
+        <w:rPr>
+          <w:rFonts w:ascii="Liberation Serif" w:hAnsi="Liberation Serif" w:eastAsia="Songti SC" w:cs="Arial Unicode MS"/>
+          <w:kern w:val="2"/>
+          <w:sz w:val="24"/>
+          <w:szCs w:val="24"/>
+        </w:rPr>
         <w:t>It combines:</w:t>
       </w:r>
     </w:p>
@@ -2191,16 +2637,19 @@
         </w:numPr>
         <w:tabs>
           <w:tab w:val="clear" w:pos="709"/>
-          <w:tab w:val="left" w:pos="709" w:leader="none"/>
-        </w:tabs>
-        <w:bidi w:val="0"/>
+          <w:tab w:val="left" w:pos="709"/>
+        </w:tabs>
         <w:spacing w:before="0" w:after="0"/>
-        <w:ind w:hanging="283" w:start="709"/>
-        <w:jc w:val="start"/>
-        <w:rPr/>
-      </w:pPr>
-      <w:r>
-        <w:rPr/>
+        <w:ind w:left="709" w:hanging="283"/>
+        <w:jc w:val="start"/>
+      </w:pPr>
+      <w:r>
+        <w:rPr>
+          <w:rFonts w:ascii="Liberation Serif" w:hAnsi="Liberation Serif" w:eastAsia="Songti SC" w:cs="Arial Unicode MS"/>
+          <w:kern w:val="2"/>
+          <w:sz w:val="24"/>
+          <w:szCs w:val="24"/>
+        </w:rPr>
         <w:t xml:space="preserve">Customer intent </w:t>
       </w:r>
     </w:p>
@@ -2213,16 +2662,19 @@
         </w:numPr>
         <w:tabs>
           <w:tab w:val="clear" w:pos="709"/>
-          <w:tab w:val="left" w:pos="709" w:leader="none"/>
-        </w:tabs>
-        <w:bidi w:val="0"/>
+          <w:tab w:val="left" w:pos="709"/>
+        </w:tabs>
         <w:spacing w:before="0" w:after="0"/>
-        <w:ind w:hanging="283" w:start="709"/>
-        <w:jc w:val="start"/>
-        <w:rPr/>
-      </w:pPr>
-      <w:r>
-        <w:rPr/>
+        <w:ind w:left="709" w:hanging="283"/>
+        <w:jc w:val="start"/>
+      </w:pPr>
+      <w:r>
+        <w:rPr>
+          <w:rFonts w:ascii="Liberation Serif" w:hAnsi="Liberation Serif" w:eastAsia="Songti SC" w:cs="Arial Unicode MS"/>
+          <w:kern w:val="2"/>
+          <w:sz w:val="24"/>
+          <w:szCs w:val="24"/>
+        </w:rPr>
         <w:t xml:space="preserve">Calendar result </w:t>
       </w:r>
     </w:p>
@@ -2235,16 +2687,19 @@
         </w:numPr>
         <w:tabs>
           <w:tab w:val="clear" w:pos="709"/>
-          <w:tab w:val="left" w:pos="709" w:leader="none"/>
-        </w:tabs>
-        <w:bidi w:val="0"/>
+          <w:tab w:val="left" w:pos="709"/>
+        </w:tabs>
         <w:spacing w:before="0" w:after="0"/>
-        <w:ind w:hanging="283" w:start="709"/>
-        <w:jc w:val="start"/>
-        <w:rPr/>
-      </w:pPr>
-      <w:r>
-        <w:rPr/>
+        <w:ind w:left="709" w:hanging="283"/>
+        <w:jc w:val="start"/>
+      </w:pPr>
+      <w:r>
+        <w:rPr>
+          <w:rFonts w:ascii="Liberation Serif" w:hAnsi="Liberation Serif" w:eastAsia="Songti SC" w:cs="Arial Unicode MS"/>
+          <w:kern w:val="2"/>
+          <w:sz w:val="24"/>
+          <w:szCs w:val="24"/>
+        </w:rPr>
         <w:t xml:space="preserve">Property information </w:t>
       </w:r>
     </w:p>
@@ -2257,16 +2712,19 @@
         </w:numPr>
         <w:tabs>
           <w:tab w:val="clear" w:pos="709"/>
-          <w:tab w:val="left" w:pos="709" w:leader="none"/>
-        </w:tabs>
-        <w:bidi w:val="0"/>
+          <w:tab w:val="left" w:pos="709"/>
+        </w:tabs>
         <w:spacing w:before="0" w:after="0"/>
-        <w:ind w:hanging="283" w:start="709"/>
-        <w:jc w:val="start"/>
-        <w:rPr/>
-      </w:pPr>
-      <w:r>
-        <w:rPr/>
+        <w:ind w:left="709" w:hanging="283"/>
+        <w:jc w:val="start"/>
+      </w:pPr>
+      <w:r>
+        <w:rPr>
+          <w:rFonts w:ascii="Liberation Serif" w:hAnsi="Liberation Serif" w:eastAsia="Songti SC" w:cs="Arial Unicode MS"/>
+          <w:kern w:val="2"/>
+          <w:sz w:val="24"/>
+          <w:szCs w:val="24"/>
+        </w:rPr>
         <w:t xml:space="preserve">Marketing tone </w:t>
       </w:r>
     </w:p>
@@ -2279,216 +2737,255 @@
         </w:numPr>
         <w:tabs>
           <w:tab w:val="clear" w:pos="709"/>
-          <w:tab w:val="left" w:pos="709" w:leader="none"/>
-        </w:tabs>
-        <w:bidi w:val="0"/>
-        <w:ind w:hanging="283" w:start="709"/>
-        <w:jc w:val="start"/>
-        <w:rPr/>
-      </w:pPr>
-      <w:r>
-        <w:rPr/>
+          <w:tab w:val="left" w:pos="709"/>
+        </w:tabs>
+        <w:ind w:left="709" w:hanging="283"/>
+        <w:jc w:val="start"/>
+      </w:pPr>
+      <w:r>
+        <w:rPr>
+          <w:rFonts w:ascii="Liberation Serif" w:hAnsi="Liberation Serif" w:eastAsia="Songti SC" w:cs="Arial Unicode MS"/>
+          <w:kern w:val="2"/>
+          <w:sz w:val="24"/>
+          <w:szCs w:val="24"/>
+        </w:rPr>
         <w:t xml:space="preserve">Business rules </w:t>
       </w:r>
     </w:p>
     <w:p>
       <w:pPr>
         <w:pStyle w:val="HorizontalLine"/>
-        <w:bidi w:val="0"/>
-        <w:jc w:val="start"/>
-        <w:rPr/>
-      </w:pPr>
-      <w:r>
-        <w:rPr/>
-      </w:r>
+        <w:jc w:val="start"/>
+      </w:pPr>
+      <w:r/>
     </w:p>
     <w:p>
       <w:pPr>
         <w:pStyle w:val="Heading2"/>
-        <w:bidi w:val="0"/>
-        <w:jc w:val="start"/>
-        <w:rPr/>
-      </w:pPr>
-      <w:r>
-        <w:rPr/>
+        <w:jc w:val="start"/>
+      </w:pPr>
+      <w:r>
+        <w:rPr>
+          <w:rFonts w:ascii="Liberation Serif" w:hAnsi="Liberation Serif" w:eastAsia="Songti SC" w:cs="Arial Unicode MS"/>
+          <w:b/>
+          <w:bCs/>
+          <w:kern w:val="2"/>
+          <w:sz w:val="36"/>
+          <w:szCs w:val="36"/>
+        </w:rPr>
         <w:t>Step 10 — Publishing</w:t>
       </w:r>
     </w:p>
     <w:p>
       <w:pPr>
         <w:pStyle w:val="BodyText"/>
-        <w:bidi w:val="0"/>
-        <w:jc w:val="start"/>
-        <w:rPr/>
-      </w:pPr>
-      <w:r>
-        <w:rPr/>
+        <w:jc w:val="start"/>
+      </w:pPr>
+      <w:r>
+        <w:rPr>
+          <w:rFonts w:ascii="Liberation Serif" w:hAnsi="Liberation Serif" w:eastAsia="Songti SC" w:cs="Arial Unicode MS"/>
+          <w:kern w:val="2"/>
+          <w:sz w:val="24"/>
+          <w:szCs w:val="24"/>
+        </w:rPr>
         <w:t>The reply is posted.</w:t>
       </w:r>
     </w:p>
     <w:p>
       <w:pPr>
         <w:pStyle w:val="BodyText"/>
-        <w:bidi w:val="0"/>
-        <w:jc w:val="start"/>
-        <w:rPr/>
-      </w:pPr>
-      <w:r>
-        <w:rPr/>
+        <w:jc w:val="start"/>
+      </w:pPr>
+      <w:r>
+        <w:rPr>
+          <w:rFonts w:ascii="Liberation Serif" w:hAnsi="Liberation Serif" w:eastAsia="Songti SC" w:cs="Arial Unicode MS"/>
+          <w:kern w:val="2"/>
+          <w:sz w:val="24"/>
+          <w:szCs w:val="24"/>
+        </w:rPr>
         <w:t>Logs are written.</w:t>
       </w:r>
     </w:p>
     <w:p>
       <w:pPr>
         <w:pStyle w:val="BodyText"/>
-        <w:bidi w:val="0"/>
-        <w:jc w:val="start"/>
-        <w:rPr/>
-      </w:pPr>
-      <w:r>
-        <w:rPr/>
+        <w:jc w:val="start"/>
+      </w:pPr>
+      <w:r>
+        <w:rPr>
+          <w:rFonts w:ascii="Liberation Serif" w:hAnsi="Liberation Serif" w:eastAsia="Songti SC" w:cs="Arial Unicode MS"/>
+          <w:kern w:val="2"/>
+          <w:sz w:val="24"/>
+          <w:szCs w:val="24"/>
+        </w:rPr>
         <w:t>The task is complete.</w:t>
       </w:r>
     </w:p>
     <w:p>
       <w:pPr>
         <w:pStyle w:val="HorizontalLine"/>
-        <w:bidi w:val="0"/>
-        <w:jc w:val="start"/>
-        <w:rPr/>
-      </w:pPr>
-      <w:r>
-        <w:rPr/>
-      </w:r>
+        <w:jc w:val="start"/>
+      </w:pPr>
+      <w:r/>
     </w:p>
     <w:p>
       <w:pPr>
         <w:pStyle w:val="Heading1"/>
-        <w:bidi w:val="0"/>
-        <w:jc w:val="start"/>
-        <w:rPr/>
-      </w:pPr>
-      <w:r>
-        <w:rPr/>
+        <w:jc w:val="start"/>
+      </w:pPr>
+      <w:r>
+        <w:rPr>
+          <w:rFonts w:ascii="Liberation Serif" w:hAnsi="Liberation Serif" w:eastAsia="Songti SC" w:cs="Arial Unicode MS"/>
+          <w:b/>
+          <w:bCs/>
+          <w:kern w:val="2"/>
+          <w:sz w:val="48"/>
+          <w:szCs w:val="48"/>
+        </w:rPr>
         <w:t>6.6 What If Something Goes Wrong?</w:t>
       </w:r>
     </w:p>
     <w:p>
       <w:pPr>
         <w:pStyle w:val="BodyText"/>
-        <w:bidi w:val="0"/>
-        <w:jc w:val="start"/>
-        <w:rPr/>
-      </w:pPr>
-      <w:r>
-        <w:rPr/>
+        <w:jc w:val="start"/>
+      </w:pPr>
+      <w:r>
+        <w:rPr>
+          <w:rFonts w:ascii="Liberation Serif" w:hAnsi="Liberation Serif" w:eastAsia="Songti SC" w:cs="Arial Unicode MS"/>
+          <w:kern w:val="2"/>
+          <w:sz w:val="24"/>
+          <w:szCs w:val="24"/>
+        </w:rPr>
         <w:t>Professional architects never ask:</w:t>
       </w:r>
     </w:p>
     <w:p>
       <w:pPr>
         <w:pStyle w:val="BlockQuotation"/>
-        <w:bidi w:val="0"/>
-        <w:jc w:val="start"/>
-        <w:rPr/>
-      </w:pPr>
-      <w:r>
-        <w:rPr/>
+        <w:jc w:val="start"/>
+      </w:pPr>
+      <w:r>
+        <w:rPr>
+          <w:rFonts w:ascii="Liberation Serif" w:hAnsi="Liberation Serif" w:eastAsia="Songti SC" w:cs="Arial Unicode MS"/>
+          <w:kern w:val="2"/>
+          <w:sz w:val="24"/>
+          <w:szCs w:val="24"/>
+        </w:rPr>
         <w:t>"What happens when everything works?"</w:t>
       </w:r>
     </w:p>
     <w:p>
       <w:pPr>
         <w:pStyle w:val="BodyText"/>
-        <w:bidi w:val="0"/>
-        <w:jc w:val="start"/>
-        <w:rPr/>
-      </w:pPr>
-      <w:r>
-        <w:rPr/>
+        <w:jc w:val="start"/>
+      </w:pPr>
+      <w:r>
+        <w:rPr>
+          <w:rFonts w:ascii="Liberation Serif" w:hAnsi="Liberation Serif" w:eastAsia="Songti SC" w:cs="Arial Unicode MS"/>
+          <w:kern w:val="2"/>
+          <w:sz w:val="24"/>
+          <w:szCs w:val="24"/>
+        </w:rPr>
         <w:t>They ask:</w:t>
       </w:r>
     </w:p>
     <w:p>
       <w:pPr>
         <w:pStyle w:val="BlockQuotation"/>
-        <w:bidi w:val="0"/>
-        <w:jc w:val="start"/>
-        <w:rPr/>
-      </w:pPr>
-      <w:r>
-        <w:rPr/>
+        <w:jc w:val="start"/>
+      </w:pPr>
+      <w:r>
+        <w:rPr>
+          <w:rFonts w:ascii="Liberation Serif" w:hAnsi="Liberation Serif" w:eastAsia="Songti SC" w:cs="Arial Unicode MS"/>
+          <w:kern w:val="2"/>
+          <w:sz w:val="24"/>
+          <w:szCs w:val="24"/>
+        </w:rPr>
         <w:t>"What happens when things fail?"</w:t>
       </w:r>
     </w:p>
     <w:p>
       <w:pPr>
         <w:pStyle w:val="BodyText"/>
-        <w:bidi w:val="0"/>
-        <w:jc w:val="start"/>
-        <w:rPr/>
-      </w:pPr>
-      <w:r>
-        <w:rPr/>
+        <w:jc w:val="start"/>
+      </w:pPr>
+      <w:r>
+        <w:rPr>
+          <w:rFonts w:ascii="Liberation Serif" w:hAnsi="Liberation Serif" w:eastAsia="Songti SC" w:cs="Arial Unicode MS"/>
+          <w:kern w:val="2"/>
+          <w:sz w:val="24"/>
+          <w:szCs w:val="24"/>
+        </w:rPr>
         <w:t>Let's explore.</w:t>
       </w:r>
     </w:p>
     <w:p>
       <w:pPr>
         <w:pStyle w:val="HorizontalLine"/>
-        <w:bidi w:val="0"/>
-        <w:jc w:val="start"/>
-        <w:rPr/>
-      </w:pPr>
-      <w:r>
-        <w:rPr/>
-      </w:r>
+        <w:jc w:val="start"/>
+      </w:pPr>
+      <w:r/>
     </w:p>
     <w:p>
       <w:pPr>
         <w:pStyle w:val="Heading2"/>
-        <w:bidi w:val="0"/>
-        <w:jc w:val="start"/>
-        <w:rPr/>
-      </w:pPr>
-      <w:r>
-        <w:rPr/>
+        <w:jc w:val="start"/>
+      </w:pPr>
+      <w:r>
+        <w:rPr>
+          <w:rFonts w:ascii="Liberation Serif" w:hAnsi="Liberation Serif" w:eastAsia="Songti SC" w:cs="Arial Unicode MS"/>
+          <w:b/>
+          <w:bCs/>
+          <w:kern w:val="2"/>
+          <w:sz w:val="36"/>
+          <w:szCs w:val="36"/>
+        </w:rPr>
         <w:t>Facebook Is Unavailable</w:t>
       </w:r>
     </w:p>
     <w:p>
       <w:pPr>
         <w:pStyle w:val="BodyText"/>
-        <w:bidi w:val="0"/>
-        <w:jc w:val="start"/>
-        <w:rPr/>
-      </w:pPr>
-      <w:r>
-        <w:rPr/>
+        <w:jc w:val="start"/>
+      </w:pPr>
+      <w:r>
+        <w:rPr>
+          <w:rFonts w:ascii="Liberation Serif" w:hAnsi="Liberation Serif" w:eastAsia="Songti SC" w:cs="Arial Unicode MS"/>
+          <w:kern w:val="2"/>
+          <w:sz w:val="24"/>
+          <w:szCs w:val="24"/>
+        </w:rPr>
         <w:t>Should the system crash?</w:t>
       </w:r>
     </w:p>
     <w:p>
       <w:pPr>
         <w:pStyle w:val="BodyText"/>
-        <w:bidi w:val="0"/>
-        <w:jc w:val="start"/>
-        <w:rPr/>
-      </w:pPr>
-      <w:r>
-        <w:rPr/>
+        <w:jc w:val="start"/>
+      </w:pPr>
+      <w:r>
+        <w:rPr>
+          <w:rFonts w:ascii="Liberation Serif" w:hAnsi="Liberation Serif" w:eastAsia="Songti SC" w:cs="Arial Unicode MS"/>
+          <w:kern w:val="2"/>
+          <w:sz w:val="24"/>
+          <w:szCs w:val="24"/>
+        </w:rPr>
         <w:t>No.</w:t>
       </w:r>
     </w:p>
     <w:p>
       <w:pPr>
         <w:pStyle w:val="BodyText"/>
-        <w:bidi w:val="0"/>
-        <w:jc w:val="start"/>
-        <w:rPr/>
-      </w:pPr>
-      <w:r>
-        <w:rPr/>
+        <w:jc w:val="start"/>
+      </w:pPr>
+      <w:r>
+        <w:rPr>
+          <w:rFonts w:ascii="Liberation Serif" w:hAnsi="Liberation Serif" w:eastAsia="Songti SC" w:cs="Arial Unicode MS"/>
+          <w:kern w:val="2"/>
+          <w:sz w:val="24"/>
+          <w:szCs w:val="24"/>
+        </w:rPr>
         <w:t>It should:</w:t>
       </w:r>
     </w:p>
@@ -2501,16 +2998,19 @@
         </w:numPr>
         <w:tabs>
           <w:tab w:val="clear" w:pos="709"/>
-          <w:tab w:val="left" w:pos="709" w:leader="none"/>
-        </w:tabs>
-        <w:bidi w:val="0"/>
+          <w:tab w:val="left" w:pos="709"/>
+        </w:tabs>
         <w:spacing w:before="0" w:after="0"/>
-        <w:ind w:hanging="283" w:start="709"/>
-        <w:jc w:val="start"/>
-        <w:rPr/>
-      </w:pPr>
-      <w:r>
-        <w:rPr/>
+        <w:ind w:left="709" w:hanging="283"/>
+        <w:jc w:val="start"/>
+      </w:pPr>
+      <w:r>
+        <w:rPr>
+          <w:rFonts w:ascii="Liberation Serif" w:hAnsi="Liberation Serif" w:eastAsia="Songti SC" w:cs="Arial Unicode MS"/>
+          <w:kern w:val="2"/>
+          <w:sz w:val="24"/>
+          <w:szCs w:val="24"/>
+        </w:rPr>
         <w:t xml:space="preserve">Retry. </w:t>
       </w:r>
     </w:p>
@@ -2523,16 +3023,19 @@
         </w:numPr>
         <w:tabs>
           <w:tab w:val="clear" w:pos="709"/>
-          <w:tab w:val="left" w:pos="709" w:leader="none"/>
-        </w:tabs>
-        <w:bidi w:val="0"/>
+          <w:tab w:val="left" w:pos="709"/>
+        </w:tabs>
         <w:spacing w:before="0" w:after="0"/>
-        <w:ind w:hanging="283" w:start="709"/>
-        <w:jc w:val="start"/>
-        <w:rPr/>
-      </w:pPr>
-      <w:r>
-        <w:rPr/>
+        <w:ind w:left="709" w:hanging="283"/>
+        <w:jc w:val="start"/>
+      </w:pPr>
+      <w:r>
+        <w:rPr>
+          <w:rFonts w:ascii="Liberation Serif" w:hAnsi="Liberation Serif" w:eastAsia="Songti SC" w:cs="Arial Unicode MS"/>
+          <w:kern w:val="2"/>
+          <w:sz w:val="24"/>
+          <w:szCs w:val="24"/>
+        </w:rPr>
         <w:t xml:space="preserve">Record the failure. </w:t>
       </w:r>
     </w:p>
@@ -2545,62 +3048,72 @@
         </w:numPr>
         <w:tabs>
           <w:tab w:val="clear" w:pos="709"/>
-          <w:tab w:val="left" w:pos="709" w:leader="none"/>
-        </w:tabs>
-        <w:bidi w:val="0"/>
-        <w:ind w:hanging="283" w:start="709"/>
-        <w:jc w:val="start"/>
-        <w:rPr/>
-      </w:pPr>
-      <w:r>
-        <w:rPr/>
+          <w:tab w:val="left" w:pos="709"/>
+        </w:tabs>
+        <w:ind w:left="709" w:hanging="283"/>
+        <w:jc w:val="start"/>
+      </w:pPr>
+      <w:r>
+        <w:rPr>
+          <w:rFonts w:ascii="Liberation Serif" w:hAnsi="Liberation Serif" w:eastAsia="Songti SC" w:cs="Arial Unicode MS"/>
+          <w:kern w:val="2"/>
+          <w:sz w:val="24"/>
+          <w:szCs w:val="24"/>
+        </w:rPr>
         <w:t xml:space="preserve">Try again later. </w:t>
       </w:r>
     </w:p>
     <w:p>
       <w:pPr>
         <w:pStyle w:val="HorizontalLine"/>
-        <w:bidi w:val="0"/>
-        <w:jc w:val="start"/>
-        <w:rPr/>
-      </w:pPr>
-      <w:r>
-        <w:rPr/>
-      </w:r>
+        <w:jc w:val="start"/>
+      </w:pPr>
+      <w:r/>
     </w:p>
     <w:p>
       <w:pPr>
         <w:pStyle w:val="Heading2"/>
-        <w:bidi w:val="0"/>
-        <w:jc w:val="start"/>
-        <w:rPr/>
-      </w:pPr>
-      <w:r>
-        <w:rPr/>
+        <w:jc w:val="start"/>
+      </w:pPr>
+      <w:r>
+        <w:rPr>
+          <w:rFonts w:ascii="Liberation Serif" w:hAnsi="Liberation Serif" w:eastAsia="Songti SC" w:cs="Arial Unicode MS"/>
+          <w:b/>
+          <w:bCs/>
+          <w:kern w:val="2"/>
+          <w:sz w:val="36"/>
+          <w:szCs w:val="36"/>
+        </w:rPr>
         <w:t>Calendar Doesn't Respond</w:t>
       </w:r>
     </w:p>
     <w:p>
       <w:pPr>
         <w:pStyle w:val="BodyText"/>
-        <w:bidi w:val="0"/>
-        <w:jc w:val="start"/>
-        <w:rPr/>
-      </w:pPr>
-      <w:r>
-        <w:rPr/>
+        <w:jc w:val="start"/>
+      </w:pPr>
+      <w:r>
+        <w:rPr>
+          <w:rFonts w:ascii="Liberation Serif" w:hAnsi="Liberation Serif" w:eastAsia="Songti SC" w:cs="Arial Unicode MS"/>
+          <w:kern w:val="2"/>
+          <w:sz w:val="24"/>
+          <w:szCs w:val="24"/>
+        </w:rPr>
         <w:t>The agent shouldn't guess.</w:t>
       </w:r>
     </w:p>
     <w:p>
       <w:pPr>
         <w:pStyle w:val="BodyText"/>
-        <w:bidi w:val="0"/>
-        <w:jc w:val="start"/>
-        <w:rPr/>
-      </w:pPr>
-      <w:r>
-        <w:rPr/>
+        <w:jc w:val="start"/>
+      </w:pPr>
+      <w:r>
+        <w:rPr>
+          <w:rFonts w:ascii="Liberation Serif" w:hAnsi="Liberation Serif" w:eastAsia="Songti SC" w:cs="Arial Unicode MS"/>
+          <w:kern w:val="2"/>
+          <w:sz w:val="24"/>
+          <w:szCs w:val="24"/>
+        </w:rPr>
         <w:t>Instead, it should:</w:t>
       </w:r>
     </w:p>
@@ -2613,16 +3126,19 @@
         </w:numPr>
         <w:tabs>
           <w:tab w:val="clear" w:pos="709"/>
-          <w:tab w:val="left" w:pos="709" w:leader="none"/>
-        </w:tabs>
-        <w:bidi w:val="0"/>
+          <w:tab w:val="left" w:pos="709"/>
+        </w:tabs>
         <w:spacing w:before="0" w:after="0"/>
-        <w:ind w:hanging="283" w:start="709"/>
-        <w:jc w:val="start"/>
-        <w:rPr/>
-      </w:pPr>
-      <w:r>
-        <w:rPr/>
+        <w:ind w:left="709" w:hanging="283"/>
+        <w:jc w:val="start"/>
+      </w:pPr>
+      <w:r>
+        <w:rPr>
+          <w:rFonts w:ascii="Liberation Serif" w:hAnsi="Liberation Serif" w:eastAsia="Songti SC" w:cs="Arial Unicode MS"/>
+          <w:kern w:val="2"/>
+          <w:sz w:val="24"/>
+          <w:szCs w:val="24"/>
+        </w:rPr>
         <w:t xml:space="preserve">Retry. </w:t>
       </w:r>
     </w:p>
@@ -2635,16 +3151,19 @@
         </w:numPr>
         <w:tabs>
           <w:tab w:val="clear" w:pos="709"/>
-          <w:tab w:val="left" w:pos="709" w:leader="none"/>
-        </w:tabs>
-        <w:bidi w:val="0"/>
+          <w:tab w:val="left" w:pos="709"/>
+        </w:tabs>
         <w:spacing w:before="0" w:after="0"/>
-        <w:ind w:hanging="283" w:start="709"/>
-        <w:jc w:val="start"/>
-        <w:rPr/>
-      </w:pPr>
-      <w:r>
-        <w:rPr/>
+        <w:ind w:left="709" w:hanging="283"/>
+        <w:jc w:val="start"/>
+      </w:pPr>
+      <w:r>
+        <w:rPr>
+          <w:rFonts w:ascii="Liberation Serif" w:hAnsi="Liberation Serif" w:eastAsia="Songti SC" w:cs="Arial Unicode MS"/>
+          <w:kern w:val="2"/>
+          <w:sz w:val="24"/>
+          <w:szCs w:val="24"/>
+        </w:rPr>
         <w:t xml:space="preserve">Escalate. </w:t>
       </w:r>
     </w:p>
@@ -2657,231 +3176,275 @@
         </w:numPr>
         <w:tabs>
           <w:tab w:val="clear" w:pos="709"/>
-          <w:tab w:val="left" w:pos="709" w:leader="none"/>
-        </w:tabs>
-        <w:bidi w:val="0"/>
-        <w:ind w:hanging="283" w:start="709"/>
-        <w:jc w:val="start"/>
-        <w:rPr/>
-      </w:pPr>
-      <w:r>
-        <w:rPr/>
+          <w:tab w:val="left" w:pos="709"/>
+        </w:tabs>
+        <w:ind w:left="709" w:hanging="283"/>
+        <w:jc w:val="start"/>
+      </w:pPr>
+      <w:r>
+        <w:rPr>
+          <w:rFonts w:ascii="Liberation Serif" w:hAnsi="Liberation Serif" w:eastAsia="Songti SC" w:cs="Arial Unicode MS"/>
+          <w:kern w:val="2"/>
+          <w:sz w:val="24"/>
+          <w:szCs w:val="24"/>
+        </w:rPr>
         <w:t xml:space="preserve">Or politely ask the customer to wait. </w:t>
       </w:r>
     </w:p>
     <w:p>
       <w:pPr>
         <w:pStyle w:val="BodyText"/>
-        <w:bidi w:val="0"/>
-        <w:jc w:val="start"/>
-        <w:rPr/>
-      </w:pPr>
-      <w:r>
-        <w:rPr/>
+        <w:jc w:val="start"/>
+      </w:pPr>
+      <w:r>
+        <w:rPr>
+          <w:rFonts w:ascii="Liberation Serif" w:hAnsi="Liberation Serif" w:eastAsia="Songti SC" w:cs="Arial Unicode MS"/>
+          <w:kern w:val="2"/>
+          <w:sz w:val="24"/>
+          <w:szCs w:val="24"/>
+        </w:rPr>
         <w:t>Guessing availability could cost you bookings or damage your reputation.</w:t>
       </w:r>
     </w:p>
     <w:p>
       <w:pPr>
         <w:pStyle w:val="HorizontalLine"/>
-        <w:bidi w:val="0"/>
-        <w:jc w:val="start"/>
-        <w:rPr/>
-      </w:pPr>
-      <w:r>
-        <w:rPr/>
-      </w:r>
+        <w:jc w:val="start"/>
+      </w:pPr>
+      <w:r/>
     </w:p>
     <w:p>
       <w:pPr>
         <w:pStyle w:val="Heading2"/>
-        <w:bidi w:val="0"/>
-        <w:jc w:val="start"/>
-        <w:rPr/>
-      </w:pPr>
-      <w:r>
-        <w:rPr/>
+        <w:jc w:val="start"/>
+      </w:pPr>
+      <w:r>
+        <w:rPr>
+          <w:rFonts w:ascii="Liberation Serif" w:hAnsi="Liberation Serif" w:eastAsia="Songti SC" w:cs="Arial Unicode MS"/>
+          <w:b/>
+          <w:bCs/>
+          <w:kern w:val="2"/>
+          <w:sz w:val="36"/>
+          <w:szCs w:val="36"/>
+        </w:rPr>
         <w:t>The AI Is Uncertain</w:t>
       </w:r>
     </w:p>
     <w:p>
       <w:pPr>
         <w:pStyle w:val="BodyText"/>
-        <w:bidi w:val="0"/>
-        <w:jc w:val="start"/>
-        <w:rPr/>
-      </w:pPr>
-      <w:r>
-        <w:rPr/>
+        <w:jc w:val="start"/>
+      </w:pPr>
+      <w:r>
+        <w:rPr>
+          <w:rFonts w:ascii="Liberation Serif" w:hAnsi="Liberation Serif" w:eastAsia="Songti SC" w:cs="Arial Unicode MS"/>
+          <w:kern w:val="2"/>
+          <w:sz w:val="24"/>
+          <w:szCs w:val="24"/>
+        </w:rPr>
         <w:t>Suppose someone writes:</w:t>
       </w:r>
     </w:p>
     <w:p>
       <w:pPr>
         <w:pStyle w:val="BlockQuotation"/>
-        <w:bidi w:val="0"/>
-        <w:jc w:val="start"/>
-        <w:rPr/>
-      </w:pPr>
-      <w:r>
-        <w:rPr/>
+        <w:jc w:val="start"/>
+      </w:pPr>
+      <w:r>
+        <w:rPr>
+          <w:rFonts w:ascii="Liberation Serif" w:hAnsi="Liberation Serif" w:eastAsia="Songti SC" w:cs="Arial Unicode MS"/>
+          <w:kern w:val="2"/>
+          <w:sz w:val="24"/>
+          <w:szCs w:val="24"/>
+        </w:rPr>
         <w:t>Need somewhere nice.</w:t>
       </w:r>
     </w:p>
     <w:p>
       <w:pPr>
         <w:pStyle w:val="BodyText"/>
-        <w:bidi w:val="0"/>
-        <w:jc w:val="start"/>
-        <w:rPr/>
-      </w:pPr>
-      <w:r>
-        <w:rPr/>
+        <w:jc w:val="start"/>
+      </w:pPr>
+      <w:r>
+        <w:rPr>
+          <w:rFonts w:ascii="Liberation Serif" w:hAnsi="Liberation Serif" w:eastAsia="Songti SC" w:cs="Arial Unicode MS"/>
+          <w:kern w:val="2"/>
+          <w:sz w:val="24"/>
+          <w:szCs w:val="24"/>
+        </w:rPr>
         <w:t>Does that mean accommodation?</w:t>
       </w:r>
     </w:p>
     <w:p>
       <w:pPr>
         <w:pStyle w:val="BodyText"/>
-        <w:bidi w:val="0"/>
-        <w:jc w:val="start"/>
-        <w:rPr/>
-      </w:pPr>
-      <w:r>
-        <w:rPr/>
+        <w:jc w:val="start"/>
+      </w:pPr>
+      <w:r>
+        <w:rPr>
+          <w:rFonts w:ascii="Liberation Serif" w:hAnsi="Liberation Serif" w:eastAsia="Songti SC" w:cs="Arial Unicode MS"/>
+          <w:kern w:val="2"/>
+          <w:sz w:val="24"/>
+          <w:szCs w:val="24"/>
+        </w:rPr>
         <w:t>Maybe.</w:t>
       </w:r>
     </w:p>
     <w:p>
       <w:pPr>
         <w:pStyle w:val="BodyText"/>
-        <w:bidi w:val="0"/>
-        <w:jc w:val="start"/>
-        <w:rPr/>
-      </w:pPr>
-      <w:r>
-        <w:rPr/>
+        <w:jc w:val="start"/>
+      </w:pPr>
+      <w:r>
+        <w:rPr>
+          <w:rFonts w:ascii="Liberation Serif" w:hAnsi="Liberation Serif" w:eastAsia="Songti SC" w:cs="Arial Unicode MS"/>
+          <w:kern w:val="2"/>
+          <w:sz w:val="24"/>
+          <w:szCs w:val="24"/>
+        </w:rPr>
         <w:t>Maybe not.</w:t>
       </w:r>
     </w:p>
     <w:p>
       <w:pPr>
         <w:pStyle w:val="BodyText"/>
-        <w:bidi w:val="0"/>
-        <w:jc w:val="start"/>
-        <w:rPr/>
-      </w:pPr>
-      <w:r>
-        <w:rPr/>
+        <w:jc w:val="start"/>
+      </w:pPr>
+      <w:r>
+        <w:rPr>
+          <w:rFonts w:ascii="Liberation Serif" w:hAnsi="Liberation Serif" w:eastAsia="Songti SC" w:cs="Arial Unicode MS"/>
+          <w:kern w:val="2"/>
+          <w:sz w:val="24"/>
+          <w:szCs w:val="24"/>
+        </w:rPr>
         <w:t>Instead of pretending to know, the agent should ask a clarifying question.</w:t>
       </w:r>
     </w:p>
     <w:p>
       <w:pPr>
         <w:pStyle w:val="BodyText"/>
-        <w:bidi w:val="0"/>
-        <w:jc w:val="start"/>
-        <w:rPr/>
-      </w:pPr>
-      <w:r>
-        <w:rPr/>
+        <w:jc w:val="start"/>
+      </w:pPr>
+      <w:r>
+        <w:rPr>
+          <w:rFonts w:ascii="Liberation Serif" w:hAnsi="Liberation Serif" w:eastAsia="Songti SC" w:cs="Arial Unicode MS"/>
+          <w:kern w:val="2"/>
+          <w:sz w:val="24"/>
+          <w:szCs w:val="24"/>
+        </w:rPr>
         <w:t>Professional systems handle uncertainty gracefully.</w:t>
       </w:r>
     </w:p>
     <w:p>
       <w:pPr>
         <w:pStyle w:val="HorizontalLine"/>
-        <w:bidi w:val="0"/>
-        <w:jc w:val="start"/>
-        <w:rPr/>
-      </w:pPr>
-      <w:r>
-        <w:rPr/>
-      </w:r>
+        <w:jc w:val="start"/>
+      </w:pPr>
+      <w:r/>
     </w:p>
     <w:p>
       <w:pPr>
         <w:pStyle w:val="Heading1"/>
-        <w:bidi w:val="0"/>
-        <w:jc w:val="start"/>
-        <w:rPr/>
-      </w:pPr>
-      <w:r>
-        <w:rPr/>
+        <w:jc w:val="start"/>
+      </w:pPr>
+      <w:r>
+        <w:rPr>
+          <w:rFonts w:ascii="Liberation Serif" w:hAnsi="Liberation Serif" w:eastAsia="Songti SC" w:cs="Arial Unicode MS"/>
+          <w:b/>
+          <w:bCs/>
+          <w:kern w:val="2"/>
+          <w:sz w:val="48"/>
+          <w:szCs w:val="48"/>
+        </w:rPr>
         <w:t>6.7 Thinking in Responsibilities</w:t>
       </w:r>
     </w:p>
     <w:p>
       <w:pPr>
         <w:pStyle w:val="BodyText"/>
-        <w:bidi w:val="0"/>
-        <w:jc w:val="start"/>
-        <w:rPr/>
-      </w:pPr>
-      <w:r>
-        <w:rPr/>
+        <w:jc w:val="start"/>
+      </w:pPr>
+      <w:r>
+        <w:rPr>
+          <w:rFonts w:ascii="Liberation Serif" w:hAnsi="Liberation Serif" w:eastAsia="Songti SC" w:cs="Arial Unicode MS"/>
+          <w:kern w:val="2"/>
+          <w:sz w:val="24"/>
+          <w:szCs w:val="24"/>
+        </w:rPr>
         <w:t>Whenever you see an architecture diagram, don't ask:</w:t>
       </w:r>
     </w:p>
     <w:p>
       <w:pPr>
         <w:pStyle w:val="BlockQuotation"/>
-        <w:bidi w:val="0"/>
-        <w:jc w:val="start"/>
-        <w:rPr/>
-      </w:pPr>
-      <w:r>
-        <w:rPr/>
+        <w:jc w:val="start"/>
+      </w:pPr>
+      <w:r>
+        <w:rPr>
+          <w:rFonts w:ascii="Liberation Serif" w:hAnsi="Liberation Serif" w:eastAsia="Songti SC" w:cs="Arial Unicode MS"/>
+          <w:kern w:val="2"/>
+          <w:sz w:val="24"/>
+          <w:szCs w:val="24"/>
+        </w:rPr>
         <w:t>"What service is this?"</w:t>
       </w:r>
     </w:p>
     <w:p>
       <w:pPr>
         <w:pStyle w:val="BodyText"/>
-        <w:bidi w:val="0"/>
-        <w:jc w:val="start"/>
-        <w:rPr/>
-      </w:pPr>
-      <w:r>
-        <w:rPr/>
+        <w:jc w:val="start"/>
+      </w:pPr>
+      <w:r>
+        <w:rPr>
+          <w:rFonts w:ascii="Liberation Serif" w:hAnsi="Liberation Serif" w:eastAsia="Songti SC" w:cs="Arial Unicode MS"/>
+          <w:kern w:val="2"/>
+          <w:sz w:val="24"/>
+          <w:szCs w:val="24"/>
+        </w:rPr>
         <w:t>Ask:</w:t>
       </w:r>
     </w:p>
     <w:p>
       <w:pPr>
         <w:pStyle w:val="BlockQuotation"/>
-        <w:bidi w:val="0"/>
-        <w:jc w:val="start"/>
-        <w:rPr/>
-      </w:pPr>
-      <w:r>
-        <w:rPr/>
+        <w:jc w:val="start"/>
+      </w:pPr>
+      <w:r>
+        <w:rPr>
+          <w:rFonts w:ascii="Liberation Serif" w:hAnsi="Liberation Serif" w:eastAsia="Songti SC" w:cs="Arial Unicode MS"/>
+          <w:kern w:val="2"/>
+          <w:sz w:val="24"/>
+          <w:szCs w:val="24"/>
+        </w:rPr>
         <w:t>"What responsibility does this component have?"</w:t>
       </w:r>
     </w:p>
     <w:p>
       <w:pPr>
         <w:pStyle w:val="BodyText"/>
-        <w:bidi w:val="0"/>
-        <w:jc w:val="start"/>
-        <w:rPr/>
-      </w:pPr>
-      <w:r>
-        <w:rPr/>
+        <w:jc w:val="start"/>
+      </w:pPr>
+      <w:r>
+        <w:rPr>
+          <w:rFonts w:ascii="Liberation Serif" w:hAnsi="Liberation Serif" w:eastAsia="Songti SC" w:cs="Arial Unicode MS"/>
+          <w:kern w:val="2"/>
+          <w:sz w:val="24"/>
+          <w:szCs w:val="24"/>
+        </w:rPr>
         <w:t>Let's revisit our architecture.</w:t>
       </w:r>
     </w:p>
     <w:tbl>
       <w:tblPr>
         <w:tblW w:w="4389" w:type="dxa"/>
-        <w:jc w:val="start"/>
+        <w:jc w:val="left"/>
         <w:tblInd w:w="0" w:type="dxa"/>
         <w:tblLayout w:type="fixed"/>
         <w:tblCellMar>
           <w:top w:w="28" w:type="dxa"/>
-          <w:start w:w="28" w:type="dxa"/>
+          <w:left w:w="28" w:type="dxa"/>
           <w:bottom w:w="28" w:type="dxa"/>
-          <w:end w:w="28" w:type="dxa"/>
+          <w:right w:w="28" w:type="dxa"/>
         </w:tblCellMar>
       </w:tblPr>
       <w:tblGrid>
@@ -2890,24 +3453,34 @@
       </w:tblGrid>
       <w:tr>
         <w:trPr>
-          <w:tblHeader w:val="true"/>
+          <w:tblHeader/>
         </w:trPr>
         <w:tc>
           <w:tcPr>
             <w:tcW w:w="1753" w:type="dxa"/>
-            <w:tcBorders/>
+            <w:tcMar>
+              <w:top w:w="28" w:type="dxa"/>
+              <w:left w:w="28" w:type="dxa"/>
+              <w:bottom w:w="28" w:type="dxa"/>
+              <w:right w:w="28" w:type="dxa"/>
+            </w:tcMar>
             <w:vAlign w:val="center"/>
           </w:tcPr>
           <w:p>
             <w:pPr>
               <w:pStyle w:val="TableHeading"/>
               <w:suppressLineNumbers/>
-              <w:bidi w:val="0"/>
               <w:jc w:val="center"/>
-              <w:rPr/>
             </w:pPr>
             <w:r>
-              <w:rPr/>
+              <w:rPr>
+                <w:rFonts w:ascii="Liberation Serif" w:hAnsi="Liberation Serif" w:eastAsia="Songti SC" w:cs="Arial Unicode MS"/>
+                <w:b/>
+                <w:bCs/>
+                <w:kern w:val="2"/>
+                <w:sz w:val="24"/>
+                <w:szCs w:val="24"/>
+              </w:rPr>
               <w:t>Component</w:t>
             </w:r>
           </w:p>
@@ -2915,43 +3488,60 @@
         <w:tc>
           <w:tcPr>
             <w:tcW w:w="2636" w:type="dxa"/>
-            <w:tcBorders/>
+            <w:tcMar>
+              <w:top w:w="28" w:type="dxa"/>
+              <w:left w:w="28" w:type="dxa"/>
+              <w:bottom w:w="28" w:type="dxa"/>
+              <w:right w:w="28" w:type="dxa"/>
+            </w:tcMar>
             <w:vAlign w:val="center"/>
           </w:tcPr>
           <w:p>
             <w:pPr>
               <w:pStyle w:val="TableHeading"/>
               <w:suppressLineNumbers/>
-              <w:bidi w:val="0"/>
               <w:jc w:val="center"/>
-              <w:rPr/>
             </w:pPr>
             <w:r>
-              <w:rPr/>
+              <w:rPr>
+                <w:rFonts w:ascii="Liberation Serif" w:hAnsi="Liberation Serif" w:eastAsia="Songti SC" w:cs="Arial Unicode MS"/>
+                <w:b/>
+                <w:bCs/>
+                <w:kern w:val="2"/>
+                <w:sz w:val="24"/>
+                <w:szCs w:val="24"/>
+              </w:rPr>
               <w:t>Responsibility</w:t>
             </w:r>
           </w:p>
         </w:tc>
       </w:tr>
       <w:tr>
-        <w:trPr/>
         <w:tc>
           <w:tcPr>
             <w:tcW w:w="1753" w:type="dxa"/>
-            <w:tcBorders/>
+            <w:tcMar>
+              <w:top w:w="28" w:type="dxa"/>
+              <w:left w:w="28" w:type="dxa"/>
+              <w:bottom w:w="28" w:type="dxa"/>
+              <w:right w:w="28" w:type="dxa"/>
+            </w:tcMar>
             <w:vAlign w:val="center"/>
           </w:tcPr>
           <w:p>
             <w:pPr>
               <w:pStyle w:val="TableContents"/>
-              <w:widowControl w:val="false"/>
+              <w:widowControl w:val="0"/>
               <w:suppressLineNumbers/>
-              <w:bidi w:val="0"/>
               <w:jc w:val="start"/>
-              <w:rPr/>
             </w:pPr>
             <w:r>
-              <w:rPr/>
+              <w:rPr>
+                <w:rFonts w:ascii="Liberation Serif" w:hAnsi="Liberation Serif" w:eastAsia="Songti SC" w:cs="Arial Unicode MS"/>
+                <w:kern w:val="2"/>
+                <w:sz w:val="24"/>
+                <w:szCs w:val="24"/>
+              </w:rPr>
               <w:t>Facebook</w:t>
             </w:r>
           </w:p>
@@ -2959,44 +3549,59 @@
         <w:tc>
           <w:tcPr>
             <w:tcW w:w="2636" w:type="dxa"/>
-            <w:tcBorders/>
+            <w:tcMar>
+              <w:top w:w="28" w:type="dxa"/>
+              <w:left w:w="28" w:type="dxa"/>
+              <w:bottom w:w="28" w:type="dxa"/>
+              <w:right w:w="28" w:type="dxa"/>
+            </w:tcMar>
             <w:vAlign w:val="center"/>
           </w:tcPr>
           <w:p>
             <w:pPr>
               <w:pStyle w:val="TableContents"/>
-              <w:widowControl w:val="false"/>
+              <w:widowControl w:val="0"/>
               <w:suppressLineNumbers/>
-              <w:bidi w:val="0"/>
               <w:jc w:val="start"/>
-              <w:rPr/>
             </w:pPr>
             <w:r>
-              <w:rPr/>
+              <w:rPr>
+                <w:rFonts w:ascii="Liberation Serif" w:hAnsi="Liberation Serif" w:eastAsia="Songti SC" w:cs="Arial Unicode MS"/>
+                <w:kern w:val="2"/>
+                <w:sz w:val="24"/>
+                <w:szCs w:val="24"/>
+              </w:rPr>
               <w:t>Customer communication</w:t>
             </w:r>
           </w:p>
         </w:tc>
       </w:tr>
       <w:tr>
-        <w:trPr/>
         <w:tc>
           <w:tcPr>
             <w:tcW w:w="1753" w:type="dxa"/>
-            <w:tcBorders/>
+            <w:tcMar>
+              <w:top w:w="28" w:type="dxa"/>
+              <w:left w:w="28" w:type="dxa"/>
+              <w:bottom w:w="28" w:type="dxa"/>
+              <w:right w:w="28" w:type="dxa"/>
+            </w:tcMar>
             <w:vAlign w:val="center"/>
           </w:tcPr>
           <w:p>
             <w:pPr>
               <w:pStyle w:val="TableContents"/>
-              <w:widowControl w:val="false"/>
+              <w:widowControl w:val="0"/>
               <w:suppressLineNumbers/>
-              <w:bidi w:val="0"/>
               <w:jc w:val="start"/>
-              <w:rPr/>
             </w:pPr>
             <w:r>
-              <w:rPr/>
+              <w:rPr>
+                <w:rFonts w:ascii="Liberation Serif" w:hAnsi="Liberation Serif" w:eastAsia="Songti SC" w:cs="Arial Unicode MS"/>
+                <w:kern w:val="2"/>
+                <w:sz w:val="24"/>
+                <w:szCs w:val="24"/>
+              </w:rPr>
               <w:t>EventBridge</w:t>
             </w:r>
           </w:p>
@@ -3004,44 +3609,59 @@
         <w:tc>
           <w:tcPr>
             <w:tcW w:w="2636" w:type="dxa"/>
-            <w:tcBorders/>
+            <w:tcMar>
+              <w:top w:w="28" w:type="dxa"/>
+              <w:left w:w="28" w:type="dxa"/>
+              <w:bottom w:w="28" w:type="dxa"/>
+              <w:right w:w="28" w:type="dxa"/>
+            </w:tcMar>
             <w:vAlign w:val="center"/>
           </w:tcPr>
           <w:p>
             <w:pPr>
               <w:pStyle w:val="TableContents"/>
-              <w:widowControl w:val="false"/>
+              <w:widowControl w:val="0"/>
               <w:suppressLineNumbers/>
-              <w:bidi w:val="0"/>
               <w:jc w:val="start"/>
-              <w:rPr/>
             </w:pPr>
             <w:r>
-              <w:rPr/>
+              <w:rPr>
+                <w:rFonts w:ascii="Liberation Serif" w:hAnsi="Liberation Serif" w:eastAsia="Songti SC" w:cs="Arial Unicode MS"/>
+                <w:kern w:val="2"/>
+                <w:sz w:val="24"/>
+                <w:szCs w:val="24"/>
+              </w:rPr>
               <w:t>Scheduling</w:t>
             </w:r>
           </w:p>
         </w:tc>
       </w:tr>
       <w:tr>
-        <w:trPr/>
         <w:tc>
           <w:tcPr>
             <w:tcW w:w="1753" w:type="dxa"/>
-            <w:tcBorders/>
+            <w:tcMar>
+              <w:top w:w="28" w:type="dxa"/>
+              <w:left w:w="28" w:type="dxa"/>
+              <w:bottom w:w="28" w:type="dxa"/>
+              <w:right w:w="28" w:type="dxa"/>
+            </w:tcMar>
             <w:vAlign w:val="center"/>
           </w:tcPr>
           <w:p>
             <w:pPr>
               <w:pStyle w:val="TableContents"/>
-              <w:widowControl w:val="false"/>
+              <w:widowControl w:val="0"/>
               <w:suppressLineNumbers/>
-              <w:bidi w:val="0"/>
               <w:jc w:val="start"/>
-              <w:rPr/>
             </w:pPr>
             <w:r>
-              <w:rPr/>
+              <w:rPr>
+                <w:rFonts w:ascii="Liberation Serif" w:hAnsi="Liberation Serif" w:eastAsia="Songti SC" w:cs="Arial Unicode MS"/>
+                <w:kern w:val="2"/>
+                <w:sz w:val="24"/>
+                <w:szCs w:val="24"/>
+              </w:rPr>
               <w:t>Lambda</w:t>
             </w:r>
           </w:p>
@@ -3049,44 +3669,59 @@
         <w:tc>
           <w:tcPr>
             <w:tcW w:w="2636" w:type="dxa"/>
-            <w:tcBorders/>
+            <w:tcMar>
+              <w:top w:w="28" w:type="dxa"/>
+              <w:left w:w="28" w:type="dxa"/>
+              <w:bottom w:w="28" w:type="dxa"/>
+              <w:right w:w="28" w:type="dxa"/>
+            </w:tcMar>
             <w:vAlign w:val="center"/>
           </w:tcPr>
           <w:p>
             <w:pPr>
               <w:pStyle w:val="TableContents"/>
-              <w:widowControl w:val="false"/>
+              <w:widowControl w:val="0"/>
               <w:suppressLineNumbers/>
-              <w:bidi w:val="0"/>
               <w:jc w:val="start"/>
-              <w:rPr/>
             </w:pPr>
             <w:r>
-              <w:rPr/>
+              <w:rPr>
+                <w:rFonts w:ascii="Liberation Serif" w:hAnsi="Liberation Serif" w:eastAsia="Songti SC" w:cs="Arial Unicode MS"/>
+                <w:kern w:val="2"/>
+                <w:sz w:val="24"/>
+                <w:szCs w:val="24"/>
+              </w:rPr>
               <w:t>Orchestration</w:t>
             </w:r>
           </w:p>
         </w:tc>
       </w:tr>
       <w:tr>
-        <w:trPr/>
         <w:tc>
           <w:tcPr>
             <w:tcW w:w="1753" w:type="dxa"/>
-            <w:tcBorders/>
+            <w:tcMar>
+              <w:top w:w="28" w:type="dxa"/>
+              <w:left w:w="28" w:type="dxa"/>
+              <w:bottom w:w="28" w:type="dxa"/>
+              <w:right w:w="28" w:type="dxa"/>
+            </w:tcMar>
             <w:vAlign w:val="center"/>
           </w:tcPr>
           <w:p>
             <w:pPr>
               <w:pStyle w:val="TableContents"/>
-              <w:widowControl w:val="false"/>
+              <w:widowControl w:val="0"/>
               <w:suppressLineNumbers/>
-              <w:bidi w:val="0"/>
               <w:jc w:val="start"/>
-              <w:rPr/>
             </w:pPr>
             <w:r>
-              <w:rPr/>
+              <w:rPr>
+                <w:rFonts w:ascii="Liberation Serif" w:hAnsi="Liberation Serif" w:eastAsia="Songti SC" w:cs="Arial Unicode MS"/>
+                <w:kern w:val="2"/>
+                <w:sz w:val="24"/>
+                <w:szCs w:val="24"/>
+              </w:rPr>
               <w:t>AgentCore</w:t>
             </w:r>
           </w:p>
@@ -3094,44 +3729,59 @@
         <w:tc>
           <w:tcPr>
             <w:tcW w:w="2636" w:type="dxa"/>
-            <w:tcBorders/>
+            <w:tcMar>
+              <w:top w:w="28" w:type="dxa"/>
+              <w:left w:w="28" w:type="dxa"/>
+              <w:bottom w:w="28" w:type="dxa"/>
+              <w:right w:w="28" w:type="dxa"/>
+            </w:tcMar>
             <w:vAlign w:val="center"/>
           </w:tcPr>
           <w:p>
             <w:pPr>
               <w:pStyle w:val="TableContents"/>
-              <w:widowControl w:val="false"/>
+              <w:widowControl w:val="0"/>
               <w:suppressLineNumbers/>
-              <w:bidi w:val="0"/>
               <w:jc w:val="start"/>
-              <w:rPr/>
             </w:pPr>
             <w:r>
-              <w:rPr/>
+              <w:rPr>
+                <w:rFonts w:ascii="Liberation Serif" w:hAnsi="Liberation Serif" w:eastAsia="Songti SC" w:cs="Arial Unicode MS"/>
+                <w:kern w:val="2"/>
+                <w:sz w:val="24"/>
+                <w:szCs w:val="24"/>
+              </w:rPr>
               <w:t>Reasoning</w:t>
             </w:r>
           </w:p>
         </w:tc>
       </w:tr>
       <w:tr>
-        <w:trPr/>
         <w:tc>
           <w:tcPr>
             <w:tcW w:w="1753" w:type="dxa"/>
-            <w:tcBorders/>
+            <w:tcMar>
+              <w:top w:w="28" w:type="dxa"/>
+              <w:left w:w="28" w:type="dxa"/>
+              <w:bottom w:w="28" w:type="dxa"/>
+              <w:right w:w="28" w:type="dxa"/>
+            </w:tcMar>
             <w:vAlign w:val="center"/>
           </w:tcPr>
           <w:p>
             <w:pPr>
               <w:pStyle w:val="TableContents"/>
-              <w:widowControl w:val="false"/>
+              <w:widowControl w:val="0"/>
               <w:suppressLineNumbers/>
-              <w:bidi w:val="0"/>
               <w:jc w:val="start"/>
-              <w:rPr/>
             </w:pPr>
             <w:r>
-              <w:rPr/>
+              <w:rPr>
+                <w:rFonts w:ascii="Liberation Serif" w:hAnsi="Liberation Serif" w:eastAsia="Songti SC" w:cs="Arial Unicode MS"/>
+                <w:kern w:val="2"/>
+                <w:sz w:val="24"/>
+                <w:szCs w:val="24"/>
+              </w:rPr>
               <w:t>Calendar Tool</w:t>
             </w:r>
           </w:p>
@@ -3139,44 +3789,59 @@
         <w:tc>
           <w:tcPr>
             <w:tcW w:w="2636" w:type="dxa"/>
-            <w:tcBorders/>
+            <w:tcMar>
+              <w:top w:w="28" w:type="dxa"/>
+              <w:left w:w="28" w:type="dxa"/>
+              <w:bottom w:w="28" w:type="dxa"/>
+              <w:right w:w="28" w:type="dxa"/>
+            </w:tcMar>
             <w:vAlign w:val="center"/>
           </w:tcPr>
           <w:p>
             <w:pPr>
               <w:pStyle w:val="TableContents"/>
-              <w:widowControl w:val="false"/>
+              <w:widowControl w:val="0"/>
               <w:suppressLineNumbers/>
-              <w:bidi w:val="0"/>
               <w:jc w:val="start"/>
-              <w:rPr/>
             </w:pPr>
             <w:r>
-              <w:rPr/>
+              <w:rPr>
+                <w:rFonts w:ascii="Liberation Serif" w:hAnsi="Liberation Serif" w:eastAsia="Songti SC" w:cs="Arial Unicode MS"/>
+                <w:kern w:val="2"/>
+                <w:sz w:val="24"/>
+                <w:szCs w:val="24"/>
+              </w:rPr>
               <w:t>Availability lookup</w:t>
             </w:r>
           </w:p>
         </w:tc>
       </w:tr>
       <w:tr>
-        <w:trPr/>
         <w:tc>
           <w:tcPr>
             <w:tcW w:w="1753" w:type="dxa"/>
-            <w:tcBorders/>
+            <w:tcMar>
+              <w:top w:w="28" w:type="dxa"/>
+              <w:left w:w="28" w:type="dxa"/>
+              <w:bottom w:w="28" w:type="dxa"/>
+              <w:right w:w="28" w:type="dxa"/>
+            </w:tcMar>
             <w:vAlign w:val="center"/>
           </w:tcPr>
           <w:p>
             <w:pPr>
               <w:pStyle w:val="TableContents"/>
-              <w:widowControl w:val="false"/>
+              <w:widowControl w:val="0"/>
               <w:suppressLineNumbers/>
-              <w:bidi w:val="0"/>
               <w:jc w:val="start"/>
-              <w:rPr/>
             </w:pPr>
             <w:r>
-              <w:rPr/>
+              <w:rPr>
+                <w:rFonts w:ascii="Liberation Serif" w:hAnsi="Liberation Serif" w:eastAsia="Songti SC" w:cs="Arial Unicode MS"/>
+                <w:kern w:val="2"/>
+                <w:sz w:val="24"/>
+                <w:szCs w:val="24"/>
+              </w:rPr>
               <w:t>Knowledge Base</w:t>
             </w:r>
           </w:p>
@@ -3184,44 +3849,59 @@
         <w:tc>
           <w:tcPr>
             <w:tcW w:w="2636" w:type="dxa"/>
-            <w:tcBorders/>
+            <w:tcMar>
+              <w:top w:w="28" w:type="dxa"/>
+              <w:left w:w="28" w:type="dxa"/>
+              <w:bottom w:w="28" w:type="dxa"/>
+              <w:right w:w="28" w:type="dxa"/>
+            </w:tcMar>
             <w:vAlign w:val="center"/>
           </w:tcPr>
           <w:p>
             <w:pPr>
               <w:pStyle w:val="TableContents"/>
-              <w:widowControl w:val="false"/>
+              <w:widowControl w:val="0"/>
               <w:suppressLineNumbers/>
-              <w:bidi w:val="0"/>
               <w:jc w:val="start"/>
-              <w:rPr/>
             </w:pPr>
             <w:r>
-              <w:rPr/>
+              <w:rPr>
+                <w:rFonts w:ascii="Liberation Serif" w:hAnsi="Liberation Serif" w:eastAsia="Songti SC" w:cs="Arial Unicode MS"/>
+                <w:kern w:val="2"/>
+                <w:sz w:val="24"/>
+                <w:szCs w:val="24"/>
+              </w:rPr>
               <w:t>Property information</w:t>
             </w:r>
           </w:p>
         </w:tc>
       </w:tr>
       <w:tr>
-        <w:trPr/>
         <w:tc>
           <w:tcPr>
             <w:tcW w:w="1753" w:type="dxa"/>
-            <w:tcBorders/>
+            <w:tcMar>
+              <w:top w:w="28" w:type="dxa"/>
+              <w:left w:w="28" w:type="dxa"/>
+              <w:bottom w:w="28" w:type="dxa"/>
+              <w:right w:w="28" w:type="dxa"/>
+            </w:tcMar>
             <w:vAlign w:val="center"/>
           </w:tcPr>
           <w:p>
             <w:pPr>
               <w:pStyle w:val="TableContents"/>
-              <w:widowControl w:val="false"/>
+              <w:widowControl w:val="0"/>
               <w:suppressLineNumbers/>
-              <w:bidi w:val="0"/>
               <w:jc w:val="start"/>
-              <w:rPr/>
             </w:pPr>
             <w:r>
-              <w:rPr/>
+              <w:rPr>
+                <w:rFonts w:ascii="Liberation Serif" w:hAnsi="Liberation Serif" w:eastAsia="Songti SC" w:cs="Arial Unicode MS"/>
+                <w:kern w:val="2"/>
+                <w:sz w:val="24"/>
+                <w:szCs w:val="24"/>
+              </w:rPr>
               <w:t>Facebook API</w:t>
             </w:r>
           </w:p>
@@ -3229,44 +3909,59 @@
         <w:tc>
           <w:tcPr>
             <w:tcW w:w="2636" w:type="dxa"/>
-            <w:tcBorders/>
+            <w:tcMar>
+              <w:top w:w="28" w:type="dxa"/>
+              <w:left w:w="28" w:type="dxa"/>
+              <w:bottom w:w="28" w:type="dxa"/>
+              <w:right w:w="28" w:type="dxa"/>
+            </w:tcMar>
             <w:vAlign w:val="center"/>
           </w:tcPr>
           <w:p>
             <w:pPr>
               <w:pStyle w:val="TableContents"/>
-              <w:widowControl w:val="false"/>
+              <w:widowControl w:val="0"/>
               <w:suppressLineNumbers/>
-              <w:bidi w:val="0"/>
               <w:jc w:val="start"/>
-              <w:rPr/>
             </w:pPr>
             <w:r>
-              <w:rPr/>
+              <w:rPr>
+                <w:rFonts w:ascii="Liberation Serif" w:hAnsi="Liberation Serif" w:eastAsia="Songti SC" w:cs="Arial Unicode MS"/>
+                <w:kern w:val="2"/>
+                <w:sz w:val="24"/>
+                <w:szCs w:val="24"/>
+              </w:rPr>
               <w:t>Publishing</w:t>
             </w:r>
           </w:p>
         </w:tc>
       </w:tr>
       <w:tr>
-        <w:trPr/>
         <w:tc>
           <w:tcPr>
             <w:tcW w:w="1753" w:type="dxa"/>
-            <w:tcBorders/>
+            <w:tcMar>
+              <w:top w:w="28" w:type="dxa"/>
+              <w:left w:w="28" w:type="dxa"/>
+              <w:bottom w:w="28" w:type="dxa"/>
+              <w:right w:w="28" w:type="dxa"/>
+            </w:tcMar>
             <w:vAlign w:val="center"/>
           </w:tcPr>
           <w:p>
             <w:pPr>
               <w:pStyle w:val="TableContents"/>
-              <w:widowControl w:val="false"/>
+              <w:widowControl w:val="0"/>
               <w:suppressLineNumbers/>
-              <w:bidi w:val="0"/>
               <w:jc w:val="start"/>
-              <w:rPr/>
             </w:pPr>
             <w:r>
-              <w:rPr/>
+              <w:rPr>
+                <w:rFonts w:ascii="Liberation Serif" w:hAnsi="Liberation Serif" w:eastAsia="Songti SC" w:cs="Arial Unicode MS"/>
+                <w:kern w:val="2"/>
+                <w:sz w:val="24"/>
+                <w:szCs w:val="24"/>
+              </w:rPr>
               <w:t>CloudWatch</w:t>
             </w:r>
           </w:p>
@@ -3274,20 +3969,28 @@
         <w:tc>
           <w:tcPr>
             <w:tcW w:w="2636" w:type="dxa"/>
-            <w:tcBorders/>
+            <w:tcMar>
+              <w:top w:w="28" w:type="dxa"/>
+              <w:left w:w="28" w:type="dxa"/>
+              <w:bottom w:w="28" w:type="dxa"/>
+              <w:right w:w="28" w:type="dxa"/>
+            </w:tcMar>
             <w:vAlign w:val="center"/>
           </w:tcPr>
           <w:p>
             <w:pPr>
               <w:pStyle w:val="TableContents"/>
-              <w:widowControl w:val="false"/>
+              <w:widowControl w:val="0"/>
               <w:suppressLineNumbers/>
-              <w:bidi w:val="0"/>
               <w:jc w:val="start"/>
-              <w:rPr/>
             </w:pPr>
             <w:r>
-              <w:rPr/>
+              <w:rPr>
+                <w:rFonts w:ascii="Liberation Serif" w:hAnsi="Liberation Serif" w:eastAsia="Songti SC" w:cs="Arial Unicode MS"/>
+                <w:kern w:val="2"/>
+                <w:sz w:val="24"/>
+                <w:szCs w:val="24"/>
+              </w:rPr>
               <w:t>Monitoring</w:t>
             </w:r>
           </w:p>
@@ -3297,272 +4000,323 @@
     <w:p>
       <w:pPr>
         <w:pStyle w:val="BodyText"/>
-        <w:bidi w:val="0"/>
-        <w:jc w:val="start"/>
-        <w:rPr/>
-      </w:pPr>
-      <w:r>
-        <w:rPr/>
+        <w:jc w:val="start"/>
+      </w:pPr>
+      <w:r>
+        <w:rPr>
+          <w:rFonts w:ascii="Liberation Serif" w:hAnsi="Liberation Serif" w:eastAsia="Songti SC" w:cs="Arial Unicode MS"/>
+          <w:kern w:val="2"/>
+          <w:sz w:val="24"/>
+          <w:szCs w:val="24"/>
+        </w:rPr>
         <w:t>This habit will make every future architecture easier to understand.</w:t>
       </w:r>
     </w:p>
     <w:p>
       <w:pPr>
         <w:pStyle w:val="HorizontalLine"/>
-        <w:bidi w:val="0"/>
-        <w:jc w:val="start"/>
-        <w:rPr/>
-      </w:pPr>
-      <w:r>
-        <w:rPr/>
-      </w:r>
+        <w:jc w:val="start"/>
+      </w:pPr>
+      <w:r/>
     </w:p>
     <w:p>
       <w:pPr>
         <w:pStyle w:val="Heading1"/>
-        <w:bidi w:val="0"/>
-        <w:jc w:val="start"/>
-        <w:rPr/>
-      </w:pPr>
-      <w:r>
-        <w:rPr/>
+        <w:jc w:val="start"/>
+      </w:pPr>
+      <w:r>
+        <w:rPr>
+          <w:rFonts w:ascii="Liberation Serif" w:hAnsi="Liberation Serif" w:eastAsia="Songti SC" w:cs="Arial Unicode MS"/>
+          <w:b/>
+          <w:bCs/>
+          <w:kern w:val="2"/>
+          <w:sz w:val="48"/>
+          <w:szCs w:val="48"/>
+        </w:rPr>
         <w:t>6.8 Common Beginner Mistakes</w:t>
       </w:r>
     </w:p>
     <w:p>
       <w:pPr>
         <w:pStyle w:val="Heading2"/>
-        <w:bidi w:val="0"/>
-        <w:jc w:val="start"/>
-        <w:rPr/>
-      </w:pPr>
-      <w:r>
-        <w:rPr/>
+        <w:jc w:val="start"/>
+      </w:pPr>
+      <w:r>
+        <w:rPr>
+          <w:rFonts w:ascii="Liberation Serif" w:hAnsi="Liberation Serif" w:eastAsia="Songti SC" w:cs="Arial Unicode MS"/>
+          <w:b/>
+          <w:bCs/>
+          <w:kern w:val="2"/>
+          <w:sz w:val="36"/>
+          <w:szCs w:val="36"/>
+        </w:rPr>
         <w:t>Mistake #1</w:t>
       </w:r>
     </w:p>
     <w:p>
       <w:pPr>
         <w:pStyle w:val="BodyText"/>
-        <w:bidi w:val="0"/>
-        <w:jc w:val="start"/>
-        <w:rPr/>
-      </w:pPr>
-      <w:r>
-        <w:rPr/>
+        <w:jc w:val="start"/>
+      </w:pPr>
+      <w:r>
+        <w:rPr>
+          <w:rFonts w:ascii="Liberation Serif" w:hAnsi="Liberation Serif" w:eastAsia="Songti SC" w:cs="Arial Unicode MS"/>
+          <w:kern w:val="2"/>
+          <w:sz w:val="24"/>
+          <w:szCs w:val="24"/>
+        </w:rPr>
         <w:t>Thinking AI replaces software engineering.</w:t>
       </w:r>
     </w:p>
     <w:p>
       <w:pPr>
         <w:pStyle w:val="BodyText"/>
-        <w:bidi w:val="0"/>
-        <w:jc w:val="start"/>
-        <w:rPr/>
-      </w:pPr>
-      <w:r>
-        <w:rPr/>
+        <w:jc w:val="start"/>
+      </w:pPr>
+      <w:r>
+        <w:rPr>
+          <w:rFonts w:ascii="Liberation Serif" w:hAnsi="Liberation Serif" w:eastAsia="Songti SC" w:cs="Arial Unicode MS"/>
+          <w:kern w:val="2"/>
+          <w:sz w:val="24"/>
+          <w:szCs w:val="24"/>
+        </w:rPr>
         <w:t>Reality:</w:t>
       </w:r>
     </w:p>
     <w:p>
       <w:pPr>
         <w:pStyle w:val="BodyText"/>
-        <w:bidi w:val="0"/>
-        <w:jc w:val="start"/>
-        <w:rPr/>
-      </w:pPr>
-      <w:r>
-        <w:rPr/>
+        <w:jc w:val="start"/>
+      </w:pPr>
+      <w:r>
+        <w:rPr>
+          <w:rFonts w:ascii="Liberation Serif" w:hAnsi="Liberation Serif" w:eastAsia="Songti SC" w:cs="Arial Unicode MS"/>
+          <w:kern w:val="2"/>
+          <w:sz w:val="24"/>
+          <w:szCs w:val="24"/>
+        </w:rPr>
         <w:t>AI becomes part of a software system.</w:t>
       </w:r>
     </w:p>
     <w:p>
       <w:pPr>
         <w:pStyle w:val="HorizontalLine"/>
-        <w:bidi w:val="0"/>
-        <w:jc w:val="start"/>
-        <w:rPr/>
-      </w:pPr>
-      <w:r>
-        <w:rPr/>
-      </w:r>
+        <w:jc w:val="start"/>
+      </w:pPr>
+      <w:r/>
     </w:p>
     <w:p>
       <w:pPr>
         <w:pStyle w:val="Heading2"/>
-        <w:bidi w:val="0"/>
-        <w:jc w:val="start"/>
-        <w:rPr/>
-      </w:pPr>
-      <w:r>
-        <w:rPr/>
+        <w:jc w:val="start"/>
+      </w:pPr>
+      <w:r>
+        <w:rPr>
+          <w:rFonts w:ascii="Liberation Serif" w:hAnsi="Liberation Serif" w:eastAsia="Songti SC" w:cs="Arial Unicode MS"/>
+          <w:b/>
+          <w:bCs/>
+          <w:kern w:val="2"/>
+          <w:sz w:val="36"/>
+          <w:szCs w:val="36"/>
+        </w:rPr>
         <w:t>Mistake #2</w:t>
       </w:r>
     </w:p>
     <w:p>
       <w:pPr>
         <w:pStyle w:val="BodyText"/>
-        <w:bidi w:val="0"/>
-        <w:jc w:val="start"/>
-        <w:rPr/>
-      </w:pPr>
-      <w:r>
-        <w:rPr/>
+        <w:jc w:val="start"/>
+      </w:pPr>
+      <w:r>
+        <w:rPr>
+          <w:rFonts w:ascii="Liberation Serif" w:hAnsi="Liberation Serif" w:eastAsia="Songti SC" w:cs="Arial Unicode MS"/>
+          <w:kern w:val="2"/>
+          <w:sz w:val="24"/>
+          <w:szCs w:val="24"/>
+        </w:rPr>
         <w:t>Trying to solve everything with prompts.</w:t>
       </w:r>
     </w:p>
     <w:p>
       <w:pPr>
         <w:pStyle w:val="BodyText"/>
-        <w:bidi w:val="0"/>
-        <w:jc w:val="start"/>
-        <w:rPr/>
-      </w:pPr>
-      <w:r>
-        <w:rPr/>
+        <w:jc w:val="start"/>
+      </w:pPr>
+      <w:r>
+        <w:rPr>
+          <w:rFonts w:ascii="Liberation Serif" w:hAnsi="Liberation Serif" w:eastAsia="Songti SC" w:cs="Arial Unicode MS"/>
+          <w:kern w:val="2"/>
+          <w:sz w:val="24"/>
+          <w:szCs w:val="24"/>
+        </w:rPr>
         <w:t>Reality:</w:t>
       </w:r>
     </w:p>
     <w:p>
       <w:pPr>
         <w:pStyle w:val="BodyText"/>
-        <w:bidi w:val="0"/>
-        <w:jc w:val="start"/>
-        <w:rPr/>
-      </w:pPr>
-      <w:r>
-        <w:rPr/>
+        <w:jc w:val="start"/>
+      </w:pPr>
+      <w:r>
+        <w:rPr>
+          <w:rFonts w:ascii="Liberation Serif" w:hAnsi="Liberation Serif" w:eastAsia="Songti SC" w:cs="Arial Unicode MS"/>
+          <w:kern w:val="2"/>
+          <w:sz w:val="24"/>
+          <w:szCs w:val="24"/>
+        </w:rPr>
         <w:t>Prompts are important.</w:t>
       </w:r>
     </w:p>
     <w:p>
       <w:pPr>
         <w:pStyle w:val="BodyText"/>
-        <w:bidi w:val="0"/>
-        <w:jc w:val="start"/>
-        <w:rPr/>
-      </w:pPr>
-      <w:r>
-        <w:rPr/>
+        <w:jc w:val="start"/>
+      </w:pPr>
+      <w:r>
+        <w:rPr>
+          <w:rFonts w:ascii="Liberation Serif" w:hAnsi="Liberation Serif" w:eastAsia="Songti SC" w:cs="Arial Unicode MS"/>
+          <w:kern w:val="2"/>
+          <w:sz w:val="24"/>
+          <w:szCs w:val="24"/>
+        </w:rPr>
         <w:t>Architecture is even more important.</w:t>
       </w:r>
     </w:p>
     <w:p>
       <w:pPr>
         <w:pStyle w:val="HorizontalLine"/>
-        <w:bidi w:val="0"/>
-        <w:jc w:val="start"/>
-        <w:rPr/>
-      </w:pPr>
-      <w:r>
-        <w:rPr/>
-      </w:r>
+        <w:jc w:val="start"/>
+      </w:pPr>
+      <w:r/>
     </w:p>
     <w:p>
       <w:pPr>
         <w:pStyle w:val="Heading2"/>
-        <w:bidi w:val="0"/>
-        <w:jc w:val="start"/>
-        <w:rPr/>
-      </w:pPr>
-      <w:r>
-        <w:rPr/>
+        <w:jc w:val="start"/>
+      </w:pPr>
+      <w:r>
+        <w:rPr>
+          <w:rFonts w:ascii="Liberation Serif" w:hAnsi="Liberation Serif" w:eastAsia="Songti SC" w:cs="Arial Unicode MS"/>
+          <w:b/>
+          <w:bCs/>
+          <w:kern w:val="2"/>
+          <w:sz w:val="36"/>
+          <w:szCs w:val="36"/>
+        </w:rPr>
         <w:t>Mistake #3</w:t>
       </w:r>
     </w:p>
     <w:p>
       <w:pPr>
         <w:pStyle w:val="BodyText"/>
-        <w:bidi w:val="0"/>
-        <w:jc w:val="start"/>
-        <w:rPr/>
-      </w:pPr>
-      <w:r>
-        <w:rPr/>
+        <w:jc w:val="start"/>
+      </w:pPr>
+      <w:r>
+        <w:rPr>
+          <w:rFonts w:ascii="Liberation Serif" w:hAnsi="Liberation Serif" w:eastAsia="Songti SC" w:cs="Arial Unicode MS"/>
+          <w:kern w:val="2"/>
+          <w:sz w:val="24"/>
+          <w:szCs w:val="24"/>
+        </w:rPr>
         <w:t>Giving the AI too much responsibility.</w:t>
       </w:r>
     </w:p>
     <w:p>
       <w:pPr>
         <w:pStyle w:val="BodyText"/>
-        <w:bidi w:val="0"/>
-        <w:jc w:val="start"/>
-        <w:rPr/>
-      </w:pPr>
-      <w:r>
-        <w:rPr/>
+        <w:jc w:val="start"/>
+      </w:pPr>
+      <w:r>
+        <w:rPr>
+          <w:rFonts w:ascii="Liberation Serif" w:hAnsi="Liberation Serif" w:eastAsia="Songti SC" w:cs="Arial Unicode MS"/>
+          <w:kern w:val="2"/>
+          <w:sz w:val="24"/>
+          <w:szCs w:val="24"/>
+        </w:rPr>
         <w:t>Instead of:</w:t>
       </w:r>
     </w:p>
     <w:p>
       <w:pPr>
         <w:pStyle w:val="BlockQuotation"/>
-        <w:bidi w:val="0"/>
-        <w:jc w:val="start"/>
-        <w:rPr/>
-      </w:pPr>
-      <w:r>
-        <w:rPr/>
+        <w:jc w:val="start"/>
+      </w:pPr>
+      <w:r>
+        <w:rPr>
+          <w:rFonts w:ascii="Liberation Serif" w:hAnsi="Liberation Serif" w:eastAsia="Songti SC" w:cs="Arial Unicode MS"/>
+          <w:kern w:val="2"/>
+          <w:sz w:val="24"/>
+          <w:szCs w:val="24"/>
+        </w:rPr>
         <w:t>"Figure everything out."</w:t>
       </w:r>
     </w:p>
     <w:p>
       <w:pPr>
         <w:pStyle w:val="BodyText"/>
-        <w:bidi w:val="0"/>
-        <w:jc w:val="start"/>
-        <w:rPr/>
-      </w:pPr>
-      <w:r>
-        <w:rPr/>
+        <w:jc w:val="start"/>
+      </w:pPr>
+      <w:r>
+        <w:rPr>
+          <w:rFonts w:ascii="Liberation Serif" w:hAnsi="Liberation Serif" w:eastAsia="Songti SC" w:cs="Arial Unicode MS"/>
+          <w:kern w:val="2"/>
+          <w:sz w:val="24"/>
+          <w:szCs w:val="24"/>
+        </w:rPr>
         <w:t>Build small, reliable components.</w:t>
       </w:r>
     </w:p>
     <w:p>
       <w:pPr>
         <w:pStyle w:val="HorizontalLine"/>
-        <w:bidi w:val="0"/>
-        <w:jc w:val="start"/>
-        <w:rPr/>
-      </w:pPr>
-      <w:r>
-        <w:rPr/>
-      </w:r>
+        <w:jc w:val="start"/>
+      </w:pPr>
+      <w:r/>
     </w:p>
     <w:p>
       <w:pPr>
         <w:pStyle w:val="Heading2"/>
-        <w:bidi w:val="0"/>
-        <w:jc w:val="start"/>
-        <w:rPr/>
-      </w:pPr>
-      <w:r>
-        <w:rPr/>
+        <w:jc w:val="start"/>
+      </w:pPr>
+      <w:r>
+        <w:rPr>
+          <w:rFonts w:ascii="Liberation Serif" w:hAnsi="Liberation Serif" w:eastAsia="Songti SC" w:cs="Arial Unicode MS"/>
+          <w:b/>
+          <w:bCs/>
+          <w:kern w:val="2"/>
+          <w:sz w:val="36"/>
+          <w:szCs w:val="36"/>
+        </w:rPr>
         <w:t>Mistake #4</w:t>
       </w:r>
     </w:p>
     <w:p>
       <w:pPr>
         <w:pStyle w:val="BodyText"/>
-        <w:bidi w:val="0"/>
-        <w:jc w:val="start"/>
-        <w:rPr/>
-      </w:pPr>
-      <w:r>
-        <w:rPr/>
+        <w:jc w:val="start"/>
+      </w:pPr>
+      <w:r>
+        <w:rPr>
+          <w:rFonts w:ascii="Liberation Serif" w:hAnsi="Liberation Serif" w:eastAsia="Songti SC" w:cs="Arial Unicode MS"/>
+          <w:kern w:val="2"/>
+          <w:sz w:val="24"/>
+          <w:szCs w:val="24"/>
+        </w:rPr>
         <w:t>Ignoring failures.</w:t>
       </w:r>
     </w:p>
     <w:p>
       <w:pPr>
         <w:pStyle w:val="BodyText"/>
-        <w:bidi w:val="0"/>
-        <w:jc w:val="start"/>
-        <w:rPr/>
-      </w:pPr>
-      <w:r>
-        <w:rPr/>
+        <w:jc w:val="start"/>
+      </w:pPr>
+      <w:r>
+        <w:rPr>
+          <w:rFonts w:ascii="Liberation Serif" w:hAnsi="Liberation Serif" w:eastAsia="Songti SC" w:cs="Arial Unicode MS"/>
+          <w:kern w:val="2"/>
+          <w:sz w:val="24"/>
+          <w:szCs w:val="24"/>
+        </w:rPr>
         <w:t>Production systems always plan for:</w:t>
       </w:r>
     </w:p>
@@ -3575,16 +4329,19 @@
         </w:numPr>
         <w:tabs>
           <w:tab w:val="clear" w:pos="709"/>
-          <w:tab w:val="left" w:pos="709" w:leader="none"/>
-        </w:tabs>
-        <w:bidi w:val="0"/>
+          <w:tab w:val="left" w:pos="709"/>
+        </w:tabs>
         <w:spacing w:before="0" w:after="0"/>
-        <w:ind w:hanging="283" w:start="709"/>
-        <w:jc w:val="start"/>
-        <w:rPr/>
-      </w:pPr>
-      <w:r>
-        <w:rPr/>
+        <w:ind w:left="709" w:hanging="283"/>
+        <w:jc w:val="start"/>
+      </w:pPr>
+      <w:r>
+        <w:rPr>
+          <w:rFonts w:ascii="Liberation Serif" w:hAnsi="Liberation Serif" w:eastAsia="Songti SC" w:cs="Arial Unicode MS"/>
+          <w:kern w:val="2"/>
+          <w:sz w:val="24"/>
+          <w:szCs w:val="24"/>
+        </w:rPr>
         <w:t xml:space="preserve">Network errors </w:t>
       </w:r>
     </w:p>
@@ -3597,16 +4354,19 @@
         </w:numPr>
         <w:tabs>
           <w:tab w:val="clear" w:pos="709"/>
-          <w:tab w:val="left" w:pos="709" w:leader="none"/>
-        </w:tabs>
-        <w:bidi w:val="0"/>
+          <w:tab w:val="left" w:pos="709"/>
+        </w:tabs>
         <w:spacing w:before="0" w:after="0"/>
-        <w:ind w:hanging="283" w:start="709"/>
-        <w:jc w:val="start"/>
-        <w:rPr/>
-      </w:pPr>
-      <w:r>
-        <w:rPr/>
+        <w:ind w:left="709" w:hanging="283"/>
+        <w:jc w:val="start"/>
+      </w:pPr>
+      <w:r>
+        <w:rPr>
+          <w:rFonts w:ascii="Liberation Serif" w:hAnsi="Liberation Serif" w:eastAsia="Songti SC" w:cs="Arial Unicode MS"/>
+          <w:kern w:val="2"/>
+          <w:sz w:val="24"/>
+          <w:szCs w:val="24"/>
+        </w:rPr>
         <w:t xml:space="preserve">API limits </w:t>
       </w:r>
     </w:p>
@@ -3619,16 +4379,19 @@
         </w:numPr>
         <w:tabs>
           <w:tab w:val="clear" w:pos="709"/>
-          <w:tab w:val="left" w:pos="709" w:leader="none"/>
-        </w:tabs>
-        <w:bidi w:val="0"/>
+          <w:tab w:val="left" w:pos="709"/>
+        </w:tabs>
         <w:spacing w:before="0" w:after="0"/>
-        <w:ind w:hanging="283" w:start="709"/>
-        <w:jc w:val="start"/>
-        <w:rPr/>
-      </w:pPr>
-      <w:r>
-        <w:rPr/>
+        <w:ind w:left="709" w:hanging="283"/>
+        <w:jc w:val="start"/>
+      </w:pPr>
+      <w:r>
+        <w:rPr>
+          <w:rFonts w:ascii="Liberation Serif" w:hAnsi="Liberation Serif" w:eastAsia="Songti SC" w:cs="Arial Unicode MS"/>
+          <w:kern w:val="2"/>
+          <w:sz w:val="24"/>
+          <w:szCs w:val="24"/>
+        </w:rPr>
         <w:t xml:space="preserve">Authentication failures </w:t>
       </w:r>
     </w:p>
@@ -3641,16 +4404,19 @@
         </w:numPr>
         <w:tabs>
           <w:tab w:val="clear" w:pos="709"/>
-          <w:tab w:val="left" w:pos="709" w:leader="none"/>
-        </w:tabs>
-        <w:bidi w:val="0"/>
+          <w:tab w:val="left" w:pos="709"/>
+        </w:tabs>
         <w:spacing w:before="0" w:after="0"/>
-        <w:ind w:hanging="283" w:start="709"/>
-        <w:jc w:val="start"/>
-        <w:rPr/>
-      </w:pPr>
-      <w:r>
-        <w:rPr/>
+        <w:ind w:left="709" w:hanging="283"/>
+        <w:jc w:val="start"/>
+      </w:pPr>
+      <w:r>
+        <w:rPr>
+          <w:rFonts w:ascii="Liberation Serif" w:hAnsi="Liberation Serif" w:eastAsia="Songti SC" w:cs="Arial Unicode MS"/>
+          <w:kern w:val="2"/>
+          <w:sz w:val="24"/>
+          <w:szCs w:val="24"/>
+        </w:rPr>
         <w:t xml:space="preserve">Invalid data </w:t>
       </w:r>
     </w:p>
@@ -3663,109 +4429,126 @@
         </w:numPr>
         <w:tabs>
           <w:tab w:val="clear" w:pos="709"/>
-          <w:tab w:val="left" w:pos="709" w:leader="none"/>
-        </w:tabs>
-        <w:bidi w:val="0"/>
-        <w:ind w:hanging="283" w:start="709"/>
-        <w:jc w:val="start"/>
-        <w:rPr/>
-      </w:pPr>
-      <w:r>
-        <w:rPr/>
+          <w:tab w:val="left" w:pos="709"/>
+        </w:tabs>
+        <w:ind w:left="709" w:hanging="283"/>
+        <w:jc w:val="start"/>
+      </w:pPr>
+      <w:r>
+        <w:rPr>
+          <w:rFonts w:ascii="Liberation Serif" w:hAnsi="Liberation Serif" w:eastAsia="Songti SC" w:cs="Arial Unicode MS"/>
+          <w:kern w:val="2"/>
+          <w:sz w:val="24"/>
+          <w:szCs w:val="24"/>
+        </w:rPr>
         <w:t xml:space="preserve">Service outages </w:t>
       </w:r>
     </w:p>
     <w:p>
       <w:pPr>
         <w:pStyle w:val="HorizontalLine"/>
-        <w:bidi w:val="0"/>
-        <w:jc w:val="start"/>
-        <w:rPr/>
-      </w:pPr>
-      <w:r>
-        <w:rPr/>
-      </w:r>
+        <w:jc w:val="start"/>
+      </w:pPr>
+      <w:r/>
     </w:p>
     <w:p>
       <w:pPr>
         <w:pStyle w:val="Heading2"/>
-        <w:bidi w:val="0"/>
-        <w:jc w:val="start"/>
-        <w:rPr/>
-      </w:pPr>
-      <w:r>
-        <w:rPr/>
+        <w:jc w:val="start"/>
+      </w:pPr>
+      <w:r>
+        <w:rPr>
+          <w:rFonts w:ascii="Liberation Serif" w:hAnsi="Liberation Serif" w:eastAsia="Songti SC" w:cs="Arial Unicode MS"/>
+          <w:b/>
+          <w:bCs/>
+          <w:kern w:val="2"/>
+          <w:sz w:val="36"/>
+          <w:szCs w:val="36"/>
+        </w:rPr>
         <w:t>Mistake #5</w:t>
       </w:r>
     </w:p>
     <w:p>
       <w:pPr>
         <w:pStyle w:val="BodyText"/>
-        <w:bidi w:val="0"/>
-        <w:jc w:val="start"/>
-        <w:rPr/>
-      </w:pPr>
-      <w:r>
-        <w:rPr/>
+        <w:jc w:val="start"/>
+      </w:pPr>
+      <w:r>
+        <w:rPr>
+          <w:rFonts w:ascii="Liberation Serif" w:hAnsi="Liberation Serif" w:eastAsia="Songti SC" w:cs="Arial Unicode MS"/>
+          <w:kern w:val="2"/>
+          <w:sz w:val="24"/>
+          <w:szCs w:val="24"/>
+        </w:rPr>
         <w:t>Building without business goals.</w:t>
       </w:r>
     </w:p>
     <w:p>
       <w:pPr>
         <w:pStyle w:val="BodyText"/>
-        <w:bidi w:val="0"/>
-        <w:jc w:val="start"/>
-        <w:rPr/>
-      </w:pPr>
-      <w:r>
-        <w:rPr/>
+        <w:jc w:val="start"/>
+      </w:pPr>
+      <w:r>
+        <w:rPr>
+          <w:rFonts w:ascii="Liberation Serif" w:hAnsi="Liberation Serif" w:eastAsia="Songti SC" w:cs="Arial Unicode MS"/>
+          <w:kern w:val="2"/>
+          <w:sz w:val="24"/>
+          <w:szCs w:val="24"/>
+        </w:rPr>
         <w:t>Always ask:</w:t>
       </w:r>
     </w:p>
     <w:p>
       <w:pPr>
         <w:pStyle w:val="BlockQuotation"/>
-        <w:bidi w:val="0"/>
-        <w:jc w:val="start"/>
-        <w:rPr/>
-      </w:pPr>
-      <w:r>
-        <w:rPr/>
+        <w:jc w:val="start"/>
+      </w:pPr>
+      <w:r>
+        <w:rPr>
+          <w:rFonts w:ascii="Liberation Serif" w:hAnsi="Liberation Serif" w:eastAsia="Songti SC" w:cs="Arial Unicode MS"/>
+          <w:kern w:val="2"/>
+          <w:sz w:val="24"/>
+          <w:szCs w:val="24"/>
+        </w:rPr>
         <w:t>"How does this improve the customer's experience or the business outcome?"</w:t>
       </w:r>
     </w:p>
     <w:p>
       <w:pPr>
         <w:pStyle w:val="HorizontalLine"/>
-        <w:bidi w:val="0"/>
-        <w:jc w:val="start"/>
-        <w:rPr/>
-      </w:pPr>
-      <w:r>
-        <w:rPr/>
-      </w:r>
+        <w:jc w:val="start"/>
+      </w:pPr>
+      <w:r/>
     </w:p>
     <w:p>
       <w:pPr>
         <w:pStyle w:val="Heading1"/>
-        <w:bidi w:val="0"/>
-        <w:jc w:val="start"/>
-        <w:rPr/>
-      </w:pPr>
-      <w:r>
-        <w:rPr/>
+        <w:jc w:val="start"/>
+      </w:pPr>
+      <w:r>
+        <w:rPr>
+          <w:rFonts w:ascii="Liberation Serif" w:hAnsi="Liberation Serif" w:eastAsia="Songti SC" w:cs="Arial Unicode MS"/>
+          <w:b/>
+          <w:bCs/>
+          <w:kern w:val="2"/>
+          <w:sz w:val="48"/>
+          <w:szCs w:val="48"/>
+        </w:rPr>
         <w:t>6.9 How Your Thinking Has Changed</w:t>
       </w:r>
     </w:p>
     <w:p>
       <w:pPr>
         <w:pStyle w:val="BodyText"/>
-        <w:bidi w:val="0"/>
-        <w:jc w:val="start"/>
-        <w:rPr/>
-      </w:pPr>
-      <w:r>
-        <w:rPr/>
+        <w:jc w:val="start"/>
+      </w:pPr>
+      <w:r>
+        <w:rPr>
+          <w:rFonts w:ascii="Liberation Serif" w:hAnsi="Liberation Serif" w:eastAsia="Songti SC" w:cs="Arial Unicode MS"/>
+          <w:kern w:val="2"/>
+          <w:sz w:val="24"/>
+          <w:szCs w:val="24"/>
+        </w:rPr>
         <w:t>At the beginning of Module 1, you might have imagined this:</w:t>
       </w:r>
     </w:p>
@@ -3774,40 +4557,73 @@
         <w:sectPr>
           <w:type w:val="continuous"/>
           <w:pgSz w:w="12240" w:h="15840"/>
-          <w:pgMar w:left="1134" w:right="1134" w:gutter="0" w:header="0" w:top="1134" w:footer="0" w:bottom="1134"/>
-          <w:pgNumType w:fmt="decimal"/>
-          <w:formProt w:val="false"/>
-          <w:textDirection w:val="lrTb"/>
+          <w:pgMar w:top="1134" w:right="1134" w:bottom="1134" w:left="1134" w:header="0" w:footer="0" w:gutter="0"/>
         </w:sectPr>
       </w:pPr>
     </w:p>
     <w:p>
       <w:pPr>
         <w:pStyle w:val="PreformattedText"/>
-        <w:bidi w:val="0"/>
-        <w:ind w:hanging="0" w:start="0" w:end="0"/>
-        <w:jc w:val="start"/>
-        <w:rPr/>
+        <w:ind w:left="0" w:right="0" w:hanging="0"/>
+        <w:jc w:val="start"/>
       </w:pPr>
       <w:bookmarkStart w:id="0" w:name="code-block-viewer"/>
+      <w:r>
+        <w:rPr>
+          <w:rStyle w:val="SourceText"/>
+          <w:rFonts w:ascii="Liberation Mono" w:hAnsi="Liberation Mono" w:eastAsia="Liberation Mono" w:cs="Liberation Mono"/>
+          <w:kern w:val="2"/>
+          <w:sz w:val="20"/>
+          <w:szCs w:val="20"/>
+        </w:rPr>
+        <w:t>Facebook</w:t>
+      </w:r>
       <w:bookmarkEnd w:id="0"/>
+    </w:p>
+    <w:p>
+      <w:pPr>
+        <w:pStyle w:val="PreformattedText"/>
+        <w:jc w:val="start"/>
+      </w:pPr>
       <w:r>
         <w:rPr>
           <w:rStyle w:val="SourceText"/>
-        </w:rPr>
-        <w:t>Facebook</w:t>
+          <w:rFonts w:ascii="Liberation Mono" w:hAnsi="Liberation Mono" w:eastAsia="Liberation Mono" w:cs="Liberation Mono"/>
+          <w:kern w:val="2"/>
+          <w:sz w:val="20"/>
+          <w:szCs w:val="20"/>
+        </w:rPr>
+        <w:t>↓</w:t>
       </w:r>
     </w:p>
     <w:p>
       <w:pPr>
         <w:pStyle w:val="PreformattedText"/>
-        <w:bidi w:val="0"/>
-        <w:jc w:val="start"/>
-        <w:rPr/>
+        <w:jc w:val="start"/>
       </w:pPr>
       <w:r>
         <w:rPr>
           <w:rStyle w:val="SourceText"/>
+          <w:rFonts w:ascii="Liberation Mono" w:hAnsi="Liberation Mono" w:eastAsia="Liberation Mono" w:cs="Liberation Mono"/>
+          <w:kern w:val="2"/>
+          <w:sz w:val="20"/>
+          <w:szCs w:val="20"/>
+        </w:rPr>
+        <w:t>AI</w:t>
+      </w:r>
+    </w:p>
+    <w:p>
+      <w:pPr>
+        <w:pStyle w:val="PreformattedText"/>
+        <w:jc w:val="start"/>
+      </w:pPr>
+      <w:r>
+        <w:rPr>
+          <w:rStyle w:val="SourceText"/>
+          <w:rFonts w:ascii="Liberation Mono" w:hAnsi="Liberation Mono" w:eastAsia="Liberation Mono" w:cs="Liberation Mono"/>
+          <w:kern w:val="2"/>
+          <w:sz w:val="20"/>
+          <w:szCs w:val="20"/>
         </w:rPr>
         <w:t>↓</w:t>
       </w:r>
@@ -3815,42 +4631,16 @@
     <w:p>
       <w:pPr>
         <w:pStyle w:val="PreformattedText"/>
-        <w:bidi w:val="0"/>
-        <w:jc w:val="start"/>
-        <w:rPr/>
+        <w:spacing w:before="0" w:after="283"/>
+        <w:jc w:val="start"/>
       </w:pPr>
       <w:r>
         <w:rPr>
           <w:rStyle w:val="SourceText"/>
-        </w:rPr>
-        <w:t>AI</w:t>
-      </w:r>
-    </w:p>
-    <w:p>
-      <w:pPr>
-        <w:pStyle w:val="PreformattedText"/>
-        <w:bidi w:val="0"/>
-        <w:jc w:val="start"/>
-        <w:rPr/>
-      </w:pPr>
-      <w:r>
-        <w:rPr>
-          <w:rStyle w:val="SourceText"/>
-        </w:rPr>
-        <w:t>↓</w:t>
-      </w:r>
-    </w:p>
-    <w:p>
-      <w:pPr>
-        <w:pStyle w:val="PreformattedText"/>
-        <w:bidi w:val="0"/>
-        <w:spacing w:before="0" w:after="283"/>
-        <w:jc w:val="start"/>
-        <w:rPr/>
-      </w:pPr>
-      <w:r>
-        <w:rPr>
-          <w:rStyle w:val="SourceText"/>
+          <w:rFonts w:ascii="Liberation Mono" w:hAnsi="Liberation Mono" w:eastAsia="Liberation Mono" w:cs="Liberation Mono"/>
+          <w:kern w:val="2"/>
+          <w:sz w:val="20"/>
+          <w:szCs w:val="20"/>
         </w:rPr>
         <w:t>Reply</w:t>
       </w:r>
@@ -3860,21 +4650,22 @@
         <w:sectPr>
           <w:type w:val="continuous"/>
           <w:pgSz w:w="12240" w:h="15840"/>
-          <w:pgMar w:left="1134" w:right="1134" w:gutter="0" w:header="0" w:top="1134" w:footer="0" w:bottom="1134"/>
-          <w:formProt w:val="false"/>
-          <w:textDirection w:val="lrTb"/>
+          <w:pgMar w:top="1134" w:right="1134" w:bottom="1134" w:left="1134" w:header="0" w:footer="0" w:gutter="0"/>
         </w:sectPr>
       </w:pPr>
     </w:p>
     <w:p>
       <w:pPr>
         <w:pStyle w:val="BodyText"/>
-        <w:bidi w:val="0"/>
-        <w:jc w:val="start"/>
-        <w:rPr/>
-      </w:pPr>
-      <w:r>
-        <w:rPr/>
+        <w:jc w:val="start"/>
+      </w:pPr>
+      <w:r>
+        <w:rPr>
+          <w:rFonts w:ascii="Liberation Serif" w:hAnsi="Liberation Serif" w:eastAsia="Songti SC" w:cs="Arial Unicode MS"/>
+          <w:kern w:val="2"/>
+          <w:sz w:val="24"/>
+          <w:szCs w:val="24"/>
+        </w:rPr>
         <w:t>Now your mental model is much richer:</w:t>
       </w:r>
     </w:p>
@@ -3883,40 +4674,73 @@
         <w:sectPr>
           <w:type w:val="continuous"/>
           <w:pgSz w:w="12240" w:h="15840"/>
-          <w:pgMar w:left="1134" w:right="1134" w:gutter="0" w:header="0" w:top="1134" w:footer="0" w:bottom="1134"/>
-          <w:pgNumType w:fmt="decimal"/>
-          <w:formProt w:val="false"/>
-          <w:textDirection w:val="lrTb"/>
+          <w:pgMar w:top="1134" w:right="1134" w:bottom="1134" w:left="1134" w:header="0" w:footer="0" w:gutter="0"/>
         </w:sectPr>
       </w:pPr>
     </w:p>
     <w:p>
       <w:pPr>
         <w:pStyle w:val="PreformattedText"/>
-        <w:bidi w:val="0"/>
-        <w:ind w:hanging="0" w:start="0" w:end="0"/>
-        <w:jc w:val="start"/>
-        <w:rPr/>
+        <w:ind w:left="0" w:right="0" w:hanging="0"/>
+        <w:jc w:val="start"/>
       </w:pPr>
       <w:bookmarkStart w:id="1" w:name="code-block-viewer_Copy_1"/>
+      <w:r>
+        <w:rPr>
+          <w:rStyle w:val="SourceText"/>
+          <w:rFonts w:ascii="Liberation Mono" w:hAnsi="Liberation Mono" w:eastAsia="Liberation Mono" w:cs="Liberation Mono"/>
+          <w:kern w:val="2"/>
+          <w:sz w:val="20"/>
+          <w:szCs w:val="20"/>
+        </w:rPr>
+        <w:t>Business Goal</w:t>
+      </w:r>
       <w:bookmarkEnd w:id="1"/>
+    </w:p>
+    <w:p>
+      <w:pPr>
+        <w:pStyle w:val="PreformattedText"/>
+        <w:jc w:val="start"/>
+      </w:pPr>
       <w:r>
         <w:rPr>
           <w:rStyle w:val="SourceText"/>
-        </w:rPr>
-        <w:t>Business Goal</w:t>
+          <w:rFonts w:ascii="Liberation Mono" w:hAnsi="Liberation Mono" w:eastAsia="Liberation Mono" w:cs="Liberation Mono"/>
+          <w:kern w:val="2"/>
+          <w:sz w:val="20"/>
+          <w:szCs w:val="20"/>
+        </w:rPr>
+        <w:t>↓</w:t>
       </w:r>
     </w:p>
     <w:p>
       <w:pPr>
         <w:pStyle w:val="PreformattedText"/>
-        <w:bidi w:val="0"/>
-        <w:jc w:val="start"/>
-        <w:rPr/>
+        <w:jc w:val="start"/>
       </w:pPr>
       <w:r>
         <w:rPr>
           <w:rStyle w:val="SourceText"/>
+          <w:rFonts w:ascii="Liberation Mono" w:hAnsi="Liberation Mono" w:eastAsia="Liberation Mono" w:cs="Liberation Mono"/>
+          <w:kern w:val="2"/>
+          <w:sz w:val="20"/>
+          <w:szCs w:val="20"/>
+        </w:rPr>
+        <w:t>Requirements</w:t>
+      </w:r>
+    </w:p>
+    <w:p>
+      <w:pPr>
+        <w:pStyle w:val="PreformattedText"/>
+        <w:jc w:val="start"/>
+      </w:pPr>
+      <w:r>
+        <w:rPr>
+          <w:rStyle w:val="SourceText"/>
+          <w:rFonts w:ascii="Liberation Mono" w:hAnsi="Liberation Mono" w:eastAsia="Liberation Mono" w:cs="Liberation Mono"/>
+          <w:kern w:val="2"/>
+          <w:sz w:val="20"/>
+          <w:szCs w:val="20"/>
         </w:rPr>
         <w:t>↓</w:t>
       </w:r>
@@ -3924,27 +4748,31 @@
     <w:p>
       <w:pPr>
         <w:pStyle w:val="PreformattedText"/>
-        <w:bidi w:val="0"/>
-        <w:jc w:val="start"/>
-        <w:rPr/>
+        <w:jc w:val="start"/>
       </w:pPr>
       <w:r>
         <w:rPr>
           <w:rStyle w:val="SourceText"/>
-        </w:rPr>
-        <w:t>Requirements</w:t>
+          <w:rFonts w:ascii="Liberation Mono" w:hAnsi="Liberation Mono" w:eastAsia="Liberation Mono" w:cs="Liberation Mono"/>
+          <w:kern w:val="2"/>
+          <w:sz w:val="20"/>
+          <w:szCs w:val="20"/>
+        </w:rPr>
+        <w:t>Architecture</w:t>
       </w:r>
     </w:p>
     <w:p>
       <w:pPr>
         <w:pStyle w:val="PreformattedText"/>
-        <w:bidi w:val="0"/>
-        <w:jc w:val="start"/>
-        <w:rPr/>
+        <w:jc w:val="start"/>
       </w:pPr>
       <w:r>
         <w:rPr>
           <w:rStyle w:val="SourceText"/>
+          <w:rFonts w:ascii="Liberation Mono" w:hAnsi="Liberation Mono" w:eastAsia="Liberation Mono" w:cs="Liberation Mono"/>
+          <w:kern w:val="2"/>
+          <w:sz w:val="20"/>
+          <w:szCs w:val="20"/>
         </w:rPr>
         <w:t>↓</w:t>
       </w:r>
@@ -3952,27 +4780,31 @@
     <w:p>
       <w:pPr>
         <w:pStyle w:val="PreformattedText"/>
-        <w:bidi w:val="0"/>
-        <w:jc w:val="start"/>
-        <w:rPr/>
+        <w:jc w:val="start"/>
       </w:pPr>
       <w:r>
         <w:rPr>
           <w:rStyle w:val="SourceText"/>
-        </w:rPr>
-        <w:t>Architecture</w:t>
+          <w:rFonts w:ascii="Liberation Mono" w:hAnsi="Liberation Mono" w:eastAsia="Liberation Mono" w:cs="Liberation Mono"/>
+          <w:kern w:val="2"/>
+          <w:sz w:val="20"/>
+          <w:szCs w:val="20"/>
+        </w:rPr>
+        <w:t>Infrastructure</w:t>
       </w:r>
     </w:p>
     <w:p>
       <w:pPr>
         <w:pStyle w:val="PreformattedText"/>
-        <w:bidi w:val="0"/>
-        <w:jc w:val="start"/>
-        <w:rPr/>
+        <w:jc w:val="start"/>
       </w:pPr>
       <w:r>
         <w:rPr>
           <w:rStyle w:val="SourceText"/>
+          <w:rFonts w:ascii="Liberation Mono" w:hAnsi="Liberation Mono" w:eastAsia="Liberation Mono" w:cs="Liberation Mono"/>
+          <w:kern w:val="2"/>
+          <w:sz w:val="20"/>
+          <w:szCs w:val="20"/>
         </w:rPr>
         <w:t>↓</w:t>
       </w:r>
@@ -3980,27 +4812,31 @@
     <w:p>
       <w:pPr>
         <w:pStyle w:val="PreformattedText"/>
-        <w:bidi w:val="0"/>
-        <w:jc w:val="start"/>
-        <w:rPr/>
+        <w:jc w:val="start"/>
       </w:pPr>
       <w:r>
         <w:rPr>
           <w:rStyle w:val="SourceText"/>
-        </w:rPr>
-        <w:t>Infrastructure</w:t>
+          <w:rFonts w:ascii="Liberation Mono" w:hAnsi="Liberation Mono" w:eastAsia="Liberation Mono" w:cs="Liberation Mono"/>
+          <w:kern w:val="2"/>
+          <w:sz w:val="20"/>
+          <w:szCs w:val="20"/>
+        </w:rPr>
+        <w:t>AI Reasoning</w:t>
       </w:r>
     </w:p>
     <w:p>
       <w:pPr>
         <w:pStyle w:val="PreformattedText"/>
-        <w:bidi w:val="0"/>
-        <w:jc w:val="start"/>
-        <w:rPr/>
+        <w:jc w:val="start"/>
       </w:pPr>
       <w:r>
         <w:rPr>
           <w:rStyle w:val="SourceText"/>
+          <w:rFonts w:ascii="Liberation Mono" w:hAnsi="Liberation Mono" w:eastAsia="Liberation Mono" w:cs="Liberation Mono"/>
+          <w:kern w:val="2"/>
+          <w:sz w:val="20"/>
+          <w:szCs w:val="20"/>
         </w:rPr>
         <w:t>↓</w:t>
       </w:r>
@@ -4008,27 +4844,31 @@
     <w:p>
       <w:pPr>
         <w:pStyle w:val="PreformattedText"/>
-        <w:bidi w:val="0"/>
-        <w:jc w:val="start"/>
-        <w:rPr/>
+        <w:jc w:val="start"/>
       </w:pPr>
       <w:r>
         <w:rPr>
           <w:rStyle w:val="SourceText"/>
-        </w:rPr>
-        <w:t>AI Reasoning</w:t>
+          <w:rFonts w:ascii="Liberation Mono" w:hAnsi="Liberation Mono" w:eastAsia="Liberation Mono" w:cs="Liberation Mono"/>
+          <w:kern w:val="2"/>
+          <w:sz w:val="20"/>
+          <w:szCs w:val="20"/>
+        </w:rPr>
+        <w:t>Tools</w:t>
       </w:r>
     </w:p>
     <w:p>
       <w:pPr>
         <w:pStyle w:val="PreformattedText"/>
-        <w:bidi w:val="0"/>
-        <w:jc w:val="start"/>
-        <w:rPr/>
+        <w:jc w:val="start"/>
       </w:pPr>
       <w:r>
         <w:rPr>
           <w:rStyle w:val="SourceText"/>
+          <w:rFonts w:ascii="Liberation Mono" w:hAnsi="Liberation Mono" w:eastAsia="Liberation Mono" w:cs="Liberation Mono"/>
+          <w:kern w:val="2"/>
+          <w:sz w:val="20"/>
+          <w:szCs w:val="20"/>
         </w:rPr>
         <w:t>↓</w:t>
       </w:r>
@@ -4036,27 +4876,31 @@
     <w:p>
       <w:pPr>
         <w:pStyle w:val="PreformattedText"/>
-        <w:bidi w:val="0"/>
-        <w:jc w:val="start"/>
-        <w:rPr/>
+        <w:jc w:val="start"/>
       </w:pPr>
       <w:r>
         <w:rPr>
           <w:rStyle w:val="SourceText"/>
-        </w:rPr>
-        <w:t>Tools</w:t>
+          <w:rFonts w:ascii="Liberation Mono" w:hAnsi="Liberation Mono" w:eastAsia="Liberation Mono" w:cs="Liberation Mono"/>
+          <w:kern w:val="2"/>
+          <w:sz w:val="20"/>
+          <w:szCs w:val="20"/>
+        </w:rPr>
+        <w:t>Business Rules</w:t>
       </w:r>
     </w:p>
     <w:p>
       <w:pPr>
         <w:pStyle w:val="PreformattedText"/>
-        <w:bidi w:val="0"/>
-        <w:jc w:val="start"/>
-        <w:rPr/>
+        <w:jc w:val="start"/>
       </w:pPr>
       <w:r>
         <w:rPr>
           <w:rStyle w:val="SourceText"/>
+          <w:rFonts w:ascii="Liberation Mono" w:hAnsi="Liberation Mono" w:eastAsia="Liberation Mono" w:cs="Liberation Mono"/>
+          <w:kern w:val="2"/>
+          <w:sz w:val="20"/>
+          <w:szCs w:val="20"/>
         </w:rPr>
         <w:t>↓</w:t>
       </w:r>
@@ -4064,27 +4908,31 @@
     <w:p>
       <w:pPr>
         <w:pStyle w:val="PreformattedText"/>
-        <w:bidi w:val="0"/>
-        <w:jc w:val="start"/>
-        <w:rPr/>
+        <w:jc w:val="start"/>
       </w:pPr>
       <w:r>
         <w:rPr>
           <w:rStyle w:val="SourceText"/>
-        </w:rPr>
-        <w:t>Business Rules</w:t>
+          <w:rFonts w:ascii="Liberation Mono" w:hAnsi="Liberation Mono" w:eastAsia="Liberation Mono" w:cs="Liberation Mono"/>
+          <w:kern w:val="2"/>
+          <w:sz w:val="20"/>
+          <w:szCs w:val="20"/>
+        </w:rPr>
+        <w:t>Publishing</w:t>
       </w:r>
     </w:p>
     <w:p>
       <w:pPr>
         <w:pStyle w:val="PreformattedText"/>
-        <w:bidi w:val="0"/>
-        <w:jc w:val="start"/>
-        <w:rPr/>
+        <w:jc w:val="start"/>
       </w:pPr>
       <w:r>
         <w:rPr>
           <w:rStyle w:val="SourceText"/>
+          <w:rFonts w:ascii="Liberation Mono" w:hAnsi="Liberation Mono" w:eastAsia="Liberation Mono" w:cs="Liberation Mono"/>
+          <w:kern w:val="2"/>
+          <w:sz w:val="20"/>
+          <w:szCs w:val="20"/>
         </w:rPr>
         <w:t>↓</w:t>
       </w:r>
@@ -4092,27 +4940,31 @@
     <w:p>
       <w:pPr>
         <w:pStyle w:val="PreformattedText"/>
-        <w:bidi w:val="0"/>
-        <w:jc w:val="start"/>
-        <w:rPr/>
+        <w:jc w:val="start"/>
       </w:pPr>
       <w:r>
         <w:rPr>
           <w:rStyle w:val="SourceText"/>
-        </w:rPr>
-        <w:t>Publishing</w:t>
+          <w:rFonts w:ascii="Liberation Mono" w:hAnsi="Liberation Mono" w:eastAsia="Liberation Mono" w:cs="Liberation Mono"/>
+          <w:kern w:val="2"/>
+          <w:sz w:val="20"/>
+          <w:szCs w:val="20"/>
+        </w:rPr>
+        <w:t>Monitoring</w:t>
       </w:r>
     </w:p>
     <w:p>
       <w:pPr>
         <w:pStyle w:val="PreformattedText"/>
-        <w:bidi w:val="0"/>
-        <w:jc w:val="start"/>
-        <w:rPr/>
+        <w:jc w:val="start"/>
       </w:pPr>
       <w:r>
         <w:rPr>
           <w:rStyle w:val="SourceText"/>
+          <w:rFonts w:ascii="Liberation Mono" w:hAnsi="Liberation Mono" w:eastAsia="Liberation Mono" w:cs="Liberation Mono"/>
+          <w:kern w:val="2"/>
+          <w:sz w:val="20"/>
+          <w:szCs w:val="20"/>
         </w:rPr>
         <w:t>↓</w:t>
       </w:r>
@@ -4120,42 +4972,16 @@
     <w:p>
       <w:pPr>
         <w:pStyle w:val="PreformattedText"/>
-        <w:bidi w:val="0"/>
-        <w:jc w:val="start"/>
-        <w:rPr/>
+        <w:spacing w:before="0" w:after="283"/>
+        <w:jc w:val="start"/>
       </w:pPr>
       <w:r>
         <w:rPr>
           <w:rStyle w:val="SourceText"/>
-        </w:rPr>
-        <w:t>Monitoring</w:t>
-      </w:r>
-    </w:p>
-    <w:p>
-      <w:pPr>
-        <w:pStyle w:val="PreformattedText"/>
-        <w:bidi w:val="0"/>
-        <w:jc w:val="start"/>
-        <w:rPr/>
-      </w:pPr>
-      <w:r>
-        <w:rPr>
-          <w:rStyle w:val="SourceText"/>
-        </w:rPr>
-        <w:t>↓</w:t>
-      </w:r>
-    </w:p>
-    <w:p>
-      <w:pPr>
-        <w:pStyle w:val="PreformattedText"/>
-        <w:bidi w:val="0"/>
-        <w:spacing w:before="0" w:after="283"/>
-        <w:jc w:val="start"/>
-        <w:rPr/>
-      </w:pPr>
-      <w:r>
-        <w:rPr>
-          <w:rStyle w:val="SourceText"/>
+          <w:rFonts w:ascii="Liberation Mono" w:hAnsi="Liberation Mono" w:eastAsia="Liberation Mono" w:cs="Liberation Mono"/>
+          <w:kern w:val="2"/>
+          <w:sz w:val="20"/>
+          <w:szCs w:val="20"/>
         </w:rPr>
         <w:t>Continuous Improvement</w:t>
       </w:r>
@@ -4165,80 +4991,91 @@
         <w:sectPr>
           <w:type w:val="continuous"/>
           <w:pgSz w:w="12240" w:h="15840"/>
-          <w:pgMar w:left="1134" w:right="1134" w:gutter="0" w:header="0" w:top="1134" w:footer="0" w:bottom="1134"/>
-          <w:formProt w:val="false"/>
-          <w:textDirection w:val="lrTb"/>
+          <w:pgMar w:top="1134" w:right="1134" w:bottom="1134" w:left="1134" w:header="0" w:footer="0" w:gutter="0"/>
         </w:sectPr>
       </w:pPr>
     </w:p>
     <w:p>
       <w:pPr>
         <w:pStyle w:val="BodyText"/>
-        <w:bidi w:val="0"/>
-        <w:jc w:val="start"/>
-        <w:rPr/>
-      </w:pPr>
-      <w:r>
-        <w:rPr/>
+        <w:jc w:val="start"/>
+      </w:pPr>
+      <w:r>
+        <w:rPr>
+          <w:rFonts w:ascii="Liberation Serif" w:hAnsi="Liberation Serif" w:eastAsia="Songti SC" w:cs="Arial Unicode MS"/>
+          <w:kern w:val="2"/>
+          <w:sz w:val="24"/>
+          <w:szCs w:val="24"/>
+        </w:rPr>
         <w:t>This is the mindset of an architect.</w:t>
       </w:r>
     </w:p>
     <w:p>
       <w:pPr>
         <w:pStyle w:val="HorizontalLine"/>
-        <w:bidi w:val="0"/>
-        <w:jc w:val="start"/>
-        <w:rPr/>
-      </w:pPr>
-      <w:r>
-        <w:rPr/>
-      </w:r>
+        <w:jc w:val="start"/>
+      </w:pPr>
+      <w:r/>
     </w:p>
     <w:p>
       <w:pPr>
         <w:pStyle w:val="Heading1"/>
-        <w:bidi w:val="0"/>
-        <w:jc w:val="start"/>
-        <w:rPr/>
-      </w:pPr>
-      <w:r>
-        <w:rPr/>
+        <w:jc w:val="start"/>
+      </w:pPr>
+      <w:r>
+        <w:rPr>
+          <w:rFonts w:ascii="Liberation Serif" w:hAnsi="Liberation Serif" w:eastAsia="Songti SC" w:cs="Arial Unicode MS"/>
+          <w:b/>
+          <w:bCs/>
+          <w:kern w:val="2"/>
+          <w:sz w:val="48"/>
+          <w:szCs w:val="48"/>
+        </w:rPr>
         <w:t>6.10 Preparing for Module 2</w:t>
       </w:r>
     </w:p>
     <w:p>
       <w:pPr>
         <w:pStyle w:val="BodyText"/>
-        <w:bidi w:val="0"/>
-        <w:jc w:val="start"/>
-        <w:rPr/>
-      </w:pPr>
-      <w:r>
-        <w:rPr/>
+        <w:jc w:val="start"/>
+      </w:pPr>
+      <w:r>
+        <w:rPr>
+          <w:rFonts w:ascii="Liberation Serif" w:hAnsi="Liberation Serif" w:eastAsia="Songti SC" w:cs="Arial Unicode MS"/>
+          <w:kern w:val="2"/>
+          <w:sz w:val="24"/>
+          <w:szCs w:val="24"/>
+        </w:rPr>
         <w:t>Module 2 is where concepts become implementation.</w:t>
       </w:r>
     </w:p>
     <w:p>
       <w:pPr>
         <w:pStyle w:val="BodyText"/>
-        <w:bidi w:val="0"/>
-        <w:jc w:val="start"/>
-        <w:rPr/>
-      </w:pPr>
-      <w:r>
-        <w:rPr/>
+        <w:jc w:val="start"/>
+      </w:pPr>
+      <w:r>
+        <w:rPr>
+          <w:rFonts w:ascii="Liberation Serif" w:hAnsi="Liberation Serif" w:eastAsia="Songti SC" w:cs="Arial Unicode MS"/>
+          <w:kern w:val="2"/>
+          <w:sz w:val="24"/>
+          <w:szCs w:val="24"/>
+        </w:rPr>
         <w:t>We'll build our development environment from the ground up.</w:t>
       </w:r>
     </w:p>
     <w:p>
       <w:pPr>
         <w:pStyle w:val="BodyText"/>
-        <w:bidi w:val="0"/>
-        <w:jc w:val="start"/>
-        <w:rPr/>
-      </w:pPr>
-      <w:r>
-        <w:rPr/>
+        <w:jc w:val="start"/>
+      </w:pPr>
+      <w:r>
+        <w:rPr>
+          <w:rFonts w:ascii="Liberation Serif" w:hAnsi="Liberation Serif" w:eastAsia="Songti SC" w:cs="Arial Unicode MS"/>
+          <w:kern w:val="2"/>
+          <w:sz w:val="24"/>
+          <w:szCs w:val="24"/>
+        </w:rPr>
         <w:t>You'll install:</w:t>
       </w:r>
     </w:p>
@@ -4251,16 +5088,19 @@
         </w:numPr>
         <w:tabs>
           <w:tab w:val="clear" w:pos="709"/>
-          <w:tab w:val="left" w:pos="709" w:leader="none"/>
-        </w:tabs>
-        <w:bidi w:val="0"/>
+          <w:tab w:val="left" w:pos="709"/>
+        </w:tabs>
         <w:spacing w:before="0" w:after="0"/>
-        <w:ind w:hanging="283" w:start="709"/>
-        <w:jc w:val="start"/>
-        <w:rPr/>
-      </w:pPr>
-      <w:r>
-        <w:rPr/>
+        <w:ind w:left="709" w:hanging="283"/>
+        <w:jc w:val="start"/>
+      </w:pPr>
+      <w:r>
+        <w:rPr>
+          <w:rFonts w:ascii="Liberation Serif" w:hAnsi="Liberation Serif" w:eastAsia="Songti SC" w:cs="Arial Unicode MS"/>
+          <w:kern w:val="2"/>
+          <w:sz w:val="24"/>
+          <w:szCs w:val="24"/>
+        </w:rPr>
         <w:t xml:space="preserve">AWS CLI </w:t>
       </w:r>
     </w:p>
@@ -4273,16 +5113,19 @@
         </w:numPr>
         <w:tabs>
           <w:tab w:val="clear" w:pos="709"/>
-          <w:tab w:val="left" w:pos="709" w:leader="none"/>
-        </w:tabs>
-        <w:bidi w:val="0"/>
+          <w:tab w:val="left" w:pos="709"/>
+        </w:tabs>
         <w:spacing w:before="0" w:after="0"/>
-        <w:ind w:hanging="283" w:start="709"/>
-        <w:jc w:val="start"/>
-        <w:rPr/>
-      </w:pPr>
-      <w:r>
-        <w:rPr/>
+        <w:ind w:left="709" w:hanging="283"/>
+        <w:jc w:val="start"/>
+      </w:pPr>
+      <w:r>
+        <w:rPr>
+          <w:rFonts w:ascii="Liberation Serif" w:hAnsi="Liberation Serif" w:eastAsia="Songti SC" w:cs="Arial Unicode MS"/>
+          <w:kern w:val="2"/>
+          <w:sz w:val="24"/>
+          <w:szCs w:val="24"/>
+        </w:rPr>
         <w:t xml:space="preserve">Python </w:t>
       </w:r>
     </w:p>
@@ -4295,16 +5138,19 @@
         </w:numPr>
         <w:tabs>
           <w:tab w:val="clear" w:pos="709"/>
-          <w:tab w:val="left" w:pos="709" w:leader="none"/>
-        </w:tabs>
-        <w:bidi w:val="0"/>
+          <w:tab w:val="left" w:pos="709"/>
+        </w:tabs>
         <w:spacing w:before="0" w:after="0"/>
-        <w:ind w:hanging="283" w:start="709"/>
-        <w:jc w:val="start"/>
-        <w:rPr/>
-      </w:pPr>
-      <w:r>
-        <w:rPr/>
+        <w:ind w:left="709" w:hanging="283"/>
+        <w:jc w:val="start"/>
+      </w:pPr>
+      <w:r>
+        <w:rPr>
+          <w:rFonts w:ascii="Liberation Serif" w:hAnsi="Liberation Serif" w:eastAsia="Songti SC" w:cs="Arial Unicode MS"/>
+          <w:kern w:val="2"/>
+          <w:sz w:val="24"/>
+          <w:szCs w:val="24"/>
+        </w:rPr>
         <w:t xml:space="preserve">VS Code </w:t>
       </w:r>
     </w:p>
@@ -4317,16 +5163,19 @@
         </w:numPr>
         <w:tabs>
           <w:tab w:val="clear" w:pos="709"/>
-          <w:tab w:val="left" w:pos="709" w:leader="none"/>
-        </w:tabs>
-        <w:bidi w:val="0"/>
+          <w:tab w:val="left" w:pos="709"/>
+        </w:tabs>
         <w:spacing w:before="0" w:after="0"/>
-        <w:ind w:hanging="283" w:start="709"/>
-        <w:jc w:val="start"/>
-        <w:rPr/>
-      </w:pPr>
-      <w:r>
-        <w:rPr/>
+        <w:ind w:left="709" w:hanging="283"/>
+        <w:jc w:val="start"/>
+      </w:pPr>
+      <w:r>
+        <w:rPr>
+          <w:rFonts w:ascii="Liberation Serif" w:hAnsi="Liberation Serif" w:eastAsia="Songti SC" w:cs="Arial Unicode MS"/>
+          <w:kern w:val="2"/>
+          <w:sz w:val="24"/>
+          <w:szCs w:val="24"/>
+        </w:rPr>
         <w:t xml:space="preserve">Docker </w:t>
       </w:r>
     </w:p>
@@ -4339,16 +5188,19 @@
         </w:numPr>
         <w:tabs>
           <w:tab w:val="clear" w:pos="709"/>
-          <w:tab w:val="left" w:pos="709" w:leader="none"/>
-        </w:tabs>
-        <w:bidi w:val="0"/>
+          <w:tab w:val="left" w:pos="709"/>
+        </w:tabs>
         <w:spacing w:before="0" w:after="0"/>
-        <w:ind w:hanging="283" w:start="709"/>
-        <w:jc w:val="start"/>
-        <w:rPr/>
-      </w:pPr>
-      <w:r>
-        <w:rPr/>
+        <w:ind w:left="709" w:hanging="283"/>
+        <w:jc w:val="start"/>
+      </w:pPr>
+      <w:r>
+        <w:rPr>
+          <w:rFonts w:ascii="Liberation Serif" w:hAnsi="Liberation Serif" w:eastAsia="Songti SC" w:cs="Arial Unicode MS"/>
+          <w:kern w:val="2"/>
+          <w:sz w:val="24"/>
+          <w:szCs w:val="24"/>
+        </w:rPr>
         <w:t xml:space="preserve">Git </w:t>
       </w:r>
     </w:p>
@@ -4361,16 +5213,19 @@
         </w:numPr>
         <w:tabs>
           <w:tab w:val="clear" w:pos="709"/>
-          <w:tab w:val="left" w:pos="709" w:leader="none"/>
-        </w:tabs>
-        <w:bidi w:val="0"/>
+          <w:tab w:val="left" w:pos="709"/>
+        </w:tabs>
         <w:spacing w:before="0" w:after="0"/>
-        <w:ind w:hanging="283" w:start="709"/>
-        <w:jc w:val="start"/>
-        <w:rPr/>
-      </w:pPr>
-      <w:r>
-        <w:rPr/>
+        <w:ind w:left="709" w:hanging="283"/>
+        <w:jc w:val="start"/>
+      </w:pPr>
+      <w:r>
+        <w:rPr>
+          <w:rFonts w:ascii="Liberation Serif" w:hAnsi="Liberation Serif" w:eastAsia="Songti SC" w:cs="Arial Unicode MS"/>
+          <w:kern w:val="2"/>
+          <w:sz w:val="24"/>
+          <w:szCs w:val="24"/>
+        </w:rPr>
         <w:t xml:space="preserve">AWS IAM configuration </w:t>
       </w:r>
     </w:p>
@@ -4383,16 +5238,19 @@
         </w:numPr>
         <w:tabs>
           <w:tab w:val="clear" w:pos="709"/>
-          <w:tab w:val="left" w:pos="709" w:leader="none"/>
-        </w:tabs>
-        <w:bidi w:val="0"/>
+          <w:tab w:val="left" w:pos="709"/>
+        </w:tabs>
         <w:spacing w:before="0" w:after="0"/>
-        <w:ind w:hanging="283" w:start="709"/>
-        <w:jc w:val="start"/>
-        <w:rPr/>
-      </w:pPr>
-      <w:r>
-        <w:rPr/>
+        <w:ind w:left="709" w:hanging="283"/>
+        <w:jc w:val="start"/>
+      </w:pPr>
+      <w:r>
+        <w:rPr>
+          <w:rFonts w:ascii="Liberation Serif" w:hAnsi="Liberation Serif" w:eastAsia="Songti SC" w:cs="Arial Unicode MS"/>
+          <w:kern w:val="2"/>
+          <w:sz w:val="24"/>
+          <w:szCs w:val="24"/>
+        </w:rPr>
         <w:t xml:space="preserve">Amazon Bedrock access </w:t>
       </w:r>
     </w:p>
@@ -4405,84 +5263,110 @@
         </w:numPr>
         <w:tabs>
           <w:tab w:val="clear" w:pos="709"/>
-          <w:tab w:val="left" w:pos="709" w:leader="none"/>
-        </w:tabs>
-        <w:bidi w:val="0"/>
-        <w:ind w:hanging="283" w:start="709"/>
-        <w:jc w:val="start"/>
-        <w:rPr/>
-      </w:pPr>
-      <w:r>
-        <w:rPr/>
+          <w:tab w:val="left" w:pos="709"/>
+        </w:tabs>
+        <w:ind w:left="709" w:hanging="283"/>
+        <w:jc w:val="start"/>
+      </w:pPr>
+      <w:r>
+        <w:rPr>
+          <w:rFonts w:ascii="Liberation Serif" w:hAnsi="Liberation Serif" w:eastAsia="Songti SC" w:cs="Arial Unicode MS"/>
+          <w:kern w:val="2"/>
+          <w:sz w:val="24"/>
+          <w:szCs w:val="24"/>
+        </w:rPr>
         <w:t xml:space="preserve">Development credentials </w:t>
       </w:r>
     </w:p>
     <w:p>
       <w:pPr>
         <w:pStyle w:val="BodyText"/>
-        <w:bidi w:val="0"/>
-        <w:jc w:val="start"/>
-        <w:rPr/>
-      </w:pPr>
-      <w:r>
-        <w:rPr/>
+        <w:jc w:val="start"/>
+      </w:pPr>
+      <w:r>
+        <w:rPr>
+          <w:rFonts w:ascii="Liberation Serif" w:hAnsi="Liberation Serif" w:eastAsia="Songti SC" w:cs="Arial Unicode MS"/>
+          <w:kern w:val="2"/>
+          <w:sz w:val="24"/>
+          <w:szCs w:val="24"/>
+        </w:rPr>
         <w:t xml:space="preserve">We'll also discuss </w:t>
       </w:r>
       <w:r>
         <w:rPr>
           <w:rStyle w:val="Emphasis"/>
+          <w:rFonts w:ascii="Liberation Serif" w:hAnsi="Liberation Serif" w:eastAsia="Songti SC" w:cs="Arial Unicode MS"/>
+          <w:i/>
+          <w:iCs/>
+          <w:kern w:val="2"/>
+          <w:sz w:val="24"/>
+          <w:szCs w:val="24"/>
         </w:rPr>
         <w:t>why</w:t>
       </w:r>
       <w:r>
-        <w:rPr/>
+        <w:rPr>
+          <w:rFonts w:ascii="Liberation Serif" w:hAnsi="Liberation Serif" w:eastAsia="Songti SC" w:cs="Arial Unicode MS"/>
+          <w:kern w:val="2"/>
+          <w:sz w:val="24"/>
+          <w:szCs w:val="24"/>
+        </w:rPr>
         <w:t xml:space="preserve"> each tool exists and how they work together.</w:t>
       </w:r>
     </w:p>
     <w:p>
       <w:pPr>
         <w:pStyle w:val="BodyText"/>
-        <w:bidi w:val="0"/>
-        <w:jc w:val="start"/>
-        <w:rPr/>
-      </w:pPr>
-      <w:r>
-        <w:rPr/>
+        <w:jc w:val="start"/>
+      </w:pPr>
+      <w:r>
+        <w:rPr>
+          <w:rFonts w:ascii="Liberation Serif" w:hAnsi="Liberation Serif" w:eastAsia="Songti SC" w:cs="Arial Unicode MS"/>
+          <w:kern w:val="2"/>
+          <w:sz w:val="24"/>
+          <w:szCs w:val="24"/>
+        </w:rPr>
         <w:t>By the end of Module 2, you'll have a professional development environment ready for building our AI agent.</w:t>
       </w:r>
     </w:p>
     <w:p>
       <w:pPr>
         <w:pStyle w:val="HorizontalLine"/>
-        <w:bidi w:val="0"/>
-        <w:jc w:val="start"/>
-        <w:rPr/>
-      </w:pPr>
-      <w:r>
-        <w:rPr/>
-      </w:r>
+        <w:jc w:val="start"/>
+      </w:pPr>
+      <w:r/>
     </w:p>
     <w:p>
       <w:pPr>
         <w:pStyle w:val="Heading1"/>
-        <w:bidi w:val="0"/>
-        <w:jc w:val="start"/>
-        <w:rPr/>
-      </w:pPr>
-      <w:r>
-        <w:rPr/>
+        <w:jc w:val="start"/>
+      </w:pPr>
+      <w:r>
+        <w:rPr>
+          <w:rFonts w:ascii="Liberation Serif" w:hAnsi="Liberation Serif" w:eastAsia="Songti SC" w:cs="Arial Unicode MS"/>
+          <w:b/>
+          <w:bCs/>
+          <w:kern w:val="2"/>
+          <w:sz w:val="48"/>
+          <w:szCs w:val="48"/>
+        </w:rPr>
         <w:t>Final Knowledge Assessment – Module 1</w:t>
       </w:r>
     </w:p>
     <w:p>
       <w:pPr>
         <w:pStyle w:val="Heading2"/>
-        <w:bidi w:val="0"/>
-        <w:jc w:val="start"/>
-        <w:rPr/>
-      </w:pPr>
-      <w:r>
-        <w:rPr/>
+        <w:jc w:val="start"/>
+      </w:pPr>
+      <w:r>
+        <w:rPr>
+          <w:rFonts w:ascii="Liberation Serif" w:hAnsi="Liberation Serif" w:eastAsia="Songti SC" w:cs="Arial Unicode MS"/>
+          <w:b/>
+          <w:bCs/>
+          <w:kern w:val="2"/>
+          <w:sz w:val="36"/>
+          <w:szCs w:val="36"/>
+        </w:rPr>
         <w:t>Part A – Concepts</w:t>
       </w:r>
     </w:p>
@@ -4495,16 +5379,19 @@
         </w:numPr>
         <w:tabs>
           <w:tab w:val="clear" w:pos="709"/>
-          <w:tab w:val="left" w:pos="709" w:leader="none"/>
-        </w:tabs>
-        <w:bidi w:val="0"/>
+          <w:tab w:val="left" w:pos="709"/>
+        </w:tabs>
         <w:spacing w:before="0" w:after="0"/>
-        <w:ind w:hanging="283" w:start="709"/>
-        <w:jc w:val="start"/>
-        <w:rPr/>
-      </w:pPr>
-      <w:r>
-        <w:rPr/>
+        <w:ind w:left="709" w:hanging="283"/>
+        <w:jc w:val="start"/>
+      </w:pPr>
+      <w:r>
+        <w:rPr>
+          <w:rFonts w:ascii="Liberation Serif" w:hAnsi="Liberation Serif" w:eastAsia="Songti SC" w:cs="Arial Unicode MS"/>
+          <w:kern w:val="2"/>
+          <w:sz w:val="24"/>
+          <w:szCs w:val="24"/>
+        </w:rPr>
         <w:t xml:space="preserve">What is the difference between a chatbot and an AI agent? </w:t>
       </w:r>
     </w:p>
@@ -4517,16 +5404,19 @@
         </w:numPr>
         <w:tabs>
           <w:tab w:val="clear" w:pos="709"/>
-          <w:tab w:val="left" w:pos="709" w:leader="none"/>
-        </w:tabs>
-        <w:bidi w:val="0"/>
+          <w:tab w:val="left" w:pos="709"/>
+        </w:tabs>
         <w:spacing w:before="0" w:after="0"/>
-        <w:ind w:hanging="283" w:start="709"/>
-        <w:jc w:val="start"/>
-        <w:rPr/>
-      </w:pPr>
-      <w:r>
-        <w:rPr/>
+        <w:ind w:left="709" w:hanging="283"/>
+        <w:jc w:val="start"/>
+      </w:pPr>
+      <w:r>
+        <w:rPr>
+          <w:rFonts w:ascii="Liberation Serif" w:hAnsi="Liberation Serif" w:eastAsia="Songti SC" w:cs="Arial Unicode MS"/>
+          <w:kern w:val="2"/>
+          <w:sz w:val="24"/>
+          <w:szCs w:val="24"/>
+        </w:rPr>
         <w:t xml:space="preserve">Why does an AI agent need external tools? </w:t>
       </w:r>
     </w:p>
@@ -4539,16 +5429,19 @@
         </w:numPr>
         <w:tabs>
           <w:tab w:val="clear" w:pos="709"/>
-          <w:tab w:val="left" w:pos="709" w:leader="none"/>
-        </w:tabs>
-        <w:bidi w:val="0"/>
+          <w:tab w:val="left" w:pos="709"/>
+        </w:tabs>
         <w:spacing w:before="0" w:after="0"/>
-        <w:ind w:hanging="283" w:start="709"/>
-        <w:jc w:val="start"/>
-        <w:rPr/>
-      </w:pPr>
-      <w:r>
-        <w:rPr/>
+        <w:ind w:left="709" w:hanging="283"/>
+        <w:jc w:val="start"/>
+      </w:pPr>
+      <w:r>
+        <w:rPr>
+          <w:rFonts w:ascii="Liberation Serif" w:hAnsi="Liberation Serif" w:eastAsia="Songti SC" w:cs="Arial Unicode MS"/>
+          <w:kern w:val="2"/>
+          <w:sz w:val="24"/>
+          <w:szCs w:val="24"/>
+        </w:rPr>
         <w:t xml:space="preserve">What is the difference between static knowledge and real-time information? </w:t>
       </w:r>
     </w:p>
@@ -4561,38 +5454,42 @@
         </w:numPr>
         <w:tabs>
           <w:tab w:val="clear" w:pos="709"/>
-          <w:tab w:val="left" w:pos="709" w:leader="none"/>
-        </w:tabs>
-        <w:bidi w:val="0"/>
-        <w:ind w:hanging="283" w:start="709"/>
-        <w:jc w:val="start"/>
-        <w:rPr/>
-      </w:pPr>
-      <w:r>
-        <w:rPr/>
+          <w:tab w:val="left" w:pos="709"/>
+        </w:tabs>
+        <w:ind w:left="709" w:hanging="283"/>
+        <w:jc w:val="start"/>
+      </w:pPr>
+      <w:r>
+        <w:rPr>
+          <w:rFonts w:ascii="Liberation Serif" w:hAnsi="Liberation Serif" w:eastAsia="Songti SC" w:cs="Arial Unicode MS"/>
+          <w:kern w:val="2"/>
+          <w:sz w:val="24"/>
+          <w:szCs w:val="24"/>
+        </w:rPr>
         <w:t xml:space="preserve">Why is architecture more important than prompts in production systems? </w:t>
       </w:r>
     </w:p>
     <w:p>
       <w:pPr>
         <w:pStyle w:val="HorizontalLine"/>
-        <w:bidi w:val="0"/>
-        <w:jc w:val="start"/>
-        <w:rPr/>
-      </w:pPr>
-      <w:r>
-        <w:rPr/>
-      </w:r>
+        <w:jc w:val="start"/>
+      </w:pPr>
+      <w:r/>
     </w:p>
     <w:p>
       <w:pPr>
         <w:pStyle w:val="Heading2"/>
-        <w:bidi w:val="0"/>
-        <w:jc w:val="start"/>
-        <w:rPr/>
-      </w:pPr>
-      <w:r>
-        <w:rPr/>
+        <w:jc w:val="start"/>
+      </w:pPr>
+      <w:r>
+        <w:rPr>
+          <w:rFonts w:ascii="Liberation Serif" w:hAnsi="Liberation Serif" w:eastAsia="Songti SC" w:cs="Arial Unicode MS"/>
+          <w:b/>
+          <w:bCs/>
+          <w:kern w:val="2"/>
+          <w:sz w:val="36"/>
+          <w:szCs w:val="36"/>
+        </w:rPr>
         <w:t>Part B – Architecture</w:t>
       </w:r>
     </w:p>
@@ -4605,16 +5502,19 @@
         </w:numPr>
         <w:tabs>
           <w:tab w:val="clear" w:pos="709"/>
-          <w:tab w:val="left" w:pos="709" w:leader="none"/>
-        </w:tabs>
-        <w:bidi w:val="0"/>
+          <w:tab w:val="left" w:pos="709"/>
+        </w:tabs>
         <w:spacing w:before="0" w:after="0"/>
-        <w:ind w:hanging="283" w:start="709"/>
-        <w:jc w:val="start"/>
-        <w:rPr/>
-      </w:pPr>
-      <w:r>
-        <w:rPr/>
+        <w:ind w:left="709" w:hanging="283"/>
+        <w:jc w:val="start"/>
+      </w:pPr>
+      <w:r>
+        <w:rPr>
+          <w:rFonts w:ascii="Liberation Serif" w:hAnsi="Liberation Serif" w:eastAsia="Songti SC" w:cs="Arial Unicode MS"/>
+          <w:kern w:val="2"/>
+          <w:sz w:val="24"/>
+          <w:szCs w:val="24"/>
+        </w:rPr>
         <w:t xml:space="preserve">Why do we use EventBridge? </w:t>
       </w:r>
     </w:p>
@@ -4627,16 +5527,19 @@
         </w:numPr>
         <w:tabs>
           <w:tab w:val="clear" w:pos="709"/>
-          <w:tab w:val="left" w:pos="709" w:leader="none"/>
-        </w:tabs>
-        <w:bidi w:val="0"/>
+          <w:tab w:val="left" w:pos="709"/>
+        </w:tabs>
         <w:spacing w:before="0" w:after="0"/>
-        <w:ind w:hanging="283" w:start="709"/>
-        <w:jc w:val="start"/>
-        <w:rPr/>
-      </w:pPr>
-      <w:r>
-        <w:rPr/>
+        <w:ind w:left="709" w:hanging="283"/>
+        <w:jc w:val="start"/>
+      </w:pPr>
+      <w:r>
+        <w:rPr>
+          <w:rFonts w:ascii="Liberation Serif" w:hAnsi="Liberation Serif" w:eastAsia="Songti SC" w:cs="Arial Unicode MS"/>
+          <w:kern w:val="2"/>
+          <w:sz w:val="24"/>
+          <w:szCs w:val="24"/>
+        </w:rPr>
         <w:t xml:space="preserve">Why does Lambda poll Facebook instead of AgentCore? </w:t>
       </w:r>
     </w:p>
@@ -4649,16 +5552,19 @@
         </w:numPr>
         <w:tabs>
           <w:tab w:val="clear" w:pos="709"/>
-          <w:tab w:val="left" w:pos="709" w:leader="none"/>
-        </w:tabs>
-        <w:bidi w:val="0"/>
+          <w:tab w:val="left" w:pos="709"/>
+        </w:tabs>
         <w:spacing w:before="0" w:after="0"/>
-        <w:ind w:hanging="283" w:start="709"/>
-        <w:jc w:val="start"/>
-        <w:rPr/>
-      </w:pPr>
-      <w:r>
-        <w:rPr/>
+        <w:ind w:left="709" w:hanging="283"/>
+        <w:jc w:val="start"/>
+      </w:pPr>
+      <w:r>
+        <w:rPr>
+          <w:rFonts w:ascii="Liberation Serif" w:hAnsi="Liberation Serif" w:eastAsia="Songti SC" w:cs="Arial Unicode MS"/>
+          <w:kern w:val="2"/>
+          <w:sz w:val="24"/>
+          <w:szCs w:val="24"/>
+        </w:rPr>
         <w:t xml:space="preserve">Why shouldn't the LLM access Facebook directly? </w:t>
       </w:r>
     </w:p>
@@ -4671,38 +5577,42 @@
         </w:numPr>
         <w:tabs>
           <w:tab w:val="clear" w:pos="709"/>
-          <w:tab w:val="left" w:pos="709" w:leader="none"/>
-        </w:tabs>
-        <w:bidi w:val="0"/>
-        <w:ind w:hanging="283" w:start="709"/>
-        <w:jc w:val="start"/>
-        <w:rPr/>
-      </w:pPr>
-      <w:r>
-        <w:rPr/>
+          <w:tab w:val="left" w:pos="709"/>
+        </w:tabs>
+        <w:ind w:left="709" w:hanging="283"/>
+        <w:jc w:val="start"/>
+      </w:pPr>
+      <w:r>
+        <w:rPr>
+          <w:rFonts w:ascii="Liberation Serif" w:hAnsi="Liberation Serif" w:eastAsia="Songti SC" w:cs="Arial Unicode MS"/>
+          <w:kern w:val="2"/>
+          <w:sz w:val="24"/>
+          <w:szCs w:val="24"/>
+        </w:rPr>
         <w:t xml:space="preserve">Why do we separate business rules from the model? </w:t>
       </w:r>
     </w:p>
     <w:p>
       <w:pPr>
         <w:pStyle w:val="HorizontalLine"/>
-        <w:bidi w:val="0"/>
-        <w:jc w:val="start"/>
-        <w:rPr/>
-      </w:pPr>
-      <w:r>
-        <w:rPr/>
-      </w:r>
+        <w:jc w:val="start"/>
+      </w:pPr>
+      <w:r/>
     </w:p>
     <w:p>
       <w:pPr>
         <w:pStyle w:val="Heading2"/>
-        <w:bidi w:val="0"/>
-        <w:jc w:val="start"/>
-        <w:rPr/>
-      </w:pPr>
-      <w:r>
-        <w:rPr/>
+        <w:jc w:val="start"/>
+      </w:pPr>
+      <w:r>
+        <w:rPr>
+          <w:rFonts w:ascii="Liberation Serif" w:hAnsi="Liberation Serif" w:eastAsia="Songti SC" w:cs="Arial Unicode MS"/>
+          <w:b/>
+          <w:bCs/>
+          <w:kern w:val="2"/>
+          <w:sz w:val="36"/>
+          <w:szCs w:val="36"/>
+        </w:rPr>
         <w:t>Part C – Design Thinking</w:t>
       </w:r>
     </w:p>
@@ -4715,16 +5625,19 @@
         </w:numPr>
         <w:tabs>
           <w:tab w:val="clear" w:pos="709"/>
-          <w:tab w:val="left" w:pos="709" w:leader="none"/>
-        </w:tabs>
-        <w:bidi w:val="0"/>
+          <w:tab w:val="left" w:pos="709"/>
+        </w:tabs>
         <w:spacing w:before="0" w:after="0"/>
-        <w:ind w:hanging="283" w:start="709"/>
-        <w:jc w:val="start"/>
-        <w:rPr/>
-      </w:pPr>
-      <w:r>
-        <w:rPr/>
+        <w:ind w:left="709" w:hanging="283"/>
+        <w:jc w:val="start"/>
+      </w:pPr>
+      <w:r>
+        <w:rPr>
+          <w:rFonts w:ascii="Liberation Serif" w:hAnsi="Liberation Serif" w:eastAsia="Songti SC" w:cs="Arial Unicode MS"/>
+          <w:kern w:val="2"/>
+          <w:sz w:val="24"/>
+          <w:szCs w:val="24"/>
+        </w:rPr>
         <w:t xml:space="preserve">Why should each component have a single responsibility? </w:t>
       </w:r>
     </w:p>
@@ -4737,16 +5650,19 @@
         </w:numPr>
         <w:tabs>
           <w:tab w:val="clear" w:pos="709"/>
-          <w:tab w:val="left" w:pos="709" w:leader="none"/>
-        </w:tabs>
-        <w:bidi w:val="0"/>
+          <w:tab w:val="left" w:pos="709"/>
+        </w:tabs>
         <w:spacing w:before="0" w:after="0"/>
-        <w:ind w:hanging="283" w:start="709"/>
-        <w:jc w:val="start"/>
-        <w:rPr/>
-      </w:pPr>
-      <w:r>
-        <w:rPr/>
+        <w:ind w:left="709" w:hanging="283"/>
+        <w:jc w:val="start"/>
+      </w:pPr>
+      <w:r>
+        <w:rPr>
+          <w:rFonts w:ascii="Liberation Serif" w:hAnsi="Liberation Serif" w:eastAsia="Songti SC" w:cs="Arial Unicode MS"/>
+          <w:kern w:val="2"/>
+          <w:sz w:val="24"/>
+          <w:szCs w:val="24"/>
+        </w:rPr>
         <w:t xml:space="preserve">What should happen if the calendar lookup fails? </w:t>
       </w:r>
     </w:p>
@@ -4759,16 +5675,19 @@
         </w:numPr>
         <w:tabs>
           <w:tab w:val="clear" w:pos="709"/>
-          <w:tab w:val="left" w:pos="709" w:leader="none"/>
-        </w:tabs>
-        <w:bidi w:val="0"/>
+          <w:tab w:val="left" w:pos="709"/>
+        </w:tabs>
         <w:spacing w:before="0" w:after="0"/>
-        <w:ind w:hanging="283" w:start="709"/>
-        <w:jc w:val="start"/>
-        <w:rPr/>
-      </w:pPr>
-      <w:r>
-        <w:rPr/>
+        <w:ind w:left="709" w:hanging="283"/>
+        <w:jc w:val="start"/>
+      </w:pPr>
+      <w:r>
+        <w:rPr>
+          <w:rFonts w:ascii="Liberation Serif" w:hAnsi="Liberation Serif" w:eastAsia="Songti SC" w:cs="Arial Unicode MS"/>
+          <w:kern w:val="2"/>
+          <w:sz w:val="24"/>
+          <w:szCs w:val="24"/>
+        </w:rPr>
         <w:t xml:space="preserve">What should the system do if required information is missing? </w:t>
       </w:r>
     </w:p>
@@ -4781,39 +5700,52 @@
         </w:numPr>
         <w:tabs>
           <w:tab w:val="clear" w:pos="709"/>
-          <w:tab w:val="left" w:pos="709" w:leader="none"/>
-        </w:tabs>
-        <w:bidi w:val="0"/>
-        <w:ind w:hanging="283" w:start="709"/>
-        <w:jc w:val="start"/>
-        <w:rPr/>
-      </w:pPr>
-      <w:r>
-        <w:rPr/>
+          <w:tab w:val="left" w:pos="709"/>
+        </w:tabs>
+        <w:ind w:left="709" w:hanging="283"/>
+        <w:jc w:val="start"/>
+      </w:pPr>
+      <w:r>
+        <w:rPr>
+          <w:rFonts w:ascii="Liberation Serif" w:hAnsi="Liberation Serif" w:eastAsia="Songti SC" w:cs="Arial Unicode MS"/>
+          <w:kern w:val="2"/>
+          <w:sz w:val="24"/>
+          <w:szCs w:val="24"/>
+        </w:rPr>
         <w:t xml:space="preserve">Why do professional architects think about failures before implementation? </w:t>
       </w:r>
     </w:p>
     <w:p>
       <w:pPr>
         <w:pStyle w:val="HorizontalLine"/>
-        <w:bidi w:val="0"/>
-        <w:jc w:val="start"/>
-        <w:rPr/>
-      </w:pPr>
-      <w:r>
-        <w:rPr/>
-      </w:r>
+        <w:jc w:val="start"/>
+      </w:pPr>
+      <w:r/>
     </w:p>
     <w:p>
       <w:pPr>
         <w:pStyle w:val="Heading1"/>
-        <w:bidi w:val="0"/>
-        <w:jc w:val="start"/>
-        <w:rPr/>
-      </w:pPr>
-      <w:r>
-        <w:rPr/>
+        <w:jc w:val="start"/>
+      </w:pPr>
+      <w:r>
+        <w:rPr>
+          <w:rFonts w:ascii="Liberation Serif" w:hAnsi="Liberation Serif" w:eastAsia="Songti SC" w:cs="Arial Unicode MS"/>
+          <w:b/>
+          <w:bCs/>
+          <w:kern w:val="2"/>
+          <w:sz w:val="48"/>
+          <w:szCs w:val="48"/>
+        </w:rPr>
         <w:t>Answers</w:t>
+      </w:r>
+    </w:p>
+    <w:p>
+      <w:pPr>
+        <w:pStyle w:val="BodyText"/>
+        <w:spacing w:after="140" w:line="276" w:lineRule="auto"/>
+      </w:pPr>
+      <w:r>
+        <w:t>A.</w:t>
       </w:r>
     </w:p>
     <w:p>
@@ -4825,16 +5757,19 @@
         </w:numPr>
         <w:tabs>
           <w:tab w:val="clear" w:pos="709"/>
-          <w:tab w:val="left" w:pos="709" w:leader="none"/>
-        </w:tabs>
-        <w:bidi w:val="0"/>
+          <w:tab w:val="left" w:pos="709"/>
+        </w:tabs>
         <w:spacing w:before="0" w:after="0"/>
-        <w:ind w:hanging="283" w:start="709"/>
-        <w:jc w:val="start"/>
-        <w:rPr/>
-      </w:pPr>
-      <w:r>
-        <w:rPr/>
+        <w:ind w:left="709" w:hanging="283"/>
+        <w:jc w:val="start"/>
+      </w:pPr>
+      <w:r>
+        <w:rPr>
+          <w:rFonts w:ascii="Liberation Serif" w:hAnsi="Liberation Serif" w:eastAsia="Songti SC" w:cs="Arial Unicode MS"/>
+          <w:kern w:val="2"/>
+          <w:sz w:val="24"/>
+          <w:szCs w:val="24"/>
+        </w:rPr>
         <w:t xml:space="preserve">A chatbot answers questions; an AI agent reasons, uses tools, and performs actions. </w:t>
       </w:r>
     </w:p>
@@ -4847,16 +5782,19 @@
         </w:numPr>
         <w:tabs>
           <w:tab w:val="clear" w:pos="709"/>
-          <w:tab w:val="left" w:pos="709" w:leader="none"/>
-        </w:tabs>
-        <w:bidi w:val="0"/>
+          <w:tab w:val="left" w:pos="709"/>
+        </w:tabs>
         <w:spacing w:before="0" w:after="0"/>
-        <w:ind w:hanging="283" w:start="709"/>
-        <w:jc w:val="start"/>
-        <w:rPr/>
-      </w:pPr>
-      <w:r>
-        <w:rPr/>
+        <w:ind w:left="709" w:hanging="283"/>
+        <w:jc w:val="start"/>
+      </w:pPr>
+      <w:r>
+        <w:rPr>
+          <w:rFonts w:ascii="Liberation Serif" w:hAnsi="Liberation Serif" w:eastAsia="Songti SC" w:cs="Arial Unicode MS"/>
+          <w:kern w:val="2"/>
+          <w:sz w:val="24"/>
+          <w:szCs w:val="24"/>
+        </w:rPr>
         <w:t xml:space="preserve">To access current information and interact with external systems. </w:t>
       </w:r>
     </w:p>
@@ -4869,16 +5807,19 @@
         </w:numPr>
         <w:tabs>
           <w:tab w:val="clear" w:pos="709"/>
-          <w:tab w:val="left" w:pos="709" w:leader="none"/>
-        </w:tabs>
-        <w:bidi w:val="0"/>
+          <w:tab w:val="left" w:pos="709"/>
+        </w:tabs>
         <w:spacing w:before="0" w:after="0"/>
-        <w:ind w:hanging="283" w:start="709"/>
-        <w:jc w:val="start"/>
-        <w:rPr/>
-      </w:pPr>
-      <w:r>
-        <w:rPr/>
+        <w:ind w:left="709" w:hanging="283"/>
+        <w:jc w:val="start"/>
+      </w:pPr>
+      <w:r>
+        <w:rPr>
+          <w:rFonts w:ascii="Liberation Serif" w:hAnsi="Liberation Serif" w:eastAsia="Songti SC" w:cs="Arial Unicode MS"/>
+          <w:kern w:val="2"/>
+          <w:sz w:val="24"/>
+          <w:szCs w:val="24"/>
+        </w:rPr>
         <w:t xml:space="preserve">Static knowledge is learned beforehand; real-time information must be retrieved when needed. </w:t>
       </w:r>
     </w:p>
@@ -4891,250 +5832,291 @@
         </w:numPr>
         <w:tabs>
           <w:tab w:val="clear" w:pos="709"/>
-          <w:tab w:val="left" w:pos="709" w:leader="none"/>
-        </w:tabs>
-        <w:bidi w:val="0"/>
+          <w:tab w:val="left" w:pos="709"/>
+        </w:tabs>
         <w:spacing w:before="0" w:after="0"/>
-        <w:ind w:hanging="283" w:start="709"/>
-        <w:jc w:val="start"/>
-        <w:rPr/>
-      </w:pPr>
-      <w:r>
-        <w:rPr/>
-        <w:t xml:space="preserve">Architecture determines how the system behaves, scales, recovers from failures, and integrates with the rest of the application. </w:t>
-      </w:r>
-    </w:p>
-    <w:p>
-      <w:pPr>
-        <w:pStyle w:val="BodyText"/>
-        <w:numPr>
-          <w:ilvl w:val="0"/>
-          <w:numId w:val="13"/>
-        </w:numPr>
+        <w:ind w:left="709" w:hanging="283"/>
+        <w:jc w:val="start"/>
+      </w:pPr>
+      <w:r>
+        <w:rPr>
+          <w:rFonts w:ascii="Liberation Serif" w:hAnsi="Liberation Serif" w:eastAsia="Songti SC" w:cs="Arial Unicode MS"/>
+          <w:kern w:val="2"/>
+          <w:sz w:val="24"/>
+          <w:szCs w:val="24"/>
+        </w:rPr>
+        <w:t>Architecture determines how the system behaves, scales, recovers from failures, and integrates with the rest of the application.</w:t>
+      </w:r>
+    </w:p>
+    <w:p>
+      <w:pPr>
+        <w:pStyle w:val="BodyText"/>
         <w:tabs>
           <w:tab w:val="clear" w:pos="709"/>
-          <w:tab w:val="left" w:pos="709" w:leader="none"/>
-        </w:tabs>
-        <w:bidi w:val="0"/>
+          <w:tab w:val="left" w:pos="709"/>
+        </w:tabs>
         <w:spacing w:before="0" w:after="0"/>
-        <w:ind w:hanging="283" w:start="709"/>
-        <w:jc w:val="start"/>
-        <w:rPr/>
-      </w:pPr>
-      <w:r>
-        <w:rPr/>
-        <w:t xml:space="preserve">To trigger the workflow every three minutes. </w:t>
-      </w:r>
-    </w:p>
-    <w:p>
-      <w:pPr>
-        <w:pStyle w:val="BodyText"/>
-        <w:numPr>
-          <w:ilvl w:val="0"/>
-          <w:numId w:val="13"/>
-        </w:numPr>
+        <w:ind w:left="709" w:hanging="283"/>
+        <w:jc w:val="start"/>
+      </w:pPr>
+      <w:r>
+        <w:rPr>
+          <w:rFonts w:ascii="Liberation Serif" w:hAnsi="Liberation Serif" w:eastAsia="Songti SC" w:cs="Arial Unicode MS"/>
+          <w:kern w:val="2"/>
+          <w:sz w:val="24"/>
+          <w:szCs w:val="24"/>
+        </w:rPr>
+        <w:t xml:space="preserve">B. </w:t>
+      </w:r>
+    </w:p>
+    <w:p>
+      <w:pPr>
+        <w:pStyle w:val="BodyText"/>
         <w:tabs>
           <w:tab w:val="clear" w:pos="709"/>
-          <w:tab w:val="left" w:pos="709" w:leader="none"/>
-        </w:tabs>
-        <w:bidi w:val="0"/>
+          <w:tab w:val="left" w:pos="709"/>
+        </w:tabs>
         <w:spacing w:before="0" w:after="0"/>
-        <w:ind w:hanging="283" w:start="709"/>
-        <w:jc w:val="start"/>
-        <w:rPr/>
-      </w:pPr>
-      <w:r>
-        <w:rPr/>
-        <w:t xml:space="preserve">Because polling is infrastructure work, while AgentCore is responsible for reasoning. </w:t>
-      </w:r>
-    </w:p>
-    <w:p>
-      <w:pPr>
-        <w:pStyle w:val="BodyText"/>
-        <w:numPr>
-          <w:ilvl w:val="0"/>
-          <w:numId w:val="13"/>
-        </w:numPr>
+        <w:ind w:left="709" w:hanging="283"/>
+        <w:jc w:val="start"/>
+      </w:pPr>
+      <w:r>
+        <w:rPr>
+          <w:rFonts w:ascii="Liberation Serif" w:hAnsi="Liberation Serif" w:eastAsia="Songti SC" w:cs="Arial Unicode MS"/>
+          <w:kern w:val="2"/>
+          <w:sz w:val="24"/>
+          <w:szCs w:val="24"/>
+        </w:rPr>
+        <w:t xml:space="preserve">1. To trigger the workflow every three minutes. </w:t>
+      </w:r>
+    </w:p>
+    <w:p>
+      <w:pPr>
+        <w:pStyle w:val="BodyText"/>
         <w:tabs>
           <w:tab w:val="clear" w:pos="709"/>
-          <w:tab w:val="left" w:pos="709" w:leader="none"/>
-        </w:tabs>
-        <w:bidi w:val="0"/>
+          <w:tab w:val="left" w:pos="709"/>
+        </w:tabs>
         <w:spacing w:before="0" w:after="0"/>
-        <w:ind w:hanging="283" w:start="709"/>
-        <w:jc w:val="start"/>
-        <w:rPr/>
-      </w:pPr>
-      <w:r>
-        <w:rPr/>
-        <w:t xml:space="preserve">Direct integration would blur responsibilities and make the system harder to maintain and secure. </w:t>
-      </w:r>
-    </w:p>
-    <w:p>
-      <w:pPr>
-        <w:pStyle w:val="BodyText"/>
-        <w:numPr>
-          <w:ilvl w:val="0"/>
-          <w:numId w:val="13"/>
-        </w:numPr>
+        <w:ind w:left="709" w:hanging="283"/>
+        <w:jc w:val="start"/>
+      </w:pPr>
+      <w:r>
+        <w:rPr>
+          <w:rFonts w:ascii="Liberation Serif" w:hAnsi="Liberation Serif" w:eastAsia="Songti SC" w:cs="Arial Unicode MS"/>
+          <w:kern w:val="2"/>
+          <w:sz w:val="24"/>
+          <w:szCs w:val="24"/>
+        </w:rPr>
+        <w:t xml:space="preserve">2. Because polling is infrastructure work, while AgentCore is responsible for reasoning. </w:t>
+      </w:r>
+    </w:p>
+    <w:p>
+      <w:pPr>
+        <w:pStyle w:val="BodyText"/>
         <w:tabs>
           <w:tab w:val="clear" w:pos="709"/>
-          <w:tab w:val="left" w:pos="709" w:leader="none"/>
-        </w:tabs>
-        <w:bidi w:val="0"/>
+          <w:tab w:val="left" w:pos="709"/>
+        </w:tabs>
         <w:spacing w:before="0" w:after="0"/>
-        <w:ind w:hanging="283" w:start="709"/>
-        <w:jc w:val="start"/>
-        <w:rPr/>
-      </w:pPr>
-      <w:r>
-        <w:rPr/>
-        <w:t xml:space="preserve">Business rules reflect organizational policies that should remain consistent regardless of model behavior. </w:t>
-      </w:r>
-    </w:p>
-    <w:p>
-      <w:pPr>
-        <w:pStyle w:val="BodyText"/>
-        <w:numPr>
-          <w:ilvl w:val="0"/>
-          <w:numId w:val="13"/>
-        </w:numPr>
+        <w:ind w:left="709" w:hanging="283"/>
+        <w:jc w:val="start"/>
+      </w:pPr>
+      <w:r>
+        <w:rPr>
+          <w:rFonts w:ascii="Liberation Serif" w:hAnsi="Liberation Serif" w:eastAsia="Songti SC" w:cs="Arial Unicode MS"/>
+          <w:kern w:val="2"/>
+          <w:sz w:val="24"/>
+          <w:szCs w:val="24"/>
+        </w:rPr>
+        <w:t xml:space="preserve">3. Direct integration would blur responsibilities and make the system harder to maintain and secure. </w:t>
+      </w:r>
+    </w:p>
+    <w:p>
+      <w:pPr>
+        <w:pStyle w:val="BodyText"/>
         <w:tabs>
           <w:tab w:val="clear" w:pos="709"/>
-          <w:tab w:val="left" w:pos="709" w:leader="none"/>
-        </w:tabs>
-        <w:bidi w:val="0"/>
+          <w:tab w:val="left" w:pos="709"/>
+        </w:tabs>
         <w:spacing w:before="0" w:after="0"/>
-        <w:ind w:hanging="283" w:start="709"/>
-        <w:jc w:val="start"/>
-        <w:rPr/>
-      </w:pPr>
-      <w:r>
-        <w:rPr/>
-        <w:t xml:space="preserve">It makes systems easier to understand, test, replace, and maintain. </w:t>
-      </w:r>
-    </w:p>
-    <w:p>
-      <w:pPr>
-        <w:pStyle w:val="BodyText"/>
-        <w:numPr>
-          <w:ilvl w:val="0"/>
-          <w:numId w:val="13"/>
-        </w:numPr>
+        <w:ind w:left="709" w:hanging="283"/>
+        <w:jc w:val="start"/>
+      </w:pPr>
+      <w:r>
+        <w:rPr>
+          <w:rFonts w:ascii="Liberation Serif" w:hAnsi="Liberation Serif" w:eastAsia="Songti SC" w:cs="Arial Unicode MS"/>
+          <w:kern w:val="2"/>
+          <w:sz w:val="24"/>
+          <w:szCs w:val="24"/>
+        </w:rPr>
+        <w:t xml:space="preserve">4. Business rules reflect organizational policies that should remain consistent regardless of model behavior. </w:t>
+      </w:r>
+    </w:p>
+    <w:p>
+      <w:pPr>
+        <w:pStyle w:val="BodyText"/>
         <w:tabs>
           <w:tab w:val="clear" w:pos="709"/>
-          <w:tab w:val="left" w:pos="709" w:leader="none"/>
-        </w:tabs>
-        <w:bidi w:val="0"/>
+          <w:tab w:val="left" w:pos="709"/>
+        </w:tabs>
         <w:spacing w:before="0" w:after="0"/>
-        <w:ind w:hanging="283" w:start="709"/>
-        <w:jc w:val="start"/>
-        <w:rPr/>
-      </w:pPr>
-      <w:r>
-        <w:rPr/>
-        <w:t xml:space="preserve">Retry if appropriate, log the issue, and avoid inventing an answer. </w:t>
-      </w:r>
-    </w:p>
-    <w:p>
-      <w:pPr>
-        <w:pStyle w:val="BodyText"/>
-        <w:numPr>
-          <w:ilvl w:val="0"/>
-          <w:numId w:val="13"/>
-        </w:numPr>
+        <w:ind w:left="709" w:hanging="283"/>
+        <w:jc w:val="start"/>
+      </w:pPr>
+      <w:r>
+        <w:t>C.</w:t>
+      </w:r>
+    </w:p>
+    <w:p>
+      <w:pPr>
+        <w:pStyle w:val="BodyText"/>
         <w:tabs>
           <w:tab w:val="clear" w:pos="709"/>
-          <w:tab w:val="left" w:pos="709" w:leader="none"/>
-        </w:tabs>
-        <w:bidi w:val="0"/>
+          <w:tab w:val="left" w:pos="709"/>
+        </w:tabs>
         <w:spacing w:before="0" w:after="0"/>
-        <w:ind w:hanging="283" w:start="709"/>
-        <w:jc w:val="start"/>
-        <w:rPr/>
-      </w:pPr>
-      <w:r>
-        <w:rPr/>
-        <w:t xml:space="preserve">Ask the customer for clarification rather than making assumptions. </w:t>
-      </w:r>
-    </w:p>
-    <w:p>
-      <w:pPr>
-        <w:pStyle w:val="BodyText"/>
-        <w:numPr>
-          <w:ilvl w:val="0"/>
-          <w:numId w:val="13"/>
-        </w:numPr>
+        <w:ind w:left="709" w:hanging="283"/>
+        <w:jc w:val="start"/>
+      </w:pPr>
+      <w:r>
+        <w:rPr>
+          <w:rFonts w:ascii="Liberation Serif" w:hAnsi="Liberation Serif" w:eastAsia="Songti SC" w:cs="Arial Unicode MS"/>
+          <w:kern w:val="2"/>
+          <w:sz w:val="24"/>
+          <w:szCs w:val="24"/>
+        </w:rPr>
+        <w:t xml:space="preserve">1.  It makes systems easier to understand, test, replace, and maintain. </w:t>
+      </w:r>
+    </w:p>
+    <w:p>
+      <w:pPr>
+        <w:pStyle w:val="BodyText"/>
         <w:tabs>
           <w:tab w:val="clear" w:pos="709"/>
-          <w:tab w:val="left" w:pos="709" w:leader="none"/>
-        </w:tabs>
-        <w:bidi w:val="0"/>
-        <w:ind w:hanging="283" w:start="709"/>
-        <w:jc w:val="start"/>
-        <w:rPr/>
-      </w:pPr>
-      <w:r>
-        <w:rPr/>
-        <w:t xml:space="preserve">Because real-world systems spend much of their life dealing with imperfect conditions, not ideal ones. </w:t>
+          <w:tab w:val="left" w:pos="709"/>
+        </w:tabs>
+        <w:spacing w:before="0" w:after="0"/>
+        <w:ind w:left="709" w:hanging="283"/>
+        <w:jc w:val="start"/>
+      </w:pPr>
+      <w:r>
+        <w:rPr>
+          <w:rFonts w:ascii="Liberation Serif" w:hAnsi="Liberation Serif" w:eastAsia="Songti SC" w:cs="Arial Unicode MS"/>
+          <w:kern w:val="2"/>
+          <w:sz w:val="24"/>
+          <w:szCs w:val="24"/>
+        </w:rPr>
+        <w:t xml:space="preserve">2.  Retry if appropriate, log the issue, and avoid inventing an answer. </w:t>
+      </w:r>
+    </w:p>
+    <w:p>
+      <w:pPr>
+        <w:pStyle w:val="BodyText"/>
+        <w:tabs>
+          <w:tab w:val="clear" w:pos="709"/>
+          <w:tab w:val="left" w:pos="709"/>
+        </w:tabs>
+        <w:spacing w:before="0" w:after="0"/>
+        <w:ind w:left="709" w:hanging="283"/>
+        <w:jc w:val="start"/>
+      </w:pPr>
+      <w:r>
+        <w:rPr>
+          <w:rFonts w:ascii="Liberation Serif" w:hAnsi="Liberation Serif" w:eastAsia="Songti SC" w:cs="Arial Unicode MS"/>
+          <w:kern w:val="2"/>
+          <w:sz w:val="24"/>
+          <w:szCs w:val="24"/>
+        </w:rPr>
+        <w:t xml:space="preserve">3.  Ask the customer for clarification rather than making assumptions. </w:t>
+      </w:r>
+    </w:p>
+    <w:p>
+      <w:pPr>
+        <w:pStyle w:val="BodyText"/>
+        <w:tabs>
+          <w:tab w:val="clear" w:pos="709"/>
+          <w:tab w:val="left" w:pos="709"/>
+        </w:tabs>
+        <w:ind w:left="709" w:hanging="283"/>
+        <w:jc w:val="start"/>
+      </w:pPr>
+      <w:r>
+        <w:rPr>
+          <w:rFonts w:ascii="Liberation Serif" w:hAnsi="Liberation Serif" w:eastAsia="Songti SC" w:cs="Arial Unicode MS"/>
+          <w:kern w:val="2"/>
+          <w:sz w:val="24"/>
+          <w:szCs w:val="24"/>
+        </w:rPr>
+        <w:t xml:space="preserve">4.  Because real-world systems spend much of their life dealing with imperfect conditions, not ideal ones. </w:t>
       </w:r>
     </w:p>
     <w:p>
       <w:pPr>
         <w:pStyle w:val="HorizontalLine"/>
-        <w:bidi w:val="0"/>
-        <w:jc w:val="start"/>
-        <w:rPr/>
-      </w:pPr>
-      <w:r>
-        <w:rPr/>
-      </w:r>
+        <w:jc w:val="start"/>
+      </w:pPr>
+      <w:r/>
     </w:p>
     <w:p>
       <w:pPr>
         <w:pStyle w:val="Heading1"/>
-        <w:bidi w:val="0"/>
-        <w:jc w:val="start"/>
-        <w:rPr/>
-      </w:pPr>
-      <w:r>
-        <w:rPr/>
+        <w:jc w:val="start"/>
+      </w:pPr>
+      <w:r>
+        <w:rPr>
+          <w:rFonts w:ascii="Liberation Serif" w:hAnsi="Liberation Serif" w:eastAsia="Songti SC" w:cs="Arial Unicode MS"/>
+          <w:b/>
+          <w:bCs/>
+          <w:kern w:val="2"/>
+          <w:sz w:val="48"/>
+          <w:szCs w:val="48"/>
+        </w:rPr>
         <w:t>Module 1 Summary</w:t>
       </w:r>
     </w:p>
     <w:p>
       <w:pPr>
         <w:pStyle w:val="BodyText"/>
-        <w:bidi w:val="0"/>
-        <w:jc w:val="start"/>
-        <w:rPr/>
-      </w:pPr>
-      <w:r>
-        <w:rPr/>
+        <w:jc w:val="start"/>
+      </w:pPr>
+      <w:r>
+        <w:rPr>
+          <w:rFonts w:ascii="Liberation Serif" w:hAnsi="Liberation Serif" w:eastAsia="Songti SC" w:cs="Arial Unicode MS"/>
+          <w:kern w:val="2"/>
+          <w:sz w:val="24"/>
+          <w:szCs w:val="24"/>
+        </w:rPr>
         <w:t>Congratulations!</w:t>
       </w:r>
     </w:p>
     <w:p>
       <w:pPr>
         <w:pStyle w:val="BodyText"/>
-        <w:bidi w:val="0"/>
-        <w:jc w:val="start"/>
-        <w:rPr/>
-      </w:pPr>
-      <w:r>
-        <w:rPr/>
+        <w:jc w:val="start"/>
+      </w:pPr>
+      <w:r>
+        <w:rPr>
+          <w:rFonts w:ascii="Liberation Serif" w:hAnsi="Liberation Serif" w:eastAsia="Songti SC" w:cs="Arial Unicode MS"/>
+          <w:kern w:val="2"/>
+          <w:sz w:val="24"/>
+          <w:szCs w:val="24"/>
+        </w:rPr>
         <w:t>You've completed the conceptual foundation for the course.</w:t>
       </w:r>
     </w:p>
     <w:p>
       <w:pPr>
         <w:pStyle w:val="BodyText"/>
-        <w:bidi w:val="0"/>
-        <w:jc w:val="start"/>
-        <w:rPr/>
-      </w:pPr>
-      <w:r>
-        <w:rPr/>
+        <w:jc w:val="start"/>
+      </w:pPr>
+      <w:r>
+        <w:rPr>
+          <w:rFonts w:ascii="Liberation Serif" w:hAnsi="Liberation Serif" w:eastAsia="Songti SC" w:cs="Arial Unicode MS"/>
+          <w:kern w:val="2"/>
+          <w:sz w:val="24"/>
+          <w:szCs w:val="24"/>
+        </w:rPr>
         <w:t>You now understand:</w:t>
       </w:r>
     </w:p>
@@ -5147,16 +6129,19 @@
         </w:numPr>
         <w:tabs>
           <w:tab w:val="clear" w:pos="709"/>
-          <w:tab w:val="left" w:pos="709" w:leader="none"/>
-        </w:tabs>
-        <w:bidi w:val="0"/>
+          <w:tab w:val="left" w:pos="709"/>
+        </w:tabs>
         <w:spacing w:before="0" w:after="0"/>
-        <w:ind w:hanging="283" w:start="709"/>
-        <w:jc w:val="start"/>
-        <w:rPr/>
-      </w:pPr>
-      <w:r>
-        <w:rPr/>
+        <w:ind w:left="709" w:hanging="283"/>
+        <w:jc w:val="start"/>
+      </w:pPr>
+      <w:r>
+        <w:rPr>
+          <w:rFonts w:ascii="Liberation Serif" w:hAnsi="Liberation Serif" w:eastAsia="Songti SC" w:cs="Arial Unicode MS"/>
+          <w:kern w:val="2"/>
+          <w:sz w:val="24"/>
+          <w:szCs w:val="24"/>
+        </w:rPr>
         <w:t xml:space="preserve">The difference between Generative AI and AI Agents. </w:t>
       </w:r>
     </w:p>
@@ -5169,16 +6154,19 @@
         </w:numPr>
         <w:tabs>
           <w:tab w:val="clear" w:pos="709"/>
-          <w:tab w:val="left" w:pos="709" w:leader="none"/>
-        </w:tabs>
-        <w:bidi w:val="0"/>
+          <w:tab w:val="left" w:pos="709"/>
+        </w:tabs>
         <w:spacing w:before="0" w:after="0"/>
-        <w:ind w:hanging="283" w:start="709"/>
-        <w:jc w:val="start"/>
-        <w:rPr/>
-      </w:pPr>
-      <w:r>
-        <w:rPr/>
+        <w:ind w:left="709" w:hanging="283"/>
+        <w:jc w:val="start"/>
+      </w:pPr>
+      <w:r>
+        <w:rPr>
+          <w:rFonts w:ascii="Liberation Serif" w:hAnsi="Liberation Serif" w:eastAsia="Songti SC" w:cs="Arial Unicode MS"/>
+          <w:kern w:val="2"/>
+          <w:sz w:val="24"/>
+          <w:szCs w:val="24"/>
+        </w:rPr>
         <w:t xml:space="preserve">Why production AI requires more than an LLM. </w:t>
       </w:r>
     </w:p>
@@ -5191,16 +6179,19 @@
         </w:numPr>
         <w:tabs>
           <w:tab w:val="clear" w:pos="709"/>
-          <w:tab w:val="left" w:pos="709" w:leader="none"/>
-        </w:tabs>
-        <w:bidi w:val="0"/>
+          <w:tab w:val="left" w:pos="709"/>
+        </w:tabs>
         <w:spacing w:before="0" w:after="0"/>
-        <w:ind w:hanging="283" w:start="709"/>
-        <w:jc w:val="start"/>
-        <w:rPr/>
-      </w:pPr>
-      <w:r>
-        <w:rPr/>
+        <w:ind w:left="709" w:hanging="283"/>
+        <w:jc w:val="start"/>
+      </w:pPr>
+      <w:r>
+        <w:rPr>
+          <w:rFonts w:ascii="Liberation Serif" w:hAnsi="Liberation Serif" w:eastAsia="Songti SC" w:cs="Arial Unicode MS"/>
+          <w:kern w:val="2"/>
+          <w:sz w:val="24"/>
+          <w:szCs w:val="24"/>
+        </w:rPr>
         <w:t xml:space="preserve">How agents observe, reason, use tools, and act. </w:t>
       </w:r>
     </w:p>
@@ -5213,16 +6204,19 @@
         </w:numPr>
         <w:tabs>
           <w:tab w:val="clear" w:pos="709"/>
-          <w:tab w:val="left" w:pos="709" w:leader="none"/>
-        </w:tabs>
-        <w:bidi w:val="0"/>
+          <w:tab w:val="left" w:pos="709"/>
+        </w:tabs>
         <w:spacing w:before="0" w:after="0"/>
-        <w:ind w:hanging="283" w:start="709"/>
-        <w:jc w:val="start"/>
-        <w:rPr/>
-      </w:pPr>
-      <w:r>
-        <w:rPr/>
+        <w:ind w:left="709" w:hanging="283"/>
+        <w:jc w:val="start"/>
+      </w:pPr>
+      <w:r>
+        <w:rPr>
+          <w:rFonts w:ascii="Liberation Serif" w:hAnsi="Liberation Serif" w:eastAsia="Songti SC" w:cs="Arial Unicode MS"/>
+          <w:kern w:val="2"/>
+          <w:sz w:val="24"/>
+          <w:szCs w:val="24"/>
+        </w:rPr>
         <w:t xml:space="preserve">Why Amazon built Bedrock AgentCore. </w:t>
       </w:r>
     </w:p>
@@ -5235,16 +6229,19 @@
         </w:numPr>
         <w:tabs>
           <w:tab w:val="clear" w:pos="709"/>
-          <w:tab w:val="left" w:pos="709" w:leader="none"/>
-        </w:tabs>
-        <w:bidi w:val="0"/>
+          <w:tab w:val="left" w:pos="709"/>
+        </w:tabs>
         <w:spacing w:before="0" w:after="0"/>
-        <w:ind w:hanging="283" w:start="709"/>
-        <w:jc w:val="start"/>
-        <w:rPr/>
-      </w:pPr>
-      <w:r>
-        <w:rPr/>
+        <w:ind w:left="709" w:hanging="283"/>
+        <w:jc w:val="start"/>
+      </w:pPr>
+      <w:r>
+        <w:rPr>
+          <w:rFonts w:ascii="Liberation Serif" w:hAnsi="Liberation Serif" w:eastAsia="Songti SC" w:cs="Arial Unicode MS"/>
+          <w:kern w:val="2"/>
+          <w:sz w:val="24"/>
+          <w:szCs w:val="24"/>
+        </w:rPr>
         <w:t xml:space="preserve">How to translate business requirements into an architecture. </w:t>
       </w:r>
     </w:p>
@@ -5257,16 +6254,19 @@
         </w:numPr>
         <w:tabs>
           <w:tab w:val="clear" w:pos="709"/>
-          <w:tab w:val="left" w:pos="709" w:leader="none"/>
-        </w:tabs>
-        <w:bidi w:val="0"/>
+          <w:tab w:val="left" w:pos="709"/>
+        </w:tabs>
         <w:spacing w:before="0" w:after="0"/>
-        <w:ind w:hanging="283" w:start="709"/>
-        <w:jc w:val="start"/>
-        <w:rPr/>
-      </w:pPr>
-      <w:r>
-        <w:rPr/>
+        <w:ind w:left="709" w:hanging="283"/>
+        <w:jc w:val="start"/>
+      </w:pPr>
+      <w:r>
+        <w:rPr>
+          <w:rFonts w:ascii="Liberation Serif" w:hAnsi="Liberation Serif" w:eastAsia="Songti SC" w:cs="Arial Unicode MS"/>
+          <w:kern w:val="2"/>
+          <w:sz w:val="24"/>
+          <w:szCs w:val="24"/>
+        </w:rPr>
         <w:t xml:space="preserve">How to think in terms of responsibilities rather than services. </w:t>
       </w:r>
     </w:p>
@@ -5279,141 +6279,183 @@
         </w:numPr>
         <w:tabs>
           <w:tab w:val="clear" w:pos="709"/>
-          <w:tab w:val="left" w:pos="709" w:leader="none"/>
-        </w:tabs>
-        <w:bidi w:val="0"/>
-        <w:ind w:hanging="283" w:start="709"/>
-        <w:jc w:val="start"/>
-        <w:rPr/>
-      </w:pPr>
-      <w:r>
-        <w:rPr/>
+          <w:tab w:val="left" w:pos="709"/>
+        </w:tabs>
+        <w:ind w:left="709" w:hanging="283"/>
+        <w:jc w:val="start"/>
+      </w:pPr>
+      <w:r>
+        <w:rPr>
+          <w:rFonts w:ascii="Liberation Serif" w:hAnsi="Liberation Serif" w:eastAsia="Songti SC" w:cs="Arial Unicode MS"/>
+          <w:kern w:val="2"/>
+          <w:sz w:val="24"/>
+          <w:szCs w:val="24"/>
+        </w:rPr>
         <w:t xml:space="preserve">Why resilience, security, and observability matter as much as intelligence. </w:t>
       </w:r>
     </w:p>
     <w:p>
       <w:pPr>
         <w:pStyle w:val="BodyText"/>
-        <w:bidi w:val="0"/>
-        <w:jc w:val="start"/>
-        <w:rPr/>
-      </w:pPr>
-      <w:r>
-        <w:rPr/>
+        <w:jc w:val="start"/>
+      </w:pPr>
+      <w:r>
+        <w:rPr>
+          <w:rFonts w:ascii="Liberation Serif" w:hAnsi="Liberation Serif" w:eastAsia="Songti SC" w:cs="Arial Unicode MS"/>
+          <w:kern w:val="2"/>
+          <w:sz w:val="24"/>
+          <w:szCs w:val="24"/>
+        </w:rPr>
         <w:t>More importantly, you've begun developing the mindset of an AI Solutions Architect—someone who sees AI as one component of a larger, reliable software system.</w:t>
       </w:r>
     </w:p>
     <w:p>
       <w:pPr>
         <w:pStyle w:val="HorizontalLine"/>
-        <w:bidi w:val="0"/>
-        <w:jc w:val="start"/>
-        <w:rPr/>
-      </w:pPr>
-      <w:r>
-        <w:rPr/>
-      </w:r>
+        <w:jc w:val="start"/>
+      </w:pPr>
+      <w:r/>
     </w:p>
     <w:p>
       <w:pPr>
         <w:pStyle w:val="Heading1"/>
-        <w:bidi w:val="0"/>
-        <w:jc w:val="start"/>
-        <w:rPr/>
-      </w:pPr>
-      <w:r>
-        <w:rPr/>
+        <w:jc w:val="start"/>
+      </w:pPr>
+      <w:r>
+        <w:rPr>
+          <w:rFonts w:ascii="Liberation Serif" w:hAnsi="Liberation Serif" w:eastAsia="Songti SC" w:cs="Arial Unicode MS"/>
+          <w:b/>
+          <w:bCs/>
+          <w:kern w:val="2"/>
+          <w:sz w:val="48"/>
+          <w:szCs w:val="48"/>
+        </w:rPr>
         <w:t>What's Next?</w:t>
       </w:r>
     </w:p>
     <w:p>
       <w:pPr>
         <w:pStyle w:val="BodyText"/>
-        <w:bidi w:val="0"/>
-        <w:jc w:val="start"/>
-        <w:rPr/>
-      </w:pPr>
-      <w:r>
-        <w:rPr/>
+        <w:jc w:val="start"/>
+      </w:pPr>
+      <w:r>
+        <w:rPr>
+          <w:rFonts w:ascii="Liberation Serif" w:hAnsi="Liberation Serif" w:eastAsia="Songti SC" w:cs="Arial Unicode MS"/>
+          <w:kern w:val="2"/>
+          <w:sz w:val="24"/>
+          <w:szCs w:val="24"/>
+        </w:rPr>
         <w:t xml:space="preserve">Starting with </w:t>
       </w:r>
       <w:r>
         <w:rPr>
           <w:rStyle w:val="Strong"/>
+          <w:rFonts w:ascii="Liberation Serif" w:hAnsi="Liberation Serif" w:eastAsia="Songti SC" w:cs="Arial Unicode MS"/>
+          <w:b/>
+          <w:bCs/>
+          <w:kern w:val="2"/>
+          <w:sz w:val="24"/>
+          <w:szCs w:val="24"/>
         </w:rPr>
         <w:t>Module 2</w:t>
       </w:r>
       <w:r>
-        <w:rPr/>
+        <w:rPr>
+          <w:rFonts w:ascii="Liberation Serif" w:hAnsi="Liberation Serif" w:eastAsia="Songti SC" w:cs="Arial Unicode MS"/>
+          <w:kern w:val="2"/>
+          <w:sz w:val="24"/>
+          <w:szCs w:val="24"/>
+        </w:rPr>
         <w:t>, we'll leave theory behind and begin building the actual project.</w:t>
       </w:r>
     </w:p>
     <w:p>
       <w:pPr>
         <w:pStyle w:val="BodyText"/>
-        <w:bidi w:val="0"/>
-        <w:jc w:val="start"/>
-        <w:rPr/>
-      </w:pPr>
-      <w:r>
-        <w:rPr/>
+        <w:jc w:val="start"/>
+      </w:pPr>
+      <w:r>
+        <w:rPr>
+          <w:rFonts w:ascii="Liberation Serif" w:hAnsi="Liberation Serif" w:eastAsia="Songti SC" w:cs="Arial Unicode MS"/>
+          <w:kern w:val="2"/>
+          <w:sz w:val="24"/>
+          <w:szCs w:val="24"/>
+        </w:rPr>
         <w:t>We'll configure AWS, install the necessary tools, verify Amazon Bedrock access, and create the development environment that will support every subsequent module.</w:t>
       </w:r>
     </w:p>
     <w:p>
       <w:pPr>
         <w:pStyle w:val="HorizontalLine"/>
-        <w:bidi w:val="0"/>
-        <w:jc w:val="start"/>
-        <w:rPr/>
-      </w:pPr>
-      <w:r>
-        <w:rPr/>
-      </w:r>
+        <w:jc w:val="start"/>
+      </w:pPr>
+      <w:r/>
     </w:p>
     <w:p>
       <w:pPr>
         <w:pStyle w:val="Heading2"/>
-        <w:bidi w:val="0"/>
-        <w:jc w:val="start"/>
-        <w:rPr/>
-      </w:pPr>
-      <w:r>
-        <w:rPr/>
+        <w:jc w:val="start"/>
+      </w:pPr>
+      <w:r>
+        <w:rPr>
+          <w:rFonts w:ascii="Liberation Serif" w:hAnsi="Liberation Serif" w:eastAsia="Songti SC" w:cs="Arial Unicode MS"/>
+          <w:b/>
+          <w:bCs/>
+          <w:kern w:val="2"/>
+          <w:sz w:val="36"/>
+          <w:szCs w:val="36"/>
+        </w:rPr>
         <w:t>One Enhancement I'd Like to Add Before We Continue</w:t>
       </w:r>
     </w:p>
     <w:p>
       <w:pPr>
         <w:pStyle w:val="BodyText"/>
-        <w:bidi w:val="0"/>
-        <w:jc w:val="start"/>
-        <w:rPr/>
-      </w:pPr>
-      <w:r>
-        <w:rPr/>
+        <w:jc w:val="start"/>
+      </w:pPr>
+      <w:r>
+        <w:rPr>
+          <w:rFonts w:ascii="Liberation Serif" w:hAnsi="Liberation Serif" w:eastAsia="Songti SC" w:cs="Arial Unicode MS"/>
+          <w:kern w:val="2"/>
+          <w:sz w:val="24"/>
+          <w:szCs w:val="24"/>
+        </w:rPr>
         <w:t xml:space="preserve">I think we can make this course even stronger by adding </w:t>
       </w:r>
       <w:r>
         <w:rPr>
           <w:rStyle w:val="Strong"/>
+          <w:rFonts w:ascii="Liberation Serif" w:hAnsi="Liberation Serif" w:eastAsia="Songti SC" w:cs="Arial Unicode MS"/>
+          <w:b/>
+          <w:bCs/>
+          <w:kern w:val="2"/>
+          <w:sz w:val="24"/>
+          <w:szCs w:val="24"/>
         </w:rPr>
         <w:t>"Architecture Reflection"</w:t>
       </w:r>
       <w:r>
-        <w:rPr/>
+        <w:rPr>
+          <w:rFonts w:ascii="Liberation Serif" w:hAnsi="Liberation Serif" w:eastAsia="Songti SC" w:cs="Arial Unicode MS"/>
+          <w:kern w:val="2"/>
+          <w:sz w:val="24"/>
+          <w:szCs w:val="24"/>
+        </w:rPr>
         <w:t xml:space="preserve"> sections at the end of every future module.</w:t>
       </w:r>
     </w:p>
     <w:p>
       <w:pPr>
         <w:pStyle w:val="BodyText"/>
-        <w:bidi w:val="0"/>
-        <w:jc w:val="start"/>
-        <w:rPr/>
-      </w:pPr>
-      <w:r>
-        <w:rPr/>
+        <w:jc w:val="start"/>
+      </w:pPr>
+      <w:r>
+        <w:rPr>
+          <w:rFonts w:ascii="Liberation Serif" w:hAnsi="Liberation Serif" w:eastAsia="Songti SC" w:cs="Arial Unicode MS"/>
+          <w:kern w:val="2"/>
+          <w:sz w:val="24"/>
+          <w:szCs w:val="24"/>
+        </w:rPr>
         <w:t>These won't introduce new concepts. Instead, they'll ask questions like:</w:t>
       </w:r>
     </w:p>
@@ -5426,22 +6468,31 @@
         </w:numPr>
         <w:tabs>
           <w:tab w:val="clear" w:pos="709"/>
-          <w:tab w:val="left" w:pos="709" w:leader="none"/>
-        </w:tabs>
-        <w:bidi w:val="0"/>
+          <w:tab w:val="left" w:pos="709"/>
+        </w:tabs>
         <w:spacing w:before="0" w:after="0"/>
-        <w:ind w:hanging="283" w:start="709"/>
-        <w:jc w:val="start"/>
-        <w:rPr/>
+        <w:ind w:left="709" w:hanging="283"/>
+        <w:jc w:val="start"/>
       </w:pPr>
       <w:r>
         <w:rPr>
           <w:rStyle w:val="Emphasis"/>
+          <w:rFonts w:ascii="Liberation Serif" w:hAnsi="Liberation Serif" w:eastAsia="Songti SC" w:cs="Arial Unicode MS"/>
+          <w:i/>
+          <w:iCs/>
+          <w:kern w:val="2"/>
+          <w:sz w:val="24"/>
+          <w:szCs w:val="24"/>
         </w:rPr>
         <w:t>Why did we choose Lambda instead of ECS?</w:t>
       </w:r>
       <w:r>
-        <w:rPr/>
+        <w:rPr>
+          <w:rFonts w:ascii="Liberation Serif" w:hAnsi="Liberation Serif" w:eastAsia="Songti SC" w:cs="Arial Unicode MS"/>
+          <w:kern w:val="2"/>
+          <w:sz w:val="24"/>
+          <w:szCs w:val="24"/>
+        </w:rPr>
         <w:t xml:space="preserve"> </w:t>
       </w:r>
     </w:p>
@@ -5454,22 +6505,31 @@
         </w:numPr>
         <w:tabs>
           <w:tab w:val="clear" w:pos="709"/>
-          <w:tab w:val="left" w:pos="709" w:leader="none"/>
-        </w:tabs>
-        <w:bidi w:val="0"/>
+          <w:tab w:val="left" w:pos="709"/>
+        </w:tabs>
         <w:spacing w:before="0" w:after="0"/>
-        <w:ind w:hanging="283" w:start="709"/>
-        <w:jc w:val="start"/>
-        <w:rPr/>
+        <w:ind w:left="709" w:hanging="283"/>
+        <w:jc w:val="start"/>
       </w:pPr>
       <w:r>
         <w:rPr>
           <w:rStyle w:val="Emphasis"/>
+          <w:rFonts w:ascii="Liberation Serif" w:hAnsi="Liberation Serif" w:eastAsia="Songti SC" w:cs="Arial Unicode MS"/>
+          <w:i/>
+          <w:iCs/>
+          <w:kern w:val="2"/>
+          <w:sz w:val="24"/>
+          <w:szCs w:val="24"/>
         </w:rPr>
         <w:t>Could we replace EventBridge with SQS?</w:t>
       </w:r>
       <w:r>
-        <w:rPr/>
+        <w:rPr>
+          <w:rFonts w:ascii="Liberation Serif" w:hAnsi="Liberation Serif" w:eastAsia="Songti SC" w:cs="Arial Unicode MS"/>
+          <w:kern w:val="2"/>
+          <w:sz w:val="24"/>
+          <w:szCs w:val="24"/>
+        </w:rPr>
         <w:t xml:space="preserve"> </w:t>
       </w:r>
     </w:p>
@@ -5482,22 +6542,31 @@
         </w:numPr>
         <w:tabs>
           <w:tab w:val="clear" w:pos="709"/>
-          <w:tab w:val="left" w:pos="709" w:leader="none"/>
-        </w:tabs>
-        <w:bidi w:val="0"/>
+          <w:tab w:val="left" w:pos="709"/>
+        </w:tabs>
         <w:spacing w:before="0" w:after="0"/>
-        <w:ind w:hanging="283" w:start="709"/>
-        <w:jc w:val="start"/>
-        <w:rPr/>
+        <w:ind w:left="709" w:hanging="283"/>
+        <w:jc w:val="start"/>
       </w:pPr>
       <w:r>
         <w:rPr>
           <w:rStyle w:val="Emphasis"/>
+          <w:rFonts w:ascii="Liberation Serif" w:hAnsi="Liberation Serif" w:eastAsia="Songti SC" w:cs="Arial Unicode MS"/>
+          <w:i/>
+          <w:iCs/>
+          <w:kern w:val="2"/>
+          <w:sz w:val="24"/>
+          <w:szCs w:val="24"/>
         </w:rPr>
         <w:t>What would change if we monitored 500 Facebook groups instead of 5?</w:t>
       </w:r>
       <w:r>
-        <w:rPr/>
+        <w:rPr>
+          <w:rFonts w:ascii="Liberation Serif" w:hAnsi="Liberation Serif" w:eastAsia="Songti SC" w:cs="Arial Unicode MS"/>
+          <w:kern w:val="2"/>
+          <w:sz w:val="24"/>
+          <w:szCs w:val="24"/>
+        </w:rPr>
         <w:t xml:space="preserve"> </w:t>
       </w:r>
     </w:p>
@@ -5510,74 +6579,101 @@
         </w:numPr>
         <w:tabs>
           <w:tab w:val="clear" w:pos="709"/>
-          <w:tab w:val="left" w:pos="709" w:leader="none"/>
-        </w:tabs>
-        <w:bidi w:val="0"/>
-        <w:ind w:hanging="283" w:start="709"/>
-        <w:jc w:val="start"/>
-        <w:rPr/>
+          <w:tab w:val="left" w:pos="709"/>
+        </w:tabs>
+        <w:ind w:left="709" w:hanging="283"/>
+        <w:jc w:val="start"/>
       </w:pPr>
       <w:r>
         <w:rPr>
           <w:rStyle w:val="Emphasis"/>
+          <w:rFonts w:ascii="Liberation Serif" w:hAnsi="Liberation Serif" w:eastAsia="Songti SC" w:cs="Arial Unicode MS"/>
+          <w:i/>
+          <w:iCs/>
+          <w:kern w:val="2"/>
+          <w:sz w:val="24"/>
+          <w:szCs w:val="24"/>
         </w:rPr>
         <w:t>When would we move from a single agent to multiple cooperating agents?</w:t>
       </w:r>
       <w:r>
-        <w:rPr/>
+        <w:rPr>
+          <w:rFonts w:ascii="Liberation Serif" w:hAnsi="Liberation Serif" w:eastAsia="Songti SC" w:cs="Arial Unicode MS"/>
+          <w:kern w:val="2"/>
+          <w:sz w:val="24"/>
+          <w:szCs w:val="24"/>
+        </w:rPr>
         <w:t xml:space="preserve"> </w:t>
       </w:r>
     </w:p>
     <w:p>
       <w:pPr>
         <w:pStyle w:val="BodyText"/>
-        <w:bidi w:val="0"/>
-        <w:jc w:val="start"/>
-        <w:rPr/>
-      </w:pPr>
-      <w:r>
-        <w:rPr/>
+        <w:jc w:val="start"/>
+      </w:pPr>
+      <w:r>
+        <w:rPr>
+          <w:rFonts w:ascii="Liberation Serif" w:hAnsi="Liberation Serif" w:eastAsia="Songti SC" w:cs="Arial Unicode MS"/>
+          <w:kern w:val="2"/>
+          <w:sz w:val="24"/>
+          <w:szCs w:val="24"/>
+        </w:rPr>
         <w:t xml:space="preserve">These reflection exercises will train you to evaluate design trade-offs, which is one of the defining skills of experienced cloud and AI architects. By the end of the course, you'll not only know </w:t>
       </w:r>
       <w:r>
         <w:rPr>
           <w:rStyle w:val="Strong"/>
+          <w:rFonts w:ascii="Liberation Serif" w:hAnsi="Liberation Serif" w:eastAsia="Songti SC" w:cs="Arial Unicode MS"/>
+          <w:b/>
+          <w:bCs/>
+          <w:kern w:val="2"/>
+          <w:sz w:val="24"/>
+          <w:szCs w:val="24"/>
         </w:rPr>
         <w:t>how</w:t>
       </w:r>
       <w:r>
-        <w:rPr/>
+        <w:rPr>
+          <w:rFonts w:ascii="Liberation Serif" w:hAnsi="Liberation Serif" w:eastAsia="Songti SC" w:cs="Arial Unicode MS"/>
+          <w:kern w:val="2"/>
+          <w:sz w:val="24"/>
+          <w:szCs w:val="24"/>
+        </w:rPr>
         <w:t xml:space="preserve"> to build the system—you'll understand </w:t>
       </w:r>
       <w:r>
         <w:rPr>
           <w:rStyle w:val="Strong"/>
+          <w:rFonts w:ascii="Liberation Serif" w:hAnsi="Liberation Serif" w:eastAsia="Songti SC" w:cs="Arial Unicode MS"/>
+          <w:b/>
+          <w:bCs/>
+          <w:kern w:val="2"/>
+          <w:sz w:val="24"/>
+          <w:szCs w:val="24"/>
         </w:rPr>
         <w:t>why</w:t>
       </w:r>
       <w:r>
-        <w:rPr/>
+        <w:rPr>
+          <w:rFonts w:ascii="Liberation Serif" w:hAnsi="Liberation Serif" w:eastAsia="Songti SC" w:cs="Arial Unicode MS"/>
+          <w:kern w:val="2"/>
+          <w:sz w:val="24"/>
+          <w:szCs w:val="24"/>
+        </w:rPr>
         <w:t xml:space="preserve"> it was designed that way and how to adapt it for different real-world scenarios. I think that will make this course much more valuable than a step-by-step implementation guide alone.</w:t>
       </w:r>
     </w:p>
     <w:p>
       <w:pPr>
         <w:pStyle w:val="Normal"/>
-        <w:bidi w:val="0"/>
-        <w:jc w:val="start"/>
-        <w:rPr/>
-      </w:pPr>
-      <w:r>
-        <w:rPr/>
-      </w:r>
+        <w:jc w:val="start"/>
+      </w:pPr>
+      <w:r/>
     </w:p>
     <w:sectPr>
       <w:type w:val="continuous"/>
       <w:pgSz w:w="12240" w:h="15840"/>
-      <w:pgMar w:left="1134" w:right="1134" w:gutter="0" w:header="0" w:top="1134" w:footer="0" w:bottom="1134"/>
-      <w:pgNumType w:fmt="decimal"/>
-      <w:formProt w:val="false"/>
-      <w:textDirection w:val="lrTb"/>
+      <w:pgMar w:top="1134" w:right="1134" w:bottom="1134" w:left="1134" w:header="0" w:footer="0" w:gutter="0"/>
     </w:sectPr>
   </w:body>
 </w:document>
